--- a/studies/teacher_reference_bias_paper/experiments/isaid_plane/reports/cross_analysis/isaid_plane_cross_reference_analysis_colored.docx
+++ b/studies/teacher_reference_bias_paper/experiments/isaid_plane/reports/cross_analysis/isaid_plane_cross_reference_analysis_colored.docx
@@ -7,7 +7,7 @@
         <w:pStyle w:val="Title"/>
       </w:pPr>
       <w:r>
-        <w:t>Isaid Plane Cross-Reference Analysis</w:t>
+        <w:t>iSAID Plane Cross-Reference Analysis</w:t>
       </w:r>
     </w:p>
     <w:p>
@@ -54,7 +54,20 @@
           <w:rFonts w:ascii="DejaVu Sans" w:hAnsi="DejaVu Sans"/>
           <w:sz w:val="18"/>
         </w:rPr>
-        <w:t>GT-bbox öz-referans diagonali bağımsız performans değil coverage-aware identity control'dür; ana teacher-affinity kanıtı YOLO-bbox hücreleridir.</w:t>
+        <w:t>GT bbox ile bir modelin kendi ürettiği maske yine aynı maskeye karşı ölçüldüğünde IoU'nun 1,000 olması beklenir; bu bağımsız başarı sonucu değildir.</w:t>
+      </w:r>
+    </w:p>
+    <w:p>
+      <w:pPr>
+        <w:pStyle w:val="ListBullet"/>
+        <w:spacing w:after="60"/>
+      </w:pPr>
+      <w:r>
+        <w:rPr>
+          <w:rFonts w:ascii="DejaVu Sans" w:hAnsi="DejaVu Sans"/>
+          <w:sz w:val="18"/>
+        </w:rPr>
+        <w:t>YOLO bbox koşulunda her modelin kendi ürettiği etikette kazandığı ek IoU, aynı tahminlerin diğer iki SAM etiketindeki ortalaması çıkarılarak hesaplandı; Overall aralık +0.124 ile +0.141 arasındadır.</w:t>
       </w:r>
     </w:p>
     <w:p>
@@ -101,7 +114,7 @@
           <w:rFonts w:ascii="DejaVu Sans" w:hAnsi="DejaVu Sans"/>
           <w:sz w:val="18"/>
         </w:rPr>
-        <w:t>Kapsam: 512 görüntü. her dört tabakada 128 görüntü ve toplam 5.447 uçak instance.</w:t>
+        <w:t>Kapsam: 512 görüntü, dört sahne grubunun her birinde 128 görüntü ve toplam 5.447 uçak nesnesi.</w:t>
       </w:r>
     </w:p>
     <w:p>
@@ -114,7 +127,7 @@
           <w:rFonts w:ascii="DejaVu Sans" w:hAnsi="DejaVu Sans"/>
           <w:sz w:val="18"/>
         </w:rPr>
-        <w:t>Avg IoU instance başına hesaplanır ve bütün instance'lar eşit ağırlıkla ortalanır.</w:t>
+        <w:t>Avg IoU her nesne için ayrı hesaplanır ve bütün nesneler eşit ağırlıkla ortalanır.</w:t>
       </w:r>
     </w:p>
     <w:p>
@@ -127,7 +140,7 @@
           <w:rFonts w:ascii="DejaVu Sans" w:hAnsi="DejaVu Sans"/>
           <w:sz w:val="18"/>
         </w:rPr>
-        <w:t>Teacher advantage, ilgili pseudo referansta öğretmen modelin IoU değeri ile diğer iki modelin ortalaması arasındaki farktır.</w:t>
+        <w:t>Model–referans matrislerinde satır değerlendirilen modeli, sütun kullanılan referans maskeyi, hücre ise Avg IoU değerini gösterir.</w:t>
       </w:r>
     </w:p>
     <w:p>
@@ -140,7 +153,72 @@
           <w:rFonts w:ascii="DejaVu Sans" w:hAnsi="DejaVu Sans"/>
           <w:sz w:val="18"/>
         </w:rPr>
-        <w:t>Eşleşmiş fark güven aralıkları kaynak sahne kümeli bootstrap ile hesaplanır; aynı büyük sahneden gelen crop'lar bağımsız sayılmaz.</w:t>
+        <w:t>Kendi Etiketiyle IoU, örneğin SAM2 tahmininin SAM2 tarafından üretilen referans maskeye göre puanıdır.</w:t>
+      </w:r>
+    </w:p>
+    <w:p>
+      <w:pPr>
+        <w:pStyle w:val="ListBullet"/>
+        <w:spacing w:after="60"/>
+      </w:pPr>
+      <w:r>
+        <w:rPr>
+          <w:rFonts w:ascii="DejaVu Sans" w:hAnsi="DejaVu Sans"/>
+          <w:sz w:val="18"/>
+        </w:rPr>
+        <w:t>Diğer SAM Etiketleriyle Ortalama IoU, aynı tahminin diğer iki SAM modelinin ürettiği maskelere göre aldığı iki puanın ortalamasıdır.</w:t>
+      </w:r>
+    </w:p>
+    <w:p>
+      <w:pPr>
+        <w:pStyle w:val="ListBullet"/>
+        <w:spacing w:after="60"/>
+      </w:pPr>
+      <w:r>
+        <w:rPr>
+          <w:rFonts w:ascii="DejaVu Sans" w:hAnsi="DejaVu Sans"/>
+          <w:sz w:val="18"/>
+        </w:rPr>
+        <w:t>Ek IoU, bu iki değerin farkıdır. Pozitif değer, modelin kendi etiketine göre ölçüldüğünde daha yüksek puan aldığını gösterir.</w:t>
+      </w:r>
+    </w:p>
+    <w:p>
+      <w:pPr>
+        <w:pStyle w:val="ListBullet"/>
+        <w:spacing w:after="60"/>
+      </w:pPr>
+      <w:r>
+        <w:rPr>
+          <w:rFonts w:ascii="DejaVu Sans" w:hAnsi="DejaVu Sans"/>
+          <w:sz w:val="18"/>
+        </w:rPr>
+        <w:t>Güven aralıkları ve ayrıntılı istatistiksel kontroller analiz CSV'lerinde saklanır; okunabilirliği korumak için bu özet tablolara basılmaz.</w:t>
+      </w:r>
+    </w:p>
+    <w:p>
+      <w:pPr>
+        <w:pStyle w:val="ListBullet"/>
+        <w:spacing w:after="60"/>
+      </w:pPr>
+      <w:r>
+        <w:rPr>
+          <w:rFonts w:ascii="DejaVu Sans" w:hAnsi="DejaVu Sans"/>
+          <w:sz w:val="18"/>
+        </w:rPr>
+        <w:t>Bu karşılaştırmalar ilk sonuçlar görüldükten sonra geliştirilmiştir; önceden kaydedilmiş doğrulayıcı test değildir ve çoklu karşılaştırma düzeltmesi uygulanmamıştır.</w:t>
+      </w:r>
+    </w:p>
+    <w:p>
+      <w:pPr>
+        <w:pStyle w:val="ListBullet"/>
+        <w:spacing w:after="60"/>
+      </w:pPr>
+      <w:r>
+        <w:rPr>
+          <w:rFonts w:ascii="DejaVu Sans" w:hAnsi="DejaVu Sans"/>
+          <w:sz w:val="18"/>
+        </w:rPr>
+        <w:t>Aynı-model karşılaştırması aynı dondurulmuş checkpoint ile sınırlıdır; farklı eğitim seed'i/checkpoint'i veya model ailesi düzeyinde genelleme test edilmemiştir.</w:t>
       </w:r>
     </w:p>
     <w:p>
@@ -193,47 +271,23 @@
       </w:r>
     </w:p>
     <w:p>
-      <w:r>
-        <w:drawing>
-          <wp:inline xmlns:a="http://schemas.openxmlformats.org/drawingml/2006/main" xmlns:pic="http://schemas.openxmlformats.org/drawingml/2006/picture">
-            <wp:extent cx="8778240" cy="3038879"/>
-            <wp:docPr id="2" name="Picture 2"/>
-            <wp:cNvGraphicFramePr>
-              <a:graphicFrameLocks noChangeAspect="1"/>
-            </wp:cNvGraphicFramePr>
-            <a:graphic>
-              <a:graphicData uri="http://schemas.openxmlformats.org/drawingml/2006/picture">
-                <pic:pic>
-                  <pic:nvPicPr>
-                    <pic:cNvPr id="0" name="reference_effect_with_ci.png"/>
-                    <pic:cNvPicPr/>
-                  </pic:nvPicPr>
-                  <pic:blipFill>
-                    <a:blip r:embed="rId10"/>
-                    <a:stretch>
-                      <a:fillRect/>
-                    </a:stretch>
-                  </pic:blipFill>
-                  <pic:spPr>
-                    <a:xfrm>
-                      <a:off x="0" y="0"/>
-                      <a:ext cx="8778240" cy="3038879"/>
-                    </a:xfrm>
-                    <a:prstGeom prst="rect"/>
-                  </pic:spPr>
-                </pic:pic>
-              </a:graphicData>
-            </a:graphic>
-          </wp:inline>
-        </w:drawing>
-      </w:r>
-    </w:p>
-    <w:p>
       <w:pPr>
         <w:pStyle w:val="Heading2"/>
       </w:pPr>
       <w:r>
         <w:t>Overall · GT bbox Avg IoU</w:t>
+      </w:r>
+    </w:p>
+    <w:p>
+      <w:pPr>
+        <w:spacing w:after="80"/>
+      </w:pPr>
+      <w:r>
+        <w:rPr>
+          <w:rFonts w:ascii="DejaVu Sans" w:hAnsi="DejaVu Sans"/>
+          <w:sz w:val="16"/>
+        </w:rPr>
+        <w:t>Satır modeli, sütun referans maskeyi, hücre Avg IoU değerini gösterir.</w:t>
       </w:r>
     </w:p>
     <w:tbl>
@@ -629,397 +683,16 @@
         <w:t>Overall · YOLO bbox Avg IoU</w:t>
       </w:r>
     </w:p>
-    <w:tbl>
-      <w:tblPr>
-        <w:tblStyle w:val="TableGrid"/>
-        <w:tblW w:type="auto" w:w="0"/>
-        <w:jc w:val="center"/>
-        <w:tblLook w:firstColumn="1" w:firstRow="1" w:lastColumn="0" w:lastRow="0" w:noHBand="0" w:noVBand="1" w:val="04A0"/>
-      </w:tblPr>
-      <w:tblGrid>
-        <w:gridCol w:w="2892"/>
-        <w:gridCol w:w="2892"/>
-        <w:gridCol w:w="2892"/>
-        <w:gridCol w:w="2892"/>
-        <w:gridCol w:w="2892"/>
-      </w:tblGrid>
-      <w:tr>
-        <w:tc>
-          <w:tcPr>
-            <w:tcW w:type="dxa" w:w="2892"/>
-            <w:shd w:fill="1F4E79"/>
-          </w:tcPr>
-          <w:p>
-            <w:r>
-              <w:rPr>
-                <w:b/>
-                <w:color w:val="FFFFFF"/>
-                <w:sz w:val="13"/>
-              </w:rPr>
-              <w:t>Model</w:t>
-            </w:r>
-          </w:p>
-        </w:tc>
-        <w:tc>
-          <w:tcPr>
-            <w:tcW w:type="dxa" w:w="2892"/>
-            <w:shd w:fill="1F4E79"/>
-          </w:tcPr>
-          <w:p>
-            <w:r>
-              <w:rPr>
-                <w:b/>
-                <w:color w:val="FFFFFF"/>
-                <w:sz w:val="13"/>
-              </w:rPr>
-              <w:t>İnsan</w:t>
-            </w:r>
-          </w:p>
-        </w:tc>
-        <w:tc>
-          <w:tcPr>
-            <w:tcW w:type="dxa" w:w="2892"/>
-            <w:shd w:fill="1F4E79"/>
-          </w:tcPr>
-          <w:p>
-            <w:r>
-              <w:rPr>
-                <w:b/>
-                <w:color w:val="FFFFFF"/>
-                <w:sz w:val="13"/>
-              </w:rPr>
-              <w:t>SAM1 pseudo</w:t>
-            </w:r>
-          </w:p>
-        </w:tc>
-        <w:tc>
-          <w:tcPr>
-            <w:tcW w:type="dxa" w:w="2892"/>
-            <w:shd w:fill="1F4E79"/>
-          </w:tcPr>
-          <w:p>
-            <w:r>
-              <w:rPr>
-                <w:b/>
-                <w:color w:val="FFFFFF"/>
-                <w:sz w:val="13"/>
-              </w:rPr>
-              <w:t>SAM2 pseudo</w:t>
-            </w:r>
-          </w:p>
-        </w:tc>
-        <w:tc>
-          <w:tcPr>
-            <w:tcW w:type="dxa" w:w="2892"/>
-            <w:shd w:fill="1F4E79"/>
-          </w:tcPr>
-          <w:p>
-            <w:r>
-              <w:rPr>
-                <w:b/>
-                <w:color w:val="FFFFFF"/>
-                <w:sz w:val="13"/>
-              </w:rPr>
-              <w:t>SAM3 pseudo</w:t>
-            </w:r>
-          </w:p>
-        </w:tc>
-      </w:tr>
-      <w:tr>
-        <w:tc>
-          <w:tcPr>
-            <w:tcW w:type="dxa" w:w="2892"/>
-            <w:vAlign w:val="center"/>
-          </w:tcPr>
-          <w:p>
-            <w:pPr>
-              <w:jc w:val="center"/>
-            </w:pPr>
-            <w:r>
-              <w:rPr>
-                <w:rFonts w:ascii="DejaVu Sans" w:hAnsi="DejaVu Sans"/>
-                <w:sz w:val="12"/>
-              </w:rPr>
-              <w:t>SAM1</w:t>
-            </w:r>
-          </w:p>
-        </w:tc>
-        <w:tc>
-          <w:tcPr>
-            <w:tcW w:type="dxa" w:w="2892"/>
-            <w:vAlign w:val="center"/>
-            <w:shd w:fill="E1E282"/>
-          </w:tcPr>
-          <w:p>
-            <w:pPr>
-              <w:jc w:val="center"/>
-            </w:pPr>
-            <w:r>
-              <w:rPr>
-                <w:rFonts w:ascii="DejaVu Sans" w:hAnsi="DejaVu Sans"/>
-                <w:sz w:val="12"/>
-              </w:rPr>
-              <w:t>0.597</w:t>
-            </w:r>
-          </w:p>
-        </w:tc>
-        <w:tc>
-          <w:tcPr>
-            <w:tcW w:type="dxa" w:w="2892"/>
-            <w:vAlign w:val="center"/>
-            <w:shd w:fill="8BC97D"/>
-          </w:tcPr>
-          <w:p>
-            <w:pPr>
-              <w:jc w:val="center"/>
-            </w:pPr>
-            <w:r>
-              <w:rPr>
-                <w:rFonts w:ascii="DejaVu Sans" w:hAnsi="DejaVu Sans"/>
-                <w:sz w:val="12"/>
-              </w:rPr>
-              <w:t>0.873</w:t>
-            </w:r>
-          </w:p>
-        </w:tc>
-        <w:tc>
-          <w:tcPr>
-            <w:tcW w:type="dxa" w:w="2892"/>
-            <w:vAlign w:val="center"/>
-            <w:shd w:fill="B1D580"/>
-          </w:tcPr>
-          <w:p>
-            <w:pPr>
-              <w:jc w:val="center"/>
-            </w:pPr>
-            <w:r>
-              <w:rPr>
-                <w:rFonts w:ascii="DejaVu Sans" w:hAnsi="DejaVu Sans"/>
-                <w:sz w:val="12"/>
-              </w:rPr>
-              <w:t>0.749</w:t>
-            </w:r>
-          </w:p>
-        </w:tc>
-        <w:tc>
-          <w:tcPr>
-            <w:tcW w:type="dxa" w:w="2892"/>
-            <w:vAlign w:val="center"/>
-            <w:shd w:fill="B3D580"/>
-          </w:tcPr>
-          <w:p>
-            <w:pPr>
-              <w:jc w:val="center"/>
-            </w:pPr>
-            <w:r>
-              <w:rPr>
-                <w:rFonts w:ascii="DejaVu Sans" w:hAnsi="DejaVu Sans"/>
-                <w:sz w:val="12"/>
-              </w:rPr>
-              <w:t>0.742</w:t>
-            </w:r>
-          </w:p>
-        </w:tc>
-      </w:tr>
-      <w:tr>
-        <w:tc>
-          <w:tcPr>
-            <w:tcW w:type="dxa" w:w="2892"/>
-            <w:vAlign w:val="center"/>
-          </w:tcPr>
-          <w:p>
-            <w:pPr>
-              <w:jc w:val="center"/>
-            </w:pPr>
-            <w:r>
-              <w:rPr>
-                <w:rFonts w:ascii="DejaVu Sans" w:hAnsi="DejaVu Sans"/>
-                <w:sz w:val="12"/>
-              </w:rPr>
-              <w:t>SAM2</w:t>
-            </w:r>
-          </w:p>
-        </w:tc>
-        <w:tc>
-          <w:tcPr>
-            <w:tcW w:type="dxa" w:w="2892"/>
-            <w:vAlign w:val="center"/>
-            <w:shd w:fill="E8E483"/>
-          </w:tcPr>
-          <w:p>
-            <w:pPr>
-              <w:jc w:val="center"/>
-            </w:pPr>
-            <w:r>
-              <w:rPr>
-                <w:rFonts w:ascii="DejaVu Sans" w:hAnsi="DejaVu Sans"/>
-                <w:sz w:val="12"/>
-              </w:rPr>
-              <w:t>0.574</w:t>
-            </w:r>
-          </w:p>
-        </w:tc>
-        <w:tc>
-          <w:tcPr>
-            <w:tcW w:type="dxa" w:w="2892"/>
-            <w:vAlign w:val="center"/>
-            <w:shd w:fill="B1D480"/>
-          </w:tcPr>
-          <w:p>
-            <w:pPr>
-              <w:jc w:val="center"/>
-            </w:pPr>
-            <w:r>
-              <w:rPr>
-                <w:rFonts w:ascii="DejaVu Sans" w:hAnsi="DejaVu Sans"/>
-                <w:sz w:val="12"/>
-              </w:rPr>
-              <w:t>0.750</w:t>
-            </w:r>
-          </w:p>
-        </w:tc>
-        <w:tc>
-          <w:tcPr>
-            <w:tcW w:type="dxa" w:w="2892"/>
-            <w:vAlign w:val="center"/>
-            <w:shd w:fill="91CB7E"/>
-          </w:tcPr>
-          <w:p>
-            <w:pPr>
-              <w:jc w:val="center"/>
-            </w:pPr>
-            <w:r>
-              <w:rPr>
-                <w:rFonts w:ascii="DejaVu Sans" w:hAnsi="DejaVu Sans"/>
-                <w:sz w:val="12"/>
-              </w:rPr>
-              <w:t>0.853</w:t>
-            </w:r>
-          </w:p>
-        </w:tc>
-        <w:tc>
-          <w:tcPr>
-            <w:tcW w:type="dxa" w:w="2892"/>
-            <w:vAlign w:val="center"/>
-            <w:shd w:fill="BFD880"/>
-          </w:tcPr>
-          <w:p>
-            <w:pPr>
-              <w:jc w:val="center"/>
-            </w:pPr>
-            <w:r>
-              <w:rPr>
-                <w:rFonts w:ascii="DejaVu Sans" w:hAnsi="DejaVu Sans"/>
-                <w:sz w:val="12"/>
-              </w:rPr>
-              <w:t>0.706</w:t>
-            </w:r>
-          </w:p>
-        </w:tc>
-      </w:tr>
-      <w:tr>
-        <w:tc>
-          <w:tcPr>
-            <w:tcW w:type="dxa" w:w="2892"/>
-            <w:vAlign w:val="center"/>
-          </w:tcPr>
-          <w:p>
-            <w:pPr>
-              <w:jc w:val="center"/>
-            </w:pPr>
-            <w:r>
-              <w:rPr>
-                <w:rFonts w:ascii="DejaVu Sans" w:hAnsi="DejaVu Sans"/>
-                <w:sz w:val="12"/>
-              </w:rPr>
-              <w:t>SAM3</w:t>
-            </w:r>
-          </w:p>
-        </w:tc>
-        <w:tc>
-          <w:tcPr>
-            <w:tcW w:type="dxa" w:w="2892"/>
-            <w:vAlign w:val="center"/>
-            <w:shd w:fill="D4DF82"/>
-          </w:tcPr>
-          <w:p>
-            <w:pPr>
-              <w:jc w:val="center"/>
-            </w:pPr>
-            <w:r>
-              <w:rPr>
-                <w:rFonts w:ascii="DejaVu Sans" w:hAnsi="DejaVu Sans"/>
-                <w:sz w:val="12"/>
-              </w:rPr>
-              <w:t>0.638</w:t>
-            </w:r>
-          </w:p>
-        </w:tc>
-        <w:tc>
-          <w:tcPr>
-            <w:tcW w:type="dxa" w:w="2892"/>
-            <w:vAlign w:val="center"/>
-            <w:shd w:fill="B4D580"/>
-          </w:tcPr>
-          <w:p>
-            <w:pPr>
-              <w:jc w:val="center"/>
-            </w:pPr>
-            <w:r>
-              <w:rPr>
-                <w:rFonts w:ascii="DejaVu Sans" w:hAnsi="DejaVu Sans"/>
-                <w:sz w:val="12"/>
-              </w:rPr>
-              <w:t>0.741</w:t>
-            </w:r>
-          </w:p>
-        </w:tc>
-        <w:tc>
-          <w:tcPr>
-            <w:tcW w:type="dxa" w:w="2892"/>
-            <w:vAlign w:val="center"/>
-            <w:shd w:fill="C0D980"/>
-          </w:tcPr>
-          <w:p>
-            <w:pPr>
-              <w:jc w:val="center"/>
-            </w:pPr>
-            <w:r>
-              <w:rPr>
-                <w:rFonts w:ascii="DejaVu Sans" w:hAnsi="DejaVu Sans"/>
-                <w:sz w:val="12"/>
-              </w:rPr>
-              <w:t>0.702</w:t>
-            </w:r>
-          </w:p>
-        </w:tc>
-        <w:tc>
-          <w:tcPr>
-            <w:tcW w:type="dxa" w:w="2892"/>
-            <w:vAlign w:val="center"/>
-            <w:shd w:fill="8ECA7D"/>
-          </w:tcPr>
-          <w:p>
-            <w:pPr>
-              <w:jc w:val="center"/>
-            </w:pPr>
-            <w:r>
-              <w:rPr>
-                <w:rFonts w:ascii="DejaVu Sans" w:hAnsi="DejaVu Sans"/>
-                <w:sz w:val="12"/>
-              </w:rPr>
-              <w:t>0.863</w:t>
-            </w:r>
-          </w:p>
-        </w:tc>
-      </w:tr>
-    </w:tbl>
     <w:p>
       <w:pPr>
-        <w:pStyle w:val="Heading2"/>
+        <w:spacing w:after="80"/>
       </w:pPr>
       <w:r>
-        <w:t>No Overlap × Low Mask Area · GT bbox Avg IoU</w:t>
+        <w:rPr>
+          <w:rFonts w:ascii="DejaVu Sans" w:hAnsi="DejaVu Sans"/>
+          <w:sz w:val="16"/>
+        </w:rPr>
+        <w:t>Satır modeli, sütun referans maskeyi, hücre Avg IoU değerini gösterir.</w:t>
       </w:r>
     </w:p>
     <w:tbl>
@@ -1141,7 +814,7 @@
           <w:tcPr>
             <w:tcW w:type="dxa" w:w="2892"/>
             <w:vAlign w:val="center"/>
-            <w:shd w:fill="E2E382"/>
+            <w:shd w:fill="E1E282"/>
           </w:tcPr>
           <w:p>
             <w:pPr>
@@ -1152,7 +825,7 @@
                 <w:rFonts w:ascii="DejaVu Sans" w:hAnsi="DejaVu Sans"/>
                 <w:sz w:val="12"/>
               </w:rPr>
-              <w:t>0.593</w:t>
+              <w:t>0.597</w:t>
             </w:r>
           </w:p>
         </w:tc>
@@ -1160,7 +833,7 @@
           <w:tcPr>
             <w:tcW w:type="dxa" w:w="2892"/>
             <w:vAlign w:val="center"/>
-            <w:shd w:fill="63BE7B"/>
+            <w:shd w:fill="8BC97D"/>
           </w:tcPr>
           <w:p>
             <w:pPr>
@@ -1171,7 +844,7 @@
                 <w:rFonts w:ascii="DejaVu Sans" w:hAnsi="DejaVu Sans"/>
                 <w:sz w:val="12"/>
               </w:rPr>
-              <w:t>1.000</w:t>
+              <w:t>0.873</w:t>
             </w:r>
           </w:p>
         </w:tc>
@@ -1179,7 +852,7 @@
           <w:tcPr>
             <w:tcW w:type="dxa" w:w="2892"/>
             <w:vAlign w:val="center"/>
-            <w:shd w:fill="A3D07F"/>
+            <w:shd w:fill="B1D580"/>
           </w:tcPr>
           <w:p>
             <w:pPr>
@@ -1190,7 +863,7 @@
                 <w:rFonts w:ascii="DejaVu Sans" w:hAnsi="DejaVu Sans"/>
                 <w:sz w:val="12"/>
               </w:rPr>
-              <w:t>0.795</w:t>
+              <w:t>0.749</w:t>
             </w:r>
           </w:p>
         </w:tc>
@@ -1198,7 +871,7 @@
           <w:tcPr>
             <w:tcW w:type="dxa" w:w="2892"/>
             <w:vAlign w:val="center"/>
-            <w:shd w:fill="AAD27F"/>
+            <w:shd w:fill="B3D580"/>
           </w:tcPr>
           <w:p>
             <w:pPr>
@@ -1209,7 +882,7 @@
                 <w:rFonts w:ascii="DejaVu Sans" w:hAnsi="DejaVu Sans"/>
                 <w:sz w:val="12"/>
               </w:rPr>
-              <w:t>0.774</w:t>
+              <w:t>0.742</w:t>
             </w:r>
           </w:p>
         </w:tc>
@@ -1237,7 +910,7 @@
           <w:tcPr>
             <w:tcW w:type="dxa" w:w="2892"/>
             <w:vAlign w:val="center"/>
-            <w:shd w:fill="EBE583"/>
+            <w:shd w:fill="E8E483"/>
           </w:tcPr>
           <w:p>
             <w:pPr>
@@ -1248,7 +921,7 @@
                 <w:rFonts w:ascii="DejaVu Sans" w:hAnsi="DejaVu Sans"/>
                 <w:sz w:val="12"/>
               </w:rPr>
-              <w:t>0.565</w:t>
+              <w:t>0.574</w:t>
             </w:r>
           </w:p>
         </w:tc>
@@ -1256,7 +929,7 @@
           <w:tcPr>
             <w:tcW w:type="dxa" w:w="2892"/>
             <w:vAlign w:val="center"/>
-            <w:shd w:fill="A3D07F"/>
+            <w:shd w:fill="B1D480"/>
           </w:tcPr>
           <w:p>
             <w:pPr>
@@ -1267,7 +940,7 @@
                 <w:rFonts w:ascii="DejaVu Sans" w:hAnsi="DejaVu Sans"/>
                 <w:sz w:val="12"/>
               </w:rPr>
-              <w:t>0.795</w:t>
+              <w:t>0.750</w:t>
             </w:r>
           </w:p>
         </w:tc>
@@ -1275,7 +948,7 @@
           <w:tcPr>
             <w:tcW w:type="dxa" w:w="2892"/>
             <w:vAlign w:val="center"/>
-            <w:shd w:fill="63BE7B"/>
+            <w:shd w:fill="91CB7E"/>
           </w:tcPr>
           <w:p>
             <w:pPr>
@@ -1286,7 +959,7 @@
                 <w:rFonts w:ascii="DejaVu Sans" w:hAnsi="DejaVu Sans"/>
                 <w:sz w:val="12"/>
               </w:rPr>
-              <w:t>1.000</w:t>
+              <w:t>0.853</w:t>
             </w:r>
           </w:p>
         </w:tc>
@@ -1294,7 +967,7 @@
           <w:tcPr>
             <w:tcW w:type="dxa" w:w="2892"/>
             <w:vAlign w:val="center"/>
-            <w:shd w:fill="B2D580"/>
+            <w:shd w:fill="BFD880"/>
           </w:tcPr>
           <w:p>
             <w:pPr>
@@ -1305,7 +978,7 @@
                 <w:rFonts w:ascii="DejaVu Sans" w:hAnsi="DejaVu Sans"/>
                 <w:sz w:val="12"/>
               </w:rPr>
-              <w:t>0.746</w:t>
+              <w:t>0.706</w:t>
             </w:r>
           </w:p>
         </w:tc>
@@ -1333,7 +1006,7 @@
           <w:tcPr>
             <w:tcW w:type="dxa" w:w="2892"/>
             <w:vAlign w:val="center"/>
-            <w:shd w:fill="CEDD81"/>
+            <w:shd w:fill="D4DF82"/>
           </w:tcPr>
           <w:p>
             <w:pPr>
@@ -1344,7 +1017,7 @@
                 <w:rFonts w:ascii="DejaVu Sans" w:hAnsi="DejaVu Sans"/>
                 <w:sz w:val="12"/>
               </w:rPr>
-              <w:t>0.656</w:t>
+              <w:t>0.638</w:t>
             </w:r>
           </w:p>
         </w:tc>
@@ -1352,7 +1025,7 @@
           <w:tcPr>
             <w:tcW w:type="dxa" w:w="2892"/>
             <w:vAlign w:val="center"/>
-            <w:shd w:fill="AAD27F"/>
+            <w:shd w:fill="B4D580"/>
           </w:tcPr>
           <w:p>
             <w:pPr>
@@ -1363,7 +1036,7 @@
                 <w:rFonts w:ascii="DejaVu Sans" w:hAnsi="DejaVu Sans"/>
                 <w:sz w:val="12"/>
               </w:rPr>
-              <w:t>0.774</w:t>
+              <w:t>0.741</w:t>
             </w:r>
           </w:p>
         </w:tc>
@@ -1371,7 +1044,7 @@
           <w:tcPr>
             <w:tcW w:type="dxa" w:w="2892"/>
             <w:vAlign w:val="center"/>
-            <w:shd w:fill="B2D580"/>
+            <w:shd w:fill="C0D980"/>
           </w:tcPr>
           <w:p>
             <w:pPr>
@@ -1382,7 +1055,7 @@
                 <w:rFonts w:ascii="DejaVu Sans" w:hAnsi="DejaVu Sans"/>
                 <w:sz w:val="12"/>
               </w:rPr>
-              <w:t>0.746</w:t>
+              <w:t>0.702</w:t>
             </w:r>
           </w:p>
         </w:tc>
@@ -1390,7 +1063,7 @@
           <w:tcPr>
             <w:tcW w:type="dxa" w:w="2892"/>
             <w:vAlign w:val="center"/>
-            <w:shd w:fill="63BE7B"/>
+            <w:shd w:fill="8ECA7D"/>
           </w:tcPr>
           <w:p>
             <w:pPr>
@@ -1401,7 +1074,7 @@
                 <w:rFonts w:ascii="DejaVu Sans" w:hAnsi="DejaVu Sans"/>
                 <w:sz w:val="12"/>
               </w:rPr>
-              <w:t>1.000</w:t>
+              <w:t>0.863</w:t>
             </w:r>
           </w:p>
         </w:tc>
@@ -1412,7 +1085,19 @@
         <w:pStyle w:val="Heading2"/>
       </w:pPr>
       <w:r>
-        <w:t>No Overlap × Low Mask Area · YOLO bbox Avg IoU</w:t>
+        <w:t>No Overlap × Low Mask Area · GT bbox Avg IoU</w:t>
+      </w:r>
+    </w:p>
+    <w:p>
+      <w:pPr>
+        <w:spacing w:after="80"/>
+      </w:pPr>
+      <w:r>
+        <w:rPr>
+          <w:rFonts w:ascii="DejaVu Sans" w:hAnsi="DejaVu Sans"/>
+          <w:sz w:val="16"/>
+        </w:rPr>
+        <w:t>Satır modeli, sütun referans maskeyi, hücre Avg IoU değerini gösterir.</w:t>
       </w:r>
     </w:p>
     <w:tbl>
@@ -1534,7 +1219,7 @@
           <w:tcPr>
             <w:tcW w:type="dxa" w:w="2892"/>
             <w:vAlign w:val="center"/>
-            <w:shd w:fill="F2E783"/>
+            <w:shd w:fill="E2E382"/>
           </w:tcPr>
           <w:p>
             <w:pPr>
@@ -1545,7 +1230,7 @@
                 <w:rFonts w:ascii="DejaVu Sans" w:hAnsi="DejaVu Sans"/>
                 <w:sz w:val="12"/>
               </w:rPr>
-              <w:t>0.543</w:t>
+              <w:t>0.593</w:t>
             </w:r>
           </w:p>
         </w:tc>
@@ -1553,7 +1238,7 @@
           <w:tcPr>
             <w:tcW w:type="dxa" w:w="2892"/>
             <w:vAlign w:val="center"/>
-            <w:shd w:fill="91CB7E"/>
+            <w:shd w:fill="63BE7B"/>
           </w:tcPr>
           <w:p>
             <w:pPr>
@@ -1564,7 +1249,7 @@
                 <w:rFonts w:ascii="DejaVu Sans" w:hAnsi="DejaVu Sans"/>
                 <w:sz w:val="12"/>
               </w:rPr>
-              <w:t>0.852</w:t>
+              <w:t>1.000</w:t>
             </w:r>
           </w:p>
         </w:tc>
@@ -1572,7 +1257,7 @@
           <w:tcPr>
             <w:tcW w:type="dxa" w:w="2892"/>
             <w:vAlign w:val="center"/>
-            <w:shd w:fill="BBD780"/>
+            <w:shd w:fill="A3D07F"/>
           </w:tcPr>
           <w:p>
             <w:pPr>
@@ -1583,7 +1268,7 @@
                 <w:rFonts w:ascii="DejaVu Sans" w:hAnsi="DejaVu Sans"/>
                 <w:sz w:val="12"/>
               </w:rPr>
-              <w:t>0.719</w:t>
+              <w:t>0.795</w:t>
             </w:r>
           </w:p>
         </w:tc>
@@ -1591,7 +1276,7 @@
           <w:tcPr>
             <w:tcW w:type="dxa" w:w="2892"/>
             <w:vAlign w:val="center"/>
-            <w:shd w:fill="C2D980"/>
+            <w:shd w:fill="AAD27F"/>
           </w:tcPr>
           <w:p>
             <w:pPr>
@@ -1602,7 +1287,7 @@
                 <w:rFonts w:ascii="DejaVu Sans" w:hAnsi="DejaVu Sans"/>
                 <w:sz w:val="12"/>
               </w:rPr>
-              <w:t>0.696</w:t>
+              <w:t>0.774</w:t>
             </w:r>
           </w:p>
         </w:tc>
@@ -1630,7 +1315,7 @@
           <w:tcPr>
             <w:tcW w:type="dxa" w:w="2892"/>
             <w:vAlign w:val="center"/>
-            <w:shd w:fill="F9E984"/>
+            <w:shd w:fill="EBE583"/>
           </w:tcPr>
           <w:p>
             <w:pPr>
@@ -1641,7 +1326,7 @@
                 <w:rFonts w:ascii="DejaVu Sans" w:hAnsi="DejaVu Sans"/>
                 <w:sz w:val="12"/>
               </w:rPr>
-              <w:t>0.519</w:t>
+              <w:t>0.565</w:t>
             </w:r>
           </w:p>
         </w:tc>
@@ -1649,7 +1334,7 @@
           <w:tcPr>
             <w:tcW w:type="dxa" w:w="2892"/>
             <w:vAlign w:val="center"/>
-            <w:shd w:fill="BAD780"/>
+            <w:shd w:fill="A3D07F"/>
           </w:tcPr>
           <w:p>
             <w:pPr>
@@ -1660,7 +1345,7 @@
                 <w:rFonts w:ascii="DejaVu Sans" w:hAnsi="DejaVu Sans"/>
                 <w:sz w:val="12"/>
               </w:rPr>
-              <w:t>0.720</w:t>
+              <w:t>0.795</w:t>
             </w:r>
           </w:p>
         </w:tc>
@@ -1668,7 +1353,7 @@
           <w:tcPr>
             <w:tcW w:type="dxa" w:w="2892"/>
             <w:vAlign w:val="center"/>
-            <w:shd w:fill="99CD7E"/>
+            <w:shd w:fill="63BE7B"/>
           </w:tcPr>
           <w:p>
             <w:pPr>
@@ -1679,7 +1364,7 @@
                 <w:rFonts w:ascii="DejaVu Sans" w:hAnsi="DejaVu Sans"/>
                 <w:sz w:val="12"/>
               </w:rPr>
-              <w:t>0.828</w:t>
+              <w:t>1.000</w:t>
             </w:r>
           </w:p>
         </w:tc>
@@ -1687,7 +1372,7 @@
           <w:tcPr>
             <w:tcW w:type="dxa" w:w="2892"/>
             <w:vAlign w:val="center"/>
-            <w:shd w:fill="CBDC81"/>
+            <w:shd w:fill="B2D580"/>
           </w:tcPr>
           <w:p>
             <w:pPr>
@@ -1698,7 +1383,7 @@
                 <w:rFonts w:ascii="DejaVu Sans" w:hAnsi="DejaVu Sans"/>
                 <w:sz w:val="12"/>
               </w:rPr>
-              <w:t>0.666</w:t>
+              <w:t>0.746</w:t>
             </w:r>
           </w:p>
         </w:tc>
@@ -1726,7 +1411,7 @@
           <w:tcPr>
             <w:tcW w:type="dxa" w:w="2892"/>
             <w:vAlign w:val="center"/>
-            <w:shd w:fill="DFE282"/>
+            <w:shd w:fill="CEDD81"/>
           </w:tcPr>
           <w:p>
             <w:pPr>
@@ -1737,7 +1422,7 @@
                 <w:rFonts w:ascii="DejaVu Sans" w:hAnsi="DejaVu Sans"/>
                 <w:sz w:val="12"/>
               </w:rPr>
-              <w:t>0.602</w:t>
+              <w:t>0.656</w:t>
             </w:r>
           </w:p>
         </w:tc>
@@ -1745,7 +1430,7 @@
           <w:tcPr>
             <w:tcW w:type="dxa" w:w="2892"/>
             <w:vAlign w:val="center"/>
-            <w:shd w:fill="C1D980"/>
+            <w:shd w:fill="AAD27F"/>
           </w:tcPr>
           <w:p>
             <w:pPr>
@@ -1756,7 +1441,7 @@
                 <w:rFonts w:ascii="DejaVu Sans" w:hAnsi="DejaVu Sans"/>
                 <w:sz w:val="12"/>
               </w:rPr>
-              <w:t>0.698</w:t>
+              <w:t>0.774</w:t>
             </w:r>
           </w:p>
         </w:tc>
@@ -1764,7 +1449,7 @@
           <w:tcPr>
             <w:tcW w:type="dxa" w:w="2892"/>
             <w:vAlign w:val="center"/>
-            <w:shd w:fill="CBDC81"/>
+            <w:shd w:fill="B2D580"/>
           </w:tcPr>
           <w:p>
             <w:pPr>
@@ -1775,7 +1460,7 @@
                 <w:rFonts w:ascii="DejaVu Sans" w:hAnsi="DejaVu Sans"/>
                 <w:sz w:val="12"/>
               </w:rPr>
-              <w:t>0.666</w:t>
+              <w:t>0.746</w:t>
             </w:r>
           </w:p>
         </w:tc>
@@ -1783,7 +1468,7 @@
           <w:tcPr>
             <w:tcW w:type="dxa" w:w="2892"/>
             <w:vAlign w:val="center"/>
-            <w:shd w:fill="93CC7E"/>
+            <w:shd w:fill="63BE7B"/>
           </w:tcPr>
           <w:p>
             <w:pPr>
@@ -1794,7 +1479,7 @@
                 <w:rFonts w:ascii="DejaVu Sans" w:hAnsi="DejaVu Sans"/>
                 <w:sz w:val="12"/>
               </w:rPr>
-              <w:t>0.845</w:t>
+              <w:t>1.000</w:t>
             </w:r>
           </w:p>
         </w:tc>
@@ -1805,7 +1490,19 @@
         <w:pStyle w:val="Heading2"/>
       </w:pPr>
       <w:r>
-        <w:t>No Overlap × High Mask Area · GT bbox Avg IoU</w:t>
+        <w:t>No Overlap × Low Mask Area · YOLO bbox Avg IoU</w:t>
+      </w:r>
+    </w:p>
+    <w:p>
+      <w:pPr>
+        <w:spacing w:after="80"/>
+      </w:pPr>
+      <w:r>
+        <w:rPr>
+          <w:rFonts w:ascii="DejaVu Sans" w:hAnsi="DejaVu Sans"/>
+          <w:sz w:val="16"/>
+        </w:rPr>
+        <w:t>Satır modeli, sütun referans maskeyi, hücre Avg IoU değerini gösterir.</w:t>
       </w:r>
     </w:p>
     <w:tbl>
@@ -1927,7 +1624,7 @@
           <w:tcPr>
             <w:tcW w:type="dxa" w:w="2892"/>
             <w:vAlign w:val="center"/>
-            <w:shd w:fill="D1DE81"/>
+            <w:shd w:fill="F2E783"/>
           </w:tcPr>
           <w:p>
             <w:pPr>
@@ -1938,7 +1635,7 @@
                 <w:rFonts w:ascii="DejaVu Sans" w:hAnsi="DejaVu Sans"/>
                 <w:sz w:val="12"/>
               </w:rPr>
-              <w:t>0.649</w:t>
+              <w:t>0.543</w:t>
             </w:r>
           </w:p>
         </w:tc>
@@ -1946,7 +1643,7 @@
           <w:tcPr>
             <w:tcW w:type="dxa" w:w="2892"/>
             <w:vAlign w:val="center"/>
-            <w:shd w:fill="63BE7B"/>
+            <w:shd w:fill="91CB7E"/>
           </w:tcPr>
           <w:p>
             <w:pPr>
@@ -1957,7 +1654,7 @@
                 <w:rFonts w:ascii="DejaVu Sans" w:hAnsi="DejaVu Sans"/>
                 <w:sz w:val="12"/>
               </w:rPr>
-              <w:t>1.000</w:t>
+              <w:t>0.852</w:t>
             </w:r>
           </w:p>
         </w:tc>
@@ -1965,7 +1662,7 @@
           <w:tcPr>
             <w:tcW w:type="dxa" w:w="2892"/>
             <w:vAlign w:val="center"/>
-            <w:shd w:fill="9BCE7E"/>
+            <w:shd w:fill="BBD780"/>
           </w:tcPr>
           <w:p>
             <w:pPr>
@@ -1976,7 +1673,7 @@
                 <w:rFonts w:ascii="DejaVu Sans" w:hAnsi="DejaVu Sans"/>
                 <w:sz w:val="12"/>
               </w:rPr>
-              <w:t>0.820</w:t>
+              <w:t>0.719</w:t>
             </w:r>
           </w:p>
         </w:tc>
@@ -1984,7 +1681,7 @@
           <w:tcPr>
             <w:tcW w:type="dxa" w:w="2892"/>
             <w:vAlign w:val="center"/>
-            <w:shd w:fill="A8D27F"/>
+            <w:shd w:fill="C2D980"/>
           </w:tcPr>
           <w:p>
             <w:pPr>
@@ -1995,7 +1692,7 @@
                 <w:rFonts w:ascii="DejaVu Sans" w:hAnsi="DejaVu Sans"/>
                 <w:sz w:val="12"/>
               </w:rPr>
-              <w:t>0.778</w:t>
+              <w:t>0.696</w:t>
             </w:r>
           </w:p>
         </w:tc>
@@ -2023,7 +1720,7 @@
           <w:tcPr>
             <w:tcW w:type="dxa" w:w="2892"/>
             <w:vAlign w:val="center"/>
-            <w:shd w:fill="CADC81"/>
+            <w:shd w:fill="F9E984"/>
           </w:tcPr>
           <w:p>
             <w:pPr>
@@ -2034,7 +1731,7 @@
                 <w:rFonts w:ascii="DejaVu Sans" w:hAnsi="DejaVu Sans"/>
                 <w:sz w:val="12"/>
               </w:rPr>
-              <w:t>0.670</w:t>
+              <w:t>0.519</w:t>
             </w:r>
           </w:p>
         </w:tc>
@@ -2042,7 +1739,7 @@
           <w:tcPr>
             <w:tcW w:type="dxa" w:w="2892"/>
             <w:vAlign w:val="center"/>
-            <w:shd w:fill="9BCE7E"/>
+            <w:shd w:fill="BAD780"/>
           </w:tcPr>
           <w:p>
             <w:pPr>
@@ -2053,7 +1750,7 @@
                 <w:rFonts w:ascii="DejaVu Sans" w:hAnsi="DejaVu Sans"/>
                 <w:sz w:val="12"/>
               </w:rPr>
-              <w:t>0.820</w:t>
+              <w:t>0.720</w:t>
             </w:r>
           </w:p>
         </w:tc>
@@ -2061,7 +1758,7 @@
           <w:tcPr>
             <w:tcW w:type="dxa" w:w="2892"/>
             <w:vAlign w:val="center"/>
-            <w:shd w:fill="63BE7B"/>
+            <w:shd w:fill="99CD7E"/>
           </w:tcPr>
           <w:p>
             <w:pPr>
@@ -2072,7 +1769,7 @@
                 <w:rFonts w:ascii="DejaVu Sans" w:hAnsi="DejaVu Sans"/>
                 <w:sz w:val="12"/>
               </w:rPr>
-              <w:t>1.000</w:t>
+              <w:t>0.828</w:t>
             </w:r>
           </w:p>
         </w:tc>
@@ -2080,7 +1777,7 @@
           <w:tcPr>
             <w:tcW w:type="dxa" w:w="2892"/>
             <w:vAlign w:val="center"/>
-            <w:shd w:fill="A5D17F"/>
+            <w:shd w:fill="CBDC81"/>
           </w:tcPr>
           <w:p>
             <w:pPr>
@@ -2091,7 +1788,7 @@
                 <w:rFonts w:ascii="DejaVu Sans" w:hAnsi="DejaVu Sans"/>
                 <w:sz w:val="12"/>
               </w:rPr>
-              <w:t>0.790</w:t>
+              <w:t>0.666</w:t>
             </w:r>
           </w:p>
         </w:tc>
@@ -2119,7 +1816,7 @@
           <w:tcPr>
             <w:tcW w:type="dxa" w:w="2892"/>
             <w:vAlign w:val="center"/>
-            <w:shd w:fill="B6D680"/>
+            <w:shd w:fill="DFE282"/>
           </w:tcPr>
           <w:p>
             <w:pPr>
@@ -2130,7 +1827,7 @@
                 <w:rFonts w:ascii="DejaVu Sans" w:hAnsi="DejaVu Sans"/>
                 <w:sz w:val="12"/>
               </w:rPr>
-              <w:t>0.735</w:t>
+              <w:t>0.602</w:t>
             </w:r>
           </w:p>
         </w:tc>
@@ -2138,7 +1835,7 @@
           <w:tcPr>
             <w:tcW w:type="dxa" w:w="2892"/>
             <w:vAlign w:val="center"/>
-            <w:shd w:fill="A8D27F"/>
+            <w:shd w:fill="C1D980"/>
           </w:tcPr>
           <w:p>
             <w:pPr>
@@ -2149,7 +1846,7 @@
                 <w:rFonts w:ascii="DejaVu Sans" w:hAnsi="DejaVu Sans"/>
                 <w:sz w:val="12"/>
               </w:rPr>
-              <w:t>0.778</w:t>
+              <w:t>0.698</w:t>
             </w:r>
           </w:p>
         </w:tc>
@@ -2157,7 +1854,7 @@
           <w:tcPr>
             <w:tcW w:type="dxa" w:w="2892"/>
             <w:vAlign w:val="center"/>
-            <w:shd w:fill="A5D17F"/>
+            <w:shd w:fill="CBDC81"/>
           </w:tcPr>
           <w:p>
             <w:pPr>
@@ -2168,7 +1865,7 @@
                 <w:rFonts w:ascii="DejaVu Sans" w:hAnsi="DejaVu Sans"/>
                 <w:sz w:val="12"/>
               </w:rPr>
-              <w:t>0.790</w:t>
+              <w:t>0.666</w:t>
             </w:r>
           </w:p>
         </w:tc>
@@ -2176,7 +1873,7 @@
           <w:tcPr>
             <w:tcW w:type="dxa" w:w="2892"/>
             <w:vAlign w:val="center"/>
-            <w:shd w:fill="63BE7B"/>
+            <w:shd w:fill="93CC7E"/>
           </w:tcPr>
           <w:p>
             <w:pPr>
@@ -2187,7 +1884,7 @@
                 <w:rFonts w:ascii="DejaVu Sans" w:hAnsi="DejaVu Sans"/>
                 <w:sz w:val="12"/>
               </w:rPr>
-              <w:t>1.000</w:t>
+              <w:t>0.845</w:t>
             </w:r>
           </w:p>
         </w:tc>
@@ -2198,7 +1895,19 @@
         <w:pStyle w:val="Heading2"/>
       </w:pPr>
       <w:r>
-        <w:t>No Overlap × High Mask Area · YOLO bbox Avg IoU</w:t>
+        <w:t>No Overlap × High Mask Area · GT bbox Avg IoU</w:t>
+      </w:r>
+    </w:p>
+    <w:p>
+      <w:pPr>
+        <w:spacing w:after="80"/>
+      </w:pPr>
+      <w:r>
+        <w:rPr>
+          <w:rFonts w:ascii="DejaVu Sans" w:hAnsi="DejaVu Sans"/>
+          <w:sz w:val="16"/>
+        </w:rPr>
+        <w:t>Satır modeli, sütun referans maskeyi, hücre Avg IoU değerini gösterir.</w:t>
       </w:r>
     </w:p>
     <w:tbl>
@@ -2320,7 +2029,7 @@
           <w:tcPr>
             <w:tcW w:type="dxa" w:w="2892"/>
             <w:vAlign w:val="center"/>
-            <w:shd w:fill="DCE182"/>
+            <w:shd w:fill="D1DE81"/>
           </w:tcPr>
           <w:p>
             <w:pPr>
@@ -2331,7 +2040,7 @@
                 <w:rFonts w:ascii="DejaVu Sans" w:hAnsi="DejaVu Sans"/>
                 <w:sz w:val="12"/>
               </w:rPr>
-              <w:t>0.611</w:t>
+              <w:t>0.649</w:t>
             </w:r>
           </w:p>
         </w:tc>
@@ -2339,7 +2048,7 @@
           <w:tcPr>
             <w:tcW w:type="dxa" w:w="2892"/>
             <w:vAlign w:val="center"/>
-            <w:shd w:fill="88C97D"/>
+            <w:shd w:fill="63BE7B"/>
           </w:tcPr>
           <w:p>
             <w:pPr>
@@ -2350,7 +2059,7 @@
                 <w:rFonts w:ascii="DejaVu Sans" w:hAnsi="DejaVu Sans"/>
                 <w:sz w:val="12"/>
               </w:rPr>
-              <w:t>0.881</w:t>
+              <w:t>1.000</w:t>
             </w:r>
           </w:p>
         </w:tc>
@@ -2358,7 +2067,7 @@
           <w:tcPr>
             <w:tcW w:type="dxa" w:w="2892"/>
             <w:vAlign w:val="center"/>
-            <w:shd w:fill="ACD37F"/>
+            <w:shd w:fill="9BCE7E"/>
           </w:tcPr>
           <w:p>
             <w:pPr>
@@ -2369,7 +2078,7 @@
                 <w:rFonts w:ascii="DejaVu Sans" w:hAnsi="DejaVu Sans"/>
                 <w:sz w:val="12"/>
               </w:rPr>
-              <w:t>0.765</w:t>
+              <w:t>0.820</w:t>
             </w:r>
           </w:p>
         </w:tc>
@@ -2377,7 +2086,7 @@
           <w:tcPr>
             <w:tcW w:type="dxa" w:w="2892"/>
             <w:vAlign w:val="center"/>
-            <w:shd w:fill="BAD780"/>
+            <w:shd w:fill="A8D27F"/>
           </w:tcPr>
           <w:p>
             <w:pPr>
@@ -2388,7 +2097,7 @@
                 <w:rFonts w:ascii="DejaVu Sans" w:hAnsi="DejaVu Sans"/>
                 <w:sz w:val="12"/>
               </w:rPr>
-              <w:t>0.721</w:t>
+              <w:t>0.778</w:t>
             </w:r>
           </w:p>
         </w:tc>
@@ -2416,7 +2125,7 @@
           <w:tcPr>
             <w:tcW w:type="dxa" w:w="2892"/>
             <w:vAlign w:val="center"/>
-            <w:shd w:fill="D8E082"/>
+            <w:shd w:fill="CADC81"/>
           </w:tcPr>
           <w:p>
             <w:pPr>
@@ -2427,7 +2136,7 @@
                 <w:rFonts w:ascii="DejaVu Sans" w:hAnsi="DejaVu Sans"/>
                 <w:sz w:val="12"/>
               </w:rPr>
-              <w:t>0.625</w:t>
+              <w:t>0.670</w:t>
             </w:r>
           </w:p>
         </w:tc>
@@ -2435,7 +2144,7 @@
           <w:tcPr>
             <w:tcW w:type="dxa" w:w="2892"/>
             <w:vAlign w:val="center"/>
-            <w:shd w:fill="AFD47F"/>
+            <w:shd w:fill="9BCE7E"/>
           </w:tcPr>
           <w:p>
             <w:pPr>
@@ -2446,7 +2155,7 @@
                 <w:rFonts w:ascii="DejaVu Sans" w:hAnsi="DejaVu Sans"/>
                 <w:sz w:val="12"/>
               </w:rPr>
-              <w:t>0.758</w:t>
+              <w:t>0.820</w:t>
             </w:r>
           </w:p>
         </w:tc>
@@ -2454,7 +2163,7 @@
           <w:tcPr>
             <w:tcW w:type="dxa" w:w="2892"/>
             <w:vAlign w:val="center"/>
-            <w:shd w:fill="8BCA7D"/>
+            <w:shd w:fill="63BE7B"/>
           </w:tcPr>
           <w:p>
             <w:pPr>
@@ -2465,7 +2174,7 @@
                 <w:rFonts w:ascii="DejaVu Sans" w:hAnsi="DejaVu Sans"/>
                 <w:sz w:val="12"/>
               </w:rPr>
-              <w:t>0.872</w:t>
+              <w:t>1.000</w:t>
             </w:r>
           </w:p>
         </w:tc>
@@ -2473,7 +2182,7 @@
           <w:tcPr>
             <w:tcW w:type="dxa" w:w="2892"/>
             <w:vAlign w:val="center"/>
-            <w:shd w:fill="B8D780"/>
+            <w:shd w:fill="A5D17F"/>
           </w:tcPr>
           <w:p>
             <w:pPr>
@@ -2484,7 +2193,7 @@
                 <w:rFonts w:ascii="DejaVu Sans" w:hAnsi="DejaVu Sans"/>
                 <w:sz w:val="12"/>
               </w:rPr>
-              <w:t>0.726</w:t>
+              <w:t>0.790</w:t>
             </w:r>
           </w:p>
         </w:tc>
@@ -2512,7 +2221,7 @@
           <w:tcPr>
             <w:tcW w:type="dxa" w:w="2892"/>
             <w:vAlign w:val="center"/>
-            <w:shd w:fill="C4DA81"/>
+            <w:shd w:fill="B6D680"/>
           </w:tcPr>
           <w:p>
             <w:pPr>
@@ -2523,7 +2232,7 @@
                 <w:rFonts w:ascii="DejaVu Sans" w:hAnsi="DejaVu Sans"/>
                 <w:sz w:val="12"/>
               </w:rPr>
-              <w:t>0.688</w:t>
+              <w:t>0.735</w:t>
             </w:r>
           </w:p>
         </w:tc>
@@ -2531,7 +2240,7 @@
           <w:tcPr>
             <w:tcW w:type="dxa" w:w="2892"/>
             <w:vAlign w:val="center"/>
-            <w:shd w:fill="BCD880"/>
+            <w:shd w:fill="A8D27F"/>
           </w:tcPr>
           <w:p>
             <w:pPr>
@@ -2542,7 +2251,7 @@
                 <w:rFonts w:ascii="DejaVu Sans" w:hAnsi="DejaVu Sans"/>
                 <w:sz w:val="12"/>
               </w:rPr>
-              <w:t>0.716</w:t>
+              <w:t>0.778</w:t>
             </w:r>
           </w:p>
         </w:tc>
@@ -2550,7 +2259,7 @@
           <w:tcPr>
             <w:tcW w:type="dxa" w:w="2892"/>
             <w:vAlign w:val="center"/>
-            <w:shd w:fill="B9D780"/>
+            <w:shd w:fill="A5D17F"/>
           </w:tcPr>
           <w:p>
             <w:pPr>
@@ -2561,7 +2270,7 @@
                 <w:rFonts w:ascii="DejaVu Sans" w:hAnsi="DejaVu Sans"/>
                 <w:sz w:val="12"/>
               </w:rPr>
-              <w:t>0.723</w:t>
+              <w:t>0.790</w:t>
             </w:r>
           </w:p>
         </w:tc>
@@ -2569,7 +2278,7 @@
           <w:tcPr>
             <w:tcW w:type="dxa" w:w="2892"/>
             <w:vAlign w:val="center"/>
-            <w:shd w:fill="8BC97D"/>
+            <w:shd w:fill="63BE7B"/>
           </w:tcPr>
           <w:p>
             <w:pPr>
@@ -2580,7 +2289,7 @@
                 <w:rFonts w:ascii="DejaVu Sans" w:hAnsi="DejaVu Sans"/>
                 <w:sz w:val="12"/>
               </w:rPr>
-              <w:t>0.873</w:t>
+              <w:t>1.000</w:t>
             </w:r>
           </w:p>
         </w:tc>
@@ -2591,7 +2300,19 @@
         <w:pStyle w:val="Heading2"/>
       </w:pPr>
       <w:r>
-        <w:t>Overlap × Low Mask Area · GT bbox Avg IoU</w:t>
+        <w:t>No Overlap × High Mask Area · YOLO bbox Avg IoU</w:t>
+      </w:r>
+    </w:p>
+    <w:p>
+      <w:pPr>
+        <w:spacing w:after="80"/>
+      </w:pPr>
+      <w:r>
+        <w:rPr>
+          <w:rFonts w:ascii="DejaVu Sans" w:hAnsi="DejaVu Sans"/>
+          <w:sz w:val="16"/>
+        </w:rPr>
+        <w:t>Satır modeli, sütun referans maskeyi, hücre Avg IoU değerini gösterir.</w:t>
       </w:r>
     </w:p>
     <w:tbl>
@@ -2713,7 +2434,7 @@
           <w:tcPr>
             <w:tcW w:type="dxa" w:w="2892"/>
             <w:vAlign w:val="center"/>
-            <w:shd w:fill="D6DF82"/>
+            <w:shd w:fill="DCE182"/>
           </w:tcPr>
           <w:p>
             <w:pPr>
@@ -2724,7 +2445,7 @@
                 <w:rFonts w:ascii="DejaVu Sans" w:hAnsi="DejaVu Sans"/>
                 <w:sz w:val="12"/>
               </w:rPr>
-              <w:t>0.633</w:t>
+              <w:t>0.611</w:t>
             </w:r>
           </w:p>
         </w:tc>
@@ -2732,7 +2453,7 @@
           <w:tcPr>
             <w:tcW w:type="dxa" w:w="2892"/>
             <w:vAlign w:val="center"/>
-            <w:shd w:fill="63BE7B"/>
+            <w:shd w:fill="88C97D"/>
           </w:tcPr>
           <w:p>
             <w:pPr>
@@ -2743,7 +2464,7 @@
                 <w:rFonts w:ascii="DejaVu Sans" w:hAnsi="DejaVu Sans"/>
                 <w:sz w:val="12"/>
               </w:rPr>
-              <w:t>1.000</w:t>
+              <w:t>0.881</w:t>
             </w:r>
           </w:p>
         </w:tc>
@@ -2751,7 +2472,7 @@
           <w:tcPr>
             <w:tcW w:type="dxa" w:w="2892"/>
             <w:vAlign w:val="center"/>
-            <w:shd w:fill="9FCF7E"/>
+            <w:shd w:fill="ACD37F"/>
           </w:tcPr>
           <w:p>
             <w:pPr>
@@ -2762,7 +2483,7 @@
                 <w:rFonts w:ascii="DejaVu Sans" w:hAnsi="DejaVu Sans"/>
                 <w:sz w:val="12"/>
               </w:rPr>
-              <w:t>0.808</w:t>
+              <w:t>0.765</w:t>
             </w:r>
           </w:p>
         </w:tc>
@@ -2770,7 +2491,7 @@
           <w:tcPr>
             <w:tcW w:type="dxa" w:w="2892"/>
             <w:vAlign w:val="center"/>
-            <w:shd w:fill="A1D07F"/>
+            <w:shd w:fill="BAD780"/>
           </w:tcPr>
           <w:p>
             <w:pPr>
@@ -2781,7 +2502,7 @@
                 <w:rFonts w:ascii="DejaVu Sans" w:hAnsi="DejaVu Sans"/>
                 <w:sz w:val="12"/>
               </w:rPr>
-              <w:t>0.800</w:t>
+              <w:t>0.721</w:t>
             </w:r>
           </w:p>
         </w:tc>
@@ -2809,7 +2530,7 @@
           <w:tcPr>
             <w:tcW w:type="dxa" w:w="2892"/>
             <w:vAlign w:val="center"/>
-            <w:shd w:fill="E4E382"/>
+            <w:shd w:fill="D8E082"/>
           </w:tcPr>
           <w:p>
             <w:pPr>
@@ -2820,7 +2541,7 @@
                 <w:rFonts w:ascii="DejaVu Sans" w:hAnsi="DejaVu Sans"/>
                 <w:sz w:val="12"/>
               </w:rPr>
-              <w:t>0.586</w:t>
+              <w:t>0.625</w:t>
             </w:r>
           </w:p>
         </w:tc>
@@ -2828,7 +2549,7 @@
           <w:tcPr>
             <w:tcW w:type="dxa" w:w="2892"/>
             <w:vAlign w:val="center"/>
-            <w:shd w:fill="9FCF7E"/>
+            <w:shd w:fill="AFD47F"/>
           </w:tcPr>
           <w:p>
             <w:pPr>
@@ -2839,7 +2560,7 @@
                 <w:rFonts w:ascii="DejaVu Sans" w:hAnsi="DejaVu Sans"/>
                 <w:sz w:val="12"/>
               </w:rPr>
-              <w:t>0.808</w:t>
+              <w:t>0.758</w:t>
             </w:r>
           </w:p>
         </w:tc>
@@ -2847,7 +2568,7 @@
           <w:tcPr>
             <w:tcW w:type="dxa" w:w="2892"/>
             <w:vAlign w:val="center"/>
-            <w:shd w:fill="63BE7B"/>
+            <w:shd w:fill="8BCA7D"/>
           </w:tcPr>
           <w:p>
             <w:pPr>
@@ -2858,7 +2579,7 @@
                 <w:rFonts w:ascii="DejaVu Sans" w:hAnsi="DejaVu Sans"/>
                 <w:sz w:val="12"/>
               </w:rPr>
-              <w:t>1.000</w:t>
+              <w:t>0.872</w:t>
             </w:r>
           </w:p>
         </w:tc>
@@ -2866,7 +2587,7 @@
           <w:tcPr>
             <w:tcW w:type="dxa" w:w="2892"/>
             <w:vAlign w:val="center"/>
-            <w:shd w:fill="B1D47F"/>
+            <w:shd w:fill="B8D780"/>
           </w:tcPr>
           <w:p>
             <w:pPr>
@@ -2877,7 +2598,7 @@
                 <w:rFonts w:ascii="DejaVu Sans" w:hAnsi="DejaVu Sans"/>
                 <w:sz w:val="12"/>
               </w:rPr>
-              <w:t>0.751</w:t>
+              <w:t>0.726</w:t>
             </w:r>
           </w:p>
         </w:tc>
@@ -2905,7 +2626,7 @@
           <w:tcPr>
             <w:tcW w:type="dxa" w:w="2892"/>
             <w:vAlign w:val="center"/>
-            <w:shd w:fill="C9DC81"/>
+            <w:shd w:fill="C4DA81"/>
           </w:tcPr>
           <w:p>
             <w:pPr>
@@ -2916,7 +2637,7 @@
                 <w:rFonts w:ascii="DejaVu Sans" w:hAnsi="DejaVu Sans"/>
                 <w:sz w:val="12"/>
               </w:rPr>
-              <w:t>0.672</w:t>
+              <w:t>0.688</w:t>
             </w:r>
           </w:p>
         </w:tc>
@@ -2924,7 +2645,7 @@
           <w:tcPr>
             <w:tcW w:type="dxa" w:w="2892"/>
             <w:vAlign w:val="center"/>
-            <w:shd w:fill="A1D07F"/>
+            <w:shd w:fill="BCD880"/>
           </w:tcPr>
           <w:p>
             <w:pPr>
@@ -2935,7 +2656,7 @@
                 <w:rFonts w:ascii="DejaVu Sans" w:hAnsi="DejaVu Sans"/>
                 <w:sz w:val="12"/>
               </w:rPr>
-              <w:t>0.800</w:t>
+              <w:t>0.716</w:t>
             </w:r>
           </w:p>
         </w:tc>
@@ -2943,7 +2664,7 @@
           <w:tcPr>
             <w:tcW w:type="dxa" w:w="2892"/>
             <w:vAlign w:val="center"/>
-            <w:shd w:fill="B1D47F"/>
+            <w:shd w:fill="B9D780"/>
           </w:tcPr>
           <w:p>
             <w:pPr>
@@ -2954,7 +2675,7 @@
                 <w:rFonts w:ascii="DejaVu Sans" w:hAnsi="DejaVu Sans"/>
                 <w:sz w:val="12"/>
               </w:rPr>
-              <w:t>0.751</w:t>
+              <w:t>0.723</w:t>
             </w:r>
           </w:p>
         </w:tc>
@@ -2962,7 +2683,7 @@
           <w:tcPr>
             <w:tcW w:type="dxa" w:w="2892"/>
             <w:vAlign w:val="center"/>
-            <w:shd w:fill="63BE7B"/>
+            <w:shd w:fill="8BC97D"/>
           </w:tcPr>
           <w:p>
             <w:pPr>
@@ -2973,7 +2694,7 @@
                 <w:rFonts w:ascii="DejaVu Sans" w:hAnsi="DejaVu Sans"/>
                 <w:sz w:val="12"/>
               </w:rPr>
-              <w:t>1.000</w:t>
+              <w:t>0.873</w:t>
             </w:r>
           </w:p>
         </w:tc>
@@ -2984,7 +2705,19 @@
         <w:pStyle w:val="Heading2"/>
       </w:pPr>
       <w:r>
-        <w:t>Overlap × Low Mask Area · YOLO bbox Avg IoU</w:t>
+        <w:t>Overlap × Low Mask Area · GT bbox Avg IoU</w:t>
+      </w:r>
+    </w:p>
+    <w:p>
+      <w:pPr>
+        <w:spacing w:after="80"/>
+      </w:pPr>
+      <w:r>
+        <w:rPr>
+          <w:rFonts w:ascii="DejaVu Sans" w:hAnsi="DejaVu Sans"/>
+          <w:sz w:val="16"/>
+        </w:rPr>
+        <w:t>Satır modeli, sütun referans maskeyi, hücre Avg IoU değerini gösterir.</w:t>
       </w:r>
     </w:p>
     <w:tbl>
@@ -3106,7 +2839,7 @@
           <w:tcPr>
             <w:tcW w:type="dxa" w:w="2892"/>
             <w:vAlign w:val="center"/>
-            <w:shd w:fill="E7E483"/>
+            <w:shd w:fill="D6DF82"/>
           </w:tcPr>
           <w:p>
             <w:pPr>
@@ -3117,7 +2850,7 @@
                 <w:rFonts w:ascii="DejaVu Sans" w:hAnsi="DejaVu Sans"/>
                 <w:sz w:val="12"/>
               </w:rPr>
-              <w:t>0.577</w:t>
+              <w:t>0.633</w:t>
             </w:r>
           </w:p>
         </w:tc>
@@ -3125,7 +2858,7 @@
           <w:tcPr>
             <w:tcW w:type="dxa" w:w="2892"/>
             <w:vAlign w:val="center"/>
-            <w:shd w:fill="8CCA7D"/>
+            <w:shd w:fill="63BE7B"/>
           </w:tcPr>
           <w:p>
             <w:pPr>
@@ -3136,7 +2869,7 @@
                 <w:rFonts w:ascii="DejaVu Sans" w:hAnsi="DejaVu Sans"/>
                 <w:sz w:val="12"/>
               </w:rPr>
-              <w:t>0.868</w:t>
+              <w:t>1.000</w:t>
             </w:r>
           </w:p>
         </w:tc>
@@ -3144,7 +2877,7 @@
           <w:tcPr>
             <w:tcW w:type="dxa" w:w="2892"/>
             <w:vAlign w:val="center"/>
-            <w:shd w:fill="B8D680"/>
+            <w:shd w:fill="9FCF7E"/>
           </w:tcPr>
           <w:p>
             <w:pPr>
@@ -3155,7 +2888,7 @@
                 <w:rFonts w:ascii="DejaVu Sans" w:hAnsi="DejaVu Sans"/>
                 <w:sz w:val="12"/>
               </w:rPr>
-              <w:t>0.728</w:t>
+              <w:t>0.808</w:t>
             </w:r>
           </w:p>
         </w:tc>
@@ -3163,7 +2896,7 @@
           <w:tcPr>
             <w:tcW w:type="dxa" w:w="2892"/>
             <w:vAlign w:val="center"/>
-            <w:shd w:fill="BAD780"/>
+            <w:shd w:fill="A1D07F"/>
           </w:tcPr>
           <w:p>
             <w:pPr>
@@ -3174,7 +2907,7 @@
                 <w:rFonts w:ascii="DejaVu Sans" w:hAnsi="DejaVu Sans"/>
                 <w:sz w:val="12"/>
               </w:rPr>
-              <w:t>0.722</w:t>
+              <w:t>0.800</w:t>
             </w:r>
           </w:p>
         </w:tc>
@@ -3202,7 +2935,7 @@
           <w:tcPr>
             <w:tcW w:type="dxa" w:w="2892"/>
             <w:vAlign w:val="center"/>
-            <w:shd w:fill="F5E883"/>
+            <w:shd w:fill="E4E382"/>
           </w:tcPr>
           <w:p>
             <w:pPr>
@@ -3213,7 +2946,7 @@
                 <w:rFonts w:ascii="DejaVu Sans" w:hAnsi="DejaVu Sans"/>
                 <w:sz w:val="12"/>
               </w:rPr>
-              <w:t>0.532</w:t>
+              <w:t>0.586</w:t>
             </w:r>
           </w:p>
         </w:tc>
@@ -3221,7 +2954,7 @@
           <w:tcPr>
             <w:tcW w:type="dxa" w:w="2892"/>
             <w:vAlign w:val="center"/>
-            <w:shd w:fill="B6D680"/>
+            <w:shd w:fill="9FCF7E"/>
           </w:tcPr>
           <w:p>
             <w:pPr>
@@ -3232,7 +2965,7 @@
                 <w:rFonts w:ascii="DejaVu Sans" w:hAnsi="DejaVu Sans"/>
                 <w:sz w:val="12"/>
               </w:rPr>
-              <w:t>0.733</w:t>
+              <w:t>0.808</w:t>
             </w:r>
           </w:p>
         </w:tc>
@@ -3240,7 +2973,7 @@
           <w:tcPr>
             <w:tcW w:type="dxa" w:w="2892"/>
             <w:vAlign w:val="center"/>
-            <w:shd w:fill="95CC7E"/>
+            <w:shd w:fill="63BE7B"/>
           </w:tcPr>
           <w:p>
             <w:pPr>
@@ -3251,7 +2984,7 @@
                 <w:rFonts w:ascii="DejaVu Sans" w:hAnsi="DejaVu Sans"/>
                 <w:sz w:val="12"/>
               </w:rPr>
-              <w:t>0.840</w:t>
+              <w:t>1.000</w:t>
             </w:r>
           </w:p>
         </w:tc>
@@ -3259,7 +2992,7 @@
           <w:tcPr>
             <w:tcW w:type="dxa" w:w="2892"/>
             <w:vAlign w:val="center"/>
-            <w:shd w:fill="C9DB81"/>
+            <w:shd w:fill="B1D47F"/>
           </w:tcPr>
           <w:p>
             <w:pPr>
@@ -3270,7 +3003,7 @@
                 <w:rFonts w:ascii="DejaVu Sans" w:hAnsi="DejaVu Sans"/>
                 <w:sz w:val="12"/>
               </w:rPr>
-              <w:t>0.674</w:t>
+              <w:t>0.751</w:t>
             </w:r>
           </w:p>
         </w:tc>
@@ -3298,7 +3031,7 @@
           <w:tcPr>
             <w:tcW w:type="dxa" w:w="2892"/>
             <w:vAlign w:val="center"/>
-            <w:shd w:fill="DCE182"/>
+            <w:shd w:fill="C9DC81"/>
           </w:tcPr>
           <w:p>
             <w:pPr>
@@ -3309,7 +3042,7 @@
                 <w:rFonts w:ascii="DejaVu Sans" w:hAnsi="DejaVu Sans"/>
                 <w:sz w:val="12"/>
               </w:rPr>
-              <w:t>0.611</w:t>
+              <w:t>0.672</w:t>
             </w:r>
           </w:p>
         </w:tc>
@@ -3317,7 +3050,7 @@
           <w:tcPr>
             <w:tcW w:type="dxa" w:w="2892"/>
             <w:vAlign w:val="center"/>
-            <w:shd w:fill="BBD780"/>
+            <w:shd w:fill="A1D07F"/>
           </w:tcPr>
           <w:p>
             <w:pPr>
@@ -3328,7 +3061,7 @@
                 <w:rFonts w:ascii="DejaVu Sans" w:hAnsi="DejaVu Sans"/>
                 <w:sz w:val="12"/>
               </w:rPr>
-              <w:t>0.719</w:t>
+              <w:t>0.800</w:t>
             </w:r>
           </w:p>
         </w:tc>
@@ -3336,7 +3069,7 @@
           <w:tcPr>
             <w:tcW w:type="dxa" w:w="2892"/>
             <w:vAlign w:val="center"/>
-            <w:shd w:fill="CBDC81"/>
+            <w:shd w:fill="B1D47F"/>
           </w:tcPr>
           <w:p>
             <w:pPr>
@@ -3347,7 +3080,7 @@
                 <w:rFonts w:ascii="DejaVu Sans" w:hAnsi="DejaVu Sans"/>
                 <w:sz w:val="12"/>
               </w:rPr>
-              <w:t>0.666</w:t>
+              <w:t>0.751</w:t>
             </w:r>
           </w:p>
         </w:tc>
@@ -3355,7 +3088,7 @@
           <w:tcPr>
             <w:tcW w:type="dxa" w:w="2892"/>
             <w:vAlign w:val="center"/>
-            <w:shd w:fill="91CB7E"/>
+            <w:shd w:fill="63BE7B"/>
           </w:tcPr>
           <w:p>
             <w:pPr>
@@ -3366,7 +3099,7 @@
                 <w:rFonts w:ascii="DejaVu Sans" w:hAnsi="DejaVu Sans"/>
                 <w:sz w:val="12"/>
               </w:rPr>
-              <w:t>0.853</w:t>
+              <w:t>1.000</w:t>
             </w:r>
           </w:p>
         </w:tc>
@@ -3377,7 +3110,19 @@
         <w:pStyle w:val="Heading2"/>
       </w:pPr>
       <w:r>
-        <w:t>Overlap × High Mask Area · GT bbox Avg IoU</w:t>
+        <w:t>Overlap × Low Mask Area · YOLO bbox Avg IoU</w:t>
+      </w:r>
+    </w:p>
+    <w:p>
+      <w:pPr>
+        <w:spacing w:after="80"/>
+      </w:pPr>
+      <w:r>
+        <w:rPr>
+          <w:rFonts w:ascii="DejaVu Sans" w:hAnsi="DejaVu Sans"/>
+          <w:sz w:val="16"/>
+        </w:rPr>
+        <w:t>Satır modeli, sütun referans maskeyi, hücre Avg IoU değerini gösterir.</w:t>
       </w:r>
     </w:p>
     <w:tbl>
@@ -3499,7 +3244,7 @@
           <w:tcPr>
             <w:tcW w:type="dxa" w:w="2892"/>
             <w:vAlign w:val="center"/>
-            <w:shd w:fill="C8DB81"/>
+            <w:shd w:fill="E7E483"/>
           </w:tcPr>
           <w:p>
             <w:pPr>
@@ -3510,7 +3255,7 @@
                 <w:rFonts w:ascii="DejaVu Sans" w:hAnsi="DejaVu Sans"/>
                 <w:sz w:val="12"/>
               </w:rPr>
-              <w:t>0.676</w:t>
+              <w:t>0.577</w:t>
             </w:r>
           </w:p>
         </w:tc>
@@ -3518,7 +3263,7 @@
           <w:tcPr>
             <w:tcW w:type="dxa" w:w="2892"/>
             <w:vAlign w:val="center"/>
-            <w:shd w:fill="63BE7B"/>
+            <w:shd w:fill="8CCA7D"/>
           </w:tcPr>
           <w:p>
             <w:pPr>
@@ -3529,7 +3274,7 @@
                 <w:rFonts w:ascii="DejaVu Sans" w:hAnsi="DejaVu Sans"/>
                 <w:sz w:val="12"/>
               </w:rPr>
-              <w:t>1.000</w:t>
+              <w:t>0.868</w:t>
             </w:r>
           </w:p>
         </w:tc>
@@ -3537,7 +3282,7 @@
           <w:tcPr>
             <w:tcW w:type="dxa" w:w="2892"/>
             <w:vAlign w:val="center"/>
-            <w:shd w:fill="93CC7E"/>
+            <w:shd w:fill="B8D680"/>
           </w:tcPr>
           <w:p>
             <w:pPr>
@@ -3548,7 +3293,7 @@
                 <w:rFonts w:ascii="DejaVu Sans" w:hAnsi="DejaVu Sans"/>
                 <w:sz w:val="12"/>
               </w:rPr>
-              <w:t>0.846</w:t>
+              <w:t>0.728</w:t>
             </w:r>
           </w:p>
         </w:tc>
@@ -3556,7 +3301,7 @@
           <w:tcPr>
             <w:tcW w:type="dxa" w:w="2892"/>
             <w:vAlign w:val="center"/>
-            <w:shd w:fill="92CC7E"/>
+            <w:shd w:fill="BAD780"/>
           </w:tcPr>
           <w:p>
             <w:pPr>
@@ -3567,7 +3312,7 @@
                 <w:rFonts w:ascii="DejaVu Sans" w:hAnsi="DejaVu Sans"/>
                 <w:sz w:val="12"/>
               </w:rPr>
-              <w:t>0.850</w:t>
+              <w:t>0.722</w:t>
             </w:r>
           </w:p>
         </w:tc>
@@ -3595,7 +3340,7 @@
           <w:tcPr>
             <w:tcW w:type="dxa" w:w="2892"/>
             <w:vAlign w:val="center"/>
-            <w:shd w:fill="CEDD81"/>
+            <w:shd w:fill="F5E883"/>
           </w:tcPr>
           <w:p>
             <w:pPr>
@@ -3606,7 +3351,7 @@
                 <w:rFonts w:ascii="DejaVu Sans" w:hAnsi="DejaVu Sans"/>
                 <w:sz w:val="12"/>
               </w:rPr>
-              <w:t>0.658</w:t>
+              <w:t>0.532</w:t>
             </w:r>
           </w:p>
         </w:tc>
@@ -3614,7 +3359,7 @@
           <w:tcPr>
             <w:tcW w:type="dxa" w:w="2892"/>
             <w:vAlign w:val="center"/>
-            <w:shd w:fill="93CC7E"/>
+            <w:shd w:fill="B6D680"/>
           </w:tcPr>
           <w:p>
             <w:pPr>
@@ -3625,7 +3370,7 @@
                 <w:rFonts w:ascii="DejaVu Sans" w:hAnsi="DejaVu Sans"/>
                 <w:sz w:val="12"/>
               </w:rPr>
-              <w:t>0.846</w:t>
+              <w:t>0.733</w:t>
             </w:r>
           </w:p>
         </w:tc>
@@ -3633,7 +3378,7 @@
           <w:tcPr>
             <w:tcW w:type="dxa" w:w="2892"/>
             <w:vAlign w:val="center"/>
-            <w:shd w:fill="63BE7B"/>
+            <w:shd w:fill="95CC7E"/>
           </w:tcPr>
           <w:p>
             <w:pPr>
@@ -3644,7 +3389,7 @@
                 <w:rFonts w:ascii="DejaVu Sans" w:hAnsi="DejaVu Sans"/>
                 <w:sz w:val="12"/>
               </w:rPr>
-              <w:t>1.000</w:t>
+              <w:t>0.840</w:t>
             </w:r>
           </w:p>
         </w:tc>
@@ -3652,7 +3397,7 @@
           <w:tcPr>
             <w:tcW w:type="dxa" w:w="2892"/>
             <w:vAlign w:val="center"/>
-            <w:shd w:fill="9FCF7E"/>
+            <w:shd w:fill="C9DB81"/>
           </w:tcPr>
           <w:p>
             <w:pPr>
@@ -3663,7 +3408,7 @@
                 <w:rFonts w:ascii="DejaVu Sans" w:hAnsi="DejaVu Sans"/>
                 <w:sz w:val="12"/>
               </w:rPr>
-              <w:t>0.809</w:t>
+              <w:t>0.674</w:t>
             </w:r>
           </w:p>
         </w:tc>
@@ -3691,7 +3436,7 @@
           <w:tcPr>
             <w:tcW w:type="dxa" w:w="2892"/>
             <w:vAlign w:val="center"/>
-            <w:shd w:fill="BCD880"/>
+            <w:shd w:fill="DCE182"/>
           </w:tcPr>
           <w:p>
             <w:pPr>
@@ -3702,7 +3447,7 @@
                 <w:rFonts w:ascii="DejaVu Sans" w:hAnsi="DejaVu Sans"/>
                 <w:sz w:val="12"/>
               </w:rPr>
-              <w:t>0.716</w:t>
+              <w:t>0.611</w:t>
             </w:r>
           </w:p>
         </w:tc>
@@ -3710,7 +3455,7 @@
           <w:tcPr>
             <w:tcW w:type="dxa" w:w="2892"/>
             <w:vAlign w:val="center"/>
-            <w:shd w:fill="92CC7E"/>
+            <w:shd w:fill="BBD780"/>
           </w:tcPr>
           <w:p>
             <w:pPr>
@@ -3721,7 +3466,7 @@
                 <w:rFonts w:ascii="DejaVu Sans" w:hAnsi="DejaVu Sans"/>
                 <w:sz w:val="12"/>
               </w:rPr>
-              <w:t>0.850</w:t>
+              <w:t>0.719</w:t>
             </w:r>
           </w:p>
         </w:tc>
@@ -3729,7 +3474,7 @@
           <w:tcPr>
             <w:tcW w:type="dxa" w:w="2892"/>
             <w:vAlign w:val="center"/>
-            <w:shd w:fill="9FCF7E"/>
+            <w:shd w:fill="CBDC81"/>
           </w:tcPr>
           <w:p>
             <w:pPr>
@@ -3740,7 +3485,7 @@
                 <w:rFonts w:ascii="DejaVu Sans" w:hAnsi="DejaVu Sans"/>
                 <w:sz w:val="12"/>
               </w:rPr>
-              <w:t>0.809</w:t>
+              <w:t>0.666</w:t>
             </w:r>
           </w:p>
         </w:tc>
@@ -3748,7 +3493,7 @@
           <w:tcPr>
             <w:tcW w:type="dxa" w:w="2892"/>
             <w:vAlign w:val="center"/>
-            <w:shd w:fill="63BE7B"/>
+            <w:shd w:fill="91CB7E"/>
           </w:tcPr>
           <w:p>
             <w:pPr>
@@ -3759,7 +3504,7 @@
                 <w:rFonts w:ascii="DejaVu Sans" w:hAnsi="DejaVu Sans"/>
                 <w:sz w:val="12"/>
               </w:rPr>
-              <w:t>1.000</w:t>
+              <w:t>0.853</w:t>
             </w:r>
           </w:p>
         </w:tc>
@@ -3770,7 +3515,19 @@
         <w:pStyle w:val="Heading2"/>
       </w:pPr>
       <w:r>
-        <w:t>Overlap × High Mask Area · YOLO bbox Avg IoU</w:t>
+        <w:t>Overlap × High Mask Area · GT bbox Avg IoU</w:t>
+      </w:r>
+    </w:p>
+    <w:p>
+      <w:pPr>
+        <w:spacing w:after="80"/>
+      </w:pPr>
+      <w:r>
+        <w:rPr>
+          <w:rFonts w:ascii="DejaVu Sans" w:hAnsi="DejaVu Sans"/>
+          <w:sz w:val="16"/>
+        </w:rPr>
+        <w:t>Satır modeli, sütun referans maskeyi, hücre Avg IoU değerini gösterir.</w:t>
       </w:r>
     </w:p>
     <w:tbl>
@@ -3892,7 +3649,7 @@
           <w:tcPr>
             <w:tcW w:type="dxa" w:w="2892"/>
             <w:vAlign w:val="center"/>
-            <w:shd w:fill="DBE182"/>
+            <w:shd w:fill="C8DB81"/>
           </w:tcPr>
           <w:p>
             <w:pPr>
@@ -3903,7 +3660,7 @@
                 <w:rFonts w:ascii="DejaVu Sans" w:hAnsi="DejaVu Sans"/>
                 <w:sz w:val="12"/>
               </w:rPr>
-              <w:t>0.616</w:t>
+              <w:t>0.676</w:t>
             </w:r>
           </w:p>
         </w:tc>
@@ -3911,7 +3668,7 @@
           <w:tcPr>
             <w:tcW w:type="dxa" w:w="2892"/>
             <w:vAlign w:val="center"/>
-            <w:shd w:fill="89C97D"/>
+            <w:shd w:fill="63BE7B"/>
           </w:tcPr>
           <w:p>
             <w:pPr>
@@ -3922,7 +3679,7 @@
                 <w:rFonts w:ascii="DejaVu Sans" w:hAnsi="DejaVu Sans"/>
                 <w:sz w:val="12"/>
               </w:rPr>
-              <w:t>0.878</w:t>
+              <w:t>1.000</w:t>
             </w:r>
           </w:p>
         </w:tc>
@@ -3930,7 +3687,7 @@
           <w:tcPr>
             <w:tcW w:type="dxa" w:w="2892"/>
             <w:vAlign w:val="center"/>
-            <w:shd w:fill="ADD37F"/>
+            <w:shd w:fill="93CC7E"/>
           </w:tcPr>
           <w:p>
             <w:pPr>
@@ -3941,7 +3698,7 @@
                 <w:rFonts w:ascii="DejaVu Sans" w:hAnsi="DejaVu Sans"/>
                 <w:sz w:val="12"/>
               </w:rPr>
-              <w:t>0.763</w:t>
+              <w:t>0.846</w:t>
             </w:r>
           </w:p>
         </w:tc>
@@ -3949,7 +3706,7 @@
           <w:tcPr>
             <w:tcW w:type="dxa" w:w="2892"/>
             <w:vAlign w:val="center"/>
-            <w:shd w:fill="ACD37F"/>
+            <w:shd w:fill="92CC7E"/>
           </w:tcPr>
           <w:p>
             <w:pPr>
@@ -3960,7 +3717,7 @@
                 <w:rFonts w:ascii="DejaVu Sans" w:hAnsi="DejaVu Sans"/>
                 <w:sz w:val="12"/>
               </w:rPr>
-              <w:t>0.767</w:t>
+              <w:t>0.850</w:t>
             </w:r>
           </w:p>
         </w:tc>
@@ -3988,7 +3745,7 @@
           <w:tcPr>
             <w:tcW w:type="dxa" w:w="2892"/>
             <w:vAlign w:val="center"/>
-            <w:shd w:fill="E1E282"/>
+            <w:shd w:fill="CEDD81"/>
           </w:tcPr>
           <w:p>
             <w:pPr>
@@ -3999,7 +3756,7 @@
                 <w:rFonts w:ascii="DejaVu Sans" w:hAnsi="DejaVu Sans"/>
                 <w:sz w:val="12"/>
               </w:rPr>
-              <w:t>0.597</w:t>
+              <w:t>0.658</w:t>
             </w:r>
           </w:p>
         </w:tc>
@@ -4007,7 +3764,7 @@
           <w:tcPr>
             <w:tcW w:type="dxa" w:w="2892"/>
             <w:vAlign w:val="center"/>
-            <w:shd w:fill="ACD37F"/>
+            <w:shd w:fill="93CC7E"/>
           </w:tcPr>
           <w:p>
             <w:pPr>
@@ -4018,7 +3775,7 @@
                 <w:rFonts w:ascii="DejaVu Sans" w:hAnsi="DejaVu Sans"/>
                 <w:sz w:val="12"/>
               </w:rPr>
-              <w:t>0.765</w:t>
+              <w:t>0.846</w:t>
             </w:r>
           </w:p>
         </w:tc>
@@ -4026,7 +3783,7 @@
           <w:tcPr>
             <w:tcW w:type="dxa" w:w="2892"/>
             <w:vAlign w:val="center"/>
-            <w:shd w:fill="8FCB7E"/>
+            <w:shd w:fill="63BE7B"/>
           </w:tcPr>
           <w:p>
             <w:pPr>
@@ -4037,7 +3794,7 @@
                 <w:rFonts w:ascii="DejaVu Sans" w:hAnsi="DejaVu Sans"/>
                 <w:sz w:val="12"/>
               </w:rPr>
-              <w:t>0.860</w:t>
+              <w:t>1.000</w:t>
             </w:r>
           </w:p>
         </w:tc>
@@ -4045,7 +3802,7 @@
           <w:tcPr>
             <w:tcW w:type="dxa" w:w="2892"/>
             <w:vAlign w:val="center"/>
-            <w:shd w:fill="B8D680"/>
+            <w:shd w:fill="9FCF7E"/>
           </w:tcPr>
           <w:p>
             <w:pPr>
@@ -4056,7 +3813,7 @@
                 <w:rFonts w:ascii="DejaVu Sans" w:hAnsi="DejaVu Sans"/>
                 <w:sz w:val="12"/>
               </w:rPr>
-              <w:t>0.728</w:t>
+              <w:t>0.809</w:t>
             </w:r>
           </w:p>
         </w:tc>
@@ -4084,7 +3841,7 @@
           <w:tcPr>
             <w:tcW w:type="dxa" w:w="2892"/>
             <w:vAlign w:val="center"/>
-            <w:shd w:fill="D0DE81"/>
+            <w:shd w:fill="BCD880"/>
           </w:tcPr>
           <w:p>
             <w:pPr>
@@ -4095,7 +3852,7 @@
                 <w:rFonts w:ascii="DejaVu Sans" w:hAnsi="DejaVu Sans"/>
                 <w:sz w:val="12"/>
               </w:rPr>
-              <w:t>0.650</w:t>
+              <w:t>0.716</w:t>
             </w:r>
           </w:p>
         </w:tc>
@@ -4103,7 +3860,7 @@
           <w:tcPr>
             <w:tcW w:type="dxa" w:w="2892"/>
             <w:vAlign w:val="center"/>
-            <w:shd w:fill="ABD37F"/>
+            <w:shd w:fill="92CC7E"/>
           </w:tcPr>
           <w:p>
             <w:pPr>
@@ -4114,7 +3871,7 @@
                 <w:rFonts w:ascii="DejaVu Sans" w:hAnsi="DejaVu Sans"/>
                 <w:sz w:val="12"/>
               </w:rPr>
-              <w:t>0.768</w:t>
+              <w:t>0.850</w:t>
             </w:r>
           </w:p>
         </w:tc>
@@ -4122,7 +3879,7 @@
           <w:tcPr>
             <w:tcW w:type="dxa" w:w="2892"/>
             <w:vAlign w:val="center"/>
-            <w:shd w:fill="B8D780"/>
+            <w:shd w:fill="9FCF7E"/>
           </w:tcPr>
           <w:p>
             <w:pPr>
@@ -4133,7 +3890,7 @@
                 <w:rFonts w:ascii="DejaVu Sans" w:hAnsi="DejaVu Sans"/>
                 <w:sz w:val="12"/>
               </w:rPr>
-              <w:t>0.727</w:t>
+              <w:t>0.809</w:t>
             </w:r>
           </w:p>
         </w:tc>
@@ -4141,7 +3898,7 @@
           <w:tcPr>
             <w:tcW w:type="dxa" w:w="2892"/>
             <w:vAlign w:val="center"/>
-            <w:shd w:fill="8CCA7D"/>
+            <w:shd w:fill="63BE7B"/>
           </w:tcPr>
           <w:p>
             <w:pPr>
@@ -4152,7 +3909,7 @@
                 <w:rFonts w:ascii="DejaVu Sans" w:hAnsi="DejaVu Sans"/>
                 <w:sz w:val="12"/>
               </w:rPr>
-              <w:t>0.869</w:t>
+              <w:t>1.000</w:t>
             </w:r>
           </w:p>
         </w:tc>
@@ -4163,7 +3920,19 @@
         <w:pStyle w:val="Heading2"/>
       </w:pPr>
       <w:r>
-        <w:t>Eşleşmiş Referans Etkileri</w:t>
+        <w:t>Overlap × High Mask Area · YOLO bbox Avg IoU</w:t>
+      </w:r>
+    </w:p>
+    <w:p>
+      <w:pPr>
+        <w:spacing w:after="80"/>
+      </w:pPr>
+      <w:r>
+        <w:rPr>
+          <w:rFonts w:ascii="DejaVu Sans" w:hAnsi="DejaVu Sans"/>
+          <w:sz w:val="16"/>
+        </w:rPr>
+        <w:t>Satır modeli, sütun referans maskeyi, hücre Avg IoU değerini gösterir.</w:t>
       </w:r>
     </w:p>
     <w:tbl>
@@ -4174,17 +3943,16 @@
         <w:tblLook w:firstColumn="1" w:firstRow="1" w:lastColumn="0" w:lastRow="0" w:noHBand="0" w:noVBand="1" w:val="04A0"/>
       </w:tblPr>
       <w:tblGrid>
-        <w:gridCol w:w="2410"/>
-        <w:gridCol w:w="2410"/>
-        <w:gridCol w:w="2410"/>
-        <w:gridCol w:w="2410"/>
-        <w:gridCol w:w="2410"/>
-        <w:gridCol w:w="2410"/>
+        <w:gridCol w:w="2892"/>
+        <w:gridCol w:w="2892"/>
+        <w:gridCol w:w="2892"/>
+        <w:gridCol w:w="2892"/>
+        <w:gridCol w:w="2892"/>
       </w:tblGrid>
       <w:tr>
         <w:tc>
           <w:tcPr>
-            <w:tcW w:type="dxa" w:w="2410"/>
+            <w:tcW w:type="dxa" w:w="2892"/>
             <w:shd w:fill="1F4E79"/>
           </w:tcPr>
           <w:p>
@@ -4200,7 +3968,7 @@
         </w:tc>
         <w:tc>
           <w:tcPr>
-            <w:tcW w:type="dxa" w:w="2410"/>
+            <w:tcW w:type="dxa" w:w="2892"/>
             <w:shd w:fill="1F4E79"/>
           </w:tcPr>
           <w:p>
@@ -4210,13 +3978,13 @@
                 <w:color w:val="FFFFFF"/>
                 <w:sz w:val="13"/>
               </w:rPr>
-              <w:t>BBox</w:t>
-            </w:r>
-          </w:p>
-        </w:tc>
-        <w:tc>
-          <w:tcPr>
-            <w:tcW w:type="dxa" w:w="2410"/>
+              <w:t>İnsan</w:t>
+            </w:r>
+          </w:p>
+        </w:tc>
+        <w:tc>
+          <w:tcPr>
+            <w:tcW w:type="dxa" w:w="2892"/>
             <w:shd w:fill="1F4E79"/>
           </w:tcPr>
           <w:p>
@@ -4226,13 +3994,13 @@
                 <w:color w:val="FFFFFF"/>
                 <w:sz w:val="13"/>
               </w:rPr>
-              <w:t>Karşılaştırılan Referans</w:t>
-            </w:r>
-          </w:p>
-        </w:tc>
-        <w:tc>
-          <w:tcPr>
-            <w:tcW w:type="dxa" w:w="2410"/>
+              <w:t>SAM1 pseudo</w:t>
+            </w:r>
+          </w:p>
+        </w:tc>
+        <w:tc>
+          <w:tcPr>
+            <w:tcW w:type="dxa" w:w="2892"/>
             <w:shd w:fill="1F4E79"/>
           </w:tcPr>
           <w:p>
@@ -4242,13 +4010,13 @@
                 <w:color w:val="FFFFFF"/>
                 <w:sz w:val="13"/>
               </w:rPr>
-              <w:t>Temel IoU</w:t>
-            </w:r>
-          </w:p>
-        </w:tc>
-        <w:tc>
-          <w:tcPr>
-            <w:tcW w:type="dxa" w:w="2410"/>
+              <w:t>SAM2 pseudo</w:t>
+            </w:r>
+          </w:p>
+        </w:tc>
+        <w:tc>
+          <w:tcPr>
+            <w:tcW w:type="dxa" w:w="2892"/>
             <w:shd w:fill="1F4E79"/>
           </w:tcPr>
           <w:p>
@@ -4258,23 +4026,7 @@
                 <w:color w:val="FFFFFF"/>
                 <w:sz w:val="13"/>
               </w:rPr>
-              <w:t>Referans IoU</w:t>
-            </w:r>
-          </w:p>
-        </w:tc>
-        <w:tc>
-          <w:tcPr>
-            <w:tcW w:type="dxa" w:w="2410"/>
-            <w:shd w:fill="1F4E79"/>
-          </w:tcPr>
-          <w:p>
-            <w:r>
-              <w:rPr>
-                <w:b/>
-                <w:color w:val="FFFFFF"/>
-                <w:sz w:val="13"/>
-              </w:rPr>
-              <w:t>IoU Farkı (%95 GA)</w:t>
+              <w:t>SAM3 pseudo</w:t>
             </w:r>
           </w:p>
         </w:tc>
@@ -4282,7 +4034,7 @@
       <w:tr>
         <w:tc>
           <w:tcPr>
-            <w:tcW w:type="dxa" w:w="2410"/>
+            <w:tcW w:type="dxa" w:w="2892"/>
             <w:vAlign w:val="center"/>
           </w:tcPr>
           <w:p>
@@ -4300,8 +4052,9 @@
         </w:tc>
         <w:tc>
           <w:tcPr>
-            <w:tcW w:type="dxa" w:w="2410"/>
+            <w:tcW w:type="dxa" w:w="2892"/>
             <w:vAlign w:val="center"/>
+            <w:shd w:fill="DBE182"/>
           </w:tcPr>
           <w:p>
             <w:pPr>
@@ -4312,14 +4065,15 @@
                 <w:rFonts w:ascii="DejaVu Sans" w:hAnsi="DejaVu Sans"/>
                 <w:sz w:val="12"/>
               </w:rPr>
-              <w:t>GT bbox</w:t>
-            </w:r>
-          </w:p>
-        </w:tc>
-        <w:tc>
-          <w:tcPr>
-            <w:tcW w:type="dxa" w:w="2410"/>
+              <w:t>0.616</w:t>
+            </w:r>
+          </w:p>
+        </w:tc>
+        <w:tc>
+          <w:tcPr>
+            <w:tcW w:type="dxa" w:w="2892"/>
             <w:vAlign w:val="center"/>
+            <w:shd w:fill="89C97D"/>
           </w:tcPr>
           <w:p>
             <w:pPr>
@@ -4330,15 +4084,15 @@
                 <w:rFonts w:ascii="DejaVu Sans" w:hAnsi="DejaVu Sans"/>
                 <w:sz w:val="12"/>
               </w:rPr>
-              <w:t>SAM1 pseudo</w:t>
-            </w:r>
-          </w:p>
-        </w:tc>
-        <w:tc>
-          <w:tcPr>
-            <w:tcW w:type="dxa" w:w="2410"/>
+              <w:t>0.878</w:t>
+            </w:r>
+          </w:p>
+        </w:tc>
+        <w:tc>
+          <w:tcPr>
+            <w:tcW w:type="dxa" w:w="2892"/>
             <w:vAlign w:val="center"/>
-            <w:shd w:fill="CFDD81"/>
+            <w:shd w:fill="ADD37F"/>
           </w:tcPr>
           <w:p>
             <w:pPr>
@@ -4349,15 +4103,15 @@
                 <w:rFonts w:ascii="DejaVu Sans" w:hAnsi="DejaVu Sans"/>
                 <w:sz w:val="12"/>
               </w:rPr>
-              <w:t>0.653</w:t>
-            </w:r>
-          </w:p>
-        </w:tc>
-        <w:tc>
-          <w:tcPr>
-            <w:tcW w:type="dxa" w:w="2410"/>
+              <w:t>0.763</w:t>
+            </w:r>
+          </w:p>
+        </w:tc>
+        <w:tc>
+          <w:tcPr>
+            <w:tcW w:type="dxa" w:w="2892"/>
             <w:vAlign w:val="center"/>
-            <w:shd w:fill="63BE7B"/>
+            <w:shd w:fill="ACD37F"/>
           </w:tcPr>
           <w:p>
             <w:pPr>
@@ -4368,13 +4122,15 @@
                 <w:rFonts w:ascii="DejaVu Sans" w:hAnsi="DejaVu Sans"/>
                 <w:sz w:val="12"/>
               </w:rPr>
-              <w:t>1.000</w:t>
-            </w:r>
-          </w:p>
-        </w:tc>
-        <w:tc>
-          <w:tcPr>
-            <w:tcW w:type="dxa" w:w="2410"/>
+              <w:t>0.767</w:t>
+            </w:r>
+          </w:p>
+        </w:tc>
+      </w:tr>
+      <w:tr>
+        <w:tc>
+          <w:tcPr>
+            <w:tcW w:type="dxa" w:w="2892"/>
             <w:vAlign w:val="center"/>
           </w:tcPr>
           <w:p>
@@ -4386,16 +4142,15 @@
                 <w:rFonts w:ascii="DejaVu Sans" w:hAnsi="DejaVu Sans"/>
                 <w:sz w:val="12"/>
               </w:rPr>
-              <w:t>+0.347 [+0.331, +0.369]</w:t>
-            </w:r>
-          </w:p>
-        </w:tc>
-      </w:tr>
-      <w:tr>
-        <w:tc>
-          <w:tcPr>
-            <w:tcW w:type="dxa" w:w="2410"/>
+              <w:t>SAM2</w:t>
+            </w:r>
+          </w:p>
+        </w:tc>
+        <w:tc>
+          <w:tcPr>
+            <w:tcW w:type="dxa" w:w="2892"/>
             <w:vAlign w:val="center"/>
+            <w:shd w:fill="E1E282"/>
           </w:tcPr>
           <w:p>
             <w:pPr>
@@ -4406,14 +4161,15 @@
                 <w:rFonts w:ascii="DejaVu Sans" w:hAnsi="DejaVu Sans"/>
                 <w:sz w:val="12"/>
               </w:rPr>
-              <w:t>SAM1</w:t>
-            </w:r>
-          </w:p>
-        </w:tc>
-        <w:tc>
-          <w:tcPr>
-            <w:tcW w:type="dxa" w:w="2410"/>
+              <w:t>0.597</w:t>
+            </w:r>
+          </w:p>
+        </w:tc>
+        <w:tc>
+          <w:tcPr>
+            <w:tcW w:type="dxa" w:w="2892"/>
             <w:vAlign w:val="center"/>
+            <w:shd w:fill="ACD37F"/>
           </w:tcPr>
           <w:p>
             <w:pPr>
@@ -4424,14 +4180,15 @@
                 <w:rFonts w:ascii="DejaVu Sans" w:hAnsi="DejaVu Sans"/>
                 <w:sz w:val="12"/>
               </w:rPr>
-              <w:t>GT bbox</w:t>
-            </w:r>
-          </w:p>
-        </w:tc>
-        <w:tc>
-          <w:tcPr>
-            <w:tcW w:type="dxa" w:w="2410"/>
+              <w:t>0.765</w:t>
+            </w:r>
+          </w:p>
+        </w:tc>
+        <w:tc>
+          <w:tcPr>
+            <w:tcW w:type="dxa" w:w="2892"/>
             <w:vAlign w:val="center"/>
+            <w:shd w:fill="8FCB7E"/>
           </w:tcPr>
           <w:p>
             <w:pPr>
@@ -4442,15 +4199,15 @@
                 <w:rFonts w:ascii="DejaVu Sans" w:hAnsi="DejaVu Sans"/>
                 <w:sz w:val="12"/>
               </w:rPr>
-              <w:t>SAM2 pseudo</w:t>
-            </w:r>
-          </w:p>
-        </w:tc>
-        <w:tc>
-          <w:tcPr>
-            <w:tcW w:type="dxa" w:w="2410"/>
+              <w:t>0.860</w:t>
+            </w:r>
+          </w:p>
+        </w:tc>
+        <w:tc>
+          <w:tcPr>
+            <w:tcW w:type="dxa" w:w="2892"/>
             <w:vAlign w:val="center"/>
-            <w:shd w:fill="CFDD81"/>
+            <w:shd w:fill="B8D680"/>
           </w:tcPr>
           <w:p>
             <w:pPr>
@@ -4461,15 +4218,16 @@
                 <w:rFonts w:ascii="DejaVu Sans" w:hAnsi="DejaVu Sans"/>
                 <w:sz w:val="12"/>
               </w:rPr>
-              <w:t>0.653</w:t>
-            </w:r>
-          </w:p>
-        </w:tc>
-        <w:tc>
-          <w:tcPr>
-            <w:tcW w:type="dxa" w:w="2410"/>
+              <w:t>0.728</w:t>
+            </w:r>
+          </w:p>
+        </w:tc>
+      </w:tr>
+      <w:tr>
+        <w:tc>
+          <w:tcPr>
+            <w:tcW w:type="dxa" w:w="2892"/>
             <w:vAlign w:val="center"/>
-            <w:shd w:fill="99CE7E"/>
           </w:tcPr>
           <w:p>
             <w:pPr>
@@ -4480,14 +4238,15 @@
                 <w:rFonts w:ascii="DejaVu Sans" w:hAnsi="DejaVu Sans"/>
                 <w:sz w:val="12"/>
               </w:rPr>
-              <w:t>0.827</w:t>
-            </w:r>
-          </w:p>
-        </w:tc>
-        <w:tc>
-          <w:tcPr>
-            <w:tcW w:type="dxa" w:w="2410"/>
+              <w:t>SAM3</w:t>
+            </w:r>
+          </w:p>
+        </w:tc>
+        <w:tc>
+          <w:tcPr>
+            <w:tcW w:type="dxa" w:w="2892"/>
             <w:vAlign w:val="center"/>
+            <w:shd w:fill="D0DE81"/>
           </w:tcPr>
           <w:p>
             <w:pPr>
@@ -4498,16 +4257,15 @@
                 <w:rFonts w:ascii="DejaVu Sans" w:hAnsi="DejaVu Sans"/>
                 <w:sz w:val="12"/>
               </w:rPr>
-              <w:t>+0.175 [+0.159, +0.189]</w:t>
-            </w:r>
-          </w:p>
-        </w:tc>
-      </w:tr>
-      <w:tr>
-        <w:tc>
-          <w:tcPr>
-            <w:tcW w:type="dxa" w:w="2410"/>
+              <w:t>0.650</w:t>
+            </w:r>
+          </w:p>
+        </w:tc>
+        <w:tc>
+          <w:tcPr>
+            <w:tcW w:type="dxa" w:w="2892"/>
             <w:vAlign w:val="center"/>
+            <w:shd w:fill="ABD37F"/>
           </w:tcPr>
           <w:p>
             <w:pPr>
@@ -4518,14 +4276,15 @@
                 <w:rFonts w:ascii="DejaVu Sans" w:hAnsi="DejaVu Sans"/>
                 <w:sz w:val="12"/>
               </w:rPr>
-              <w:t>SAM1</w:t>
-            </w:r>
-          </w:p>
-        </w:tc>
-        <w:tc>
-          <w:tcPr>
-            <w:tcW w:type="dxa" w:w="2410"/>
+              <w:t>0.768</w:t>
+            </w:r>
+          </w:p>
+        </w:tc>
+        <w:tc>
+          <w:tcPr>
+            <w:tcW w:type="dxa" w:w="2892"/>
             <w:vAlign w:val="center"/>
+            <w:shd w:fill="B8D780"/>
           </w:tcPr>
           <w:p>
             <w:pPr>
@@ -4536,14 +4295,15 @@
                 <w:rFonts w:ascii="DejaVu Sans" w:hAnsi="DejaVu Sans"/>
                 <w:sz w:val="12"/>
               </w:rPr>
-              <w:t>GT bbox</w:t>
-            </w:r>
-          </w:p>
-        </w:tc>
-        <w:tc>
-          <w:tcPr>
-            <w:tcW w:type="dxa" w:w="2410"/>
+              <w:t>0.727</w:t>
+            </w:r>
+          </w:p>
+        </w:tc>
+        <w:tc>
+          <w:tcPr>
+            <w:tcW w:type="dxa" w:w="2892"/>
             <w:vAlign w:val="center"/>
+            <w:shd w:fill="8CCA7D"/>
           </w:tcPr>
           <w:p>
             <w:pPr>
@@ -4554,1743 +4314,7 @@
                 <w:rFonts w:ascii="DejaVu Sans" w:hAnsi="DejaVu Sans"/>
                 <w:sz w:val="12"/>
               </w:rPr>
-              <w:t>SAM3 pseudo</w:t>
-            </w:r>
-          </w:p>
-        </w:tc>
-        <w:tc>
-          <w:tcPr>
-            <w:tcW w:type="dxa" w:w="2410"/>
-            <w:vAlign w:val="center"/>
-            <w:shd w:fill="CFDD81"/>
-          </w:tcPr>
-          <w:p>
-            <w:pPr>
-              <w:jc w:val="center"/>
-            </w:pPr>
-            <w:r>
-              <w:rPr>
-                <w:rFonts w:ascii="DejaVu Sans" w:hAnsi="DejaVu Sans"/>
-                <w:sz w:val="12"/>
-              </w:rPr>
-              <w:t>0.653</w:t>
-            </w:r>
-          </w:p>
-        </w:tc>
-        <w:tc>
-          <w:tcPr>
-            <w:tcW w:type="dxa" w:w="2410"/>
-            <w:vAlign w:val="center"/>
-            <w:shd w:fill="9BCE7E"/>
-          </w:tcPr>
-          <w:p>
-            <w:pPr>
-              <w:jc w:val="center"/>
-            </w:pPr>
-            <w:r>
-              <w:rPr>
-                <w:rFonts w:ascii="DejaVu Sans" w:hAnsi="DejaVu Sans"/>
-                <w:sz w:val="12"/>
-              </w:rPr>
-              <w:t>0.820</w:t>
-            </w:r>
-          </w:p>
-        </w:tc>
-        <w:tc>
-          <w:tcPr>
-            <w:tcW w:type="dxa" w:w="2410"/>
-            <w:vAlign w:val="center"/>
-          </w:tcPr>
-          <w:p>
-            <w:pPr>
-              <w:jc w:val="center"/>
-            </w:pPr>
-            <w:r>
-              <w:rPr>
-                <w:rFonts w:ascii="DejaVu Sans" w:hAnsi="DejaVu Sans"/>
-                <w:sz w:val="12"/>
-              </w:rPr>
-              <w:t>+0.167 [+0.151, +0.182]</w:t>
-            </w:r>
-          </w:p>
-        </w:tc>
-      </w:tr>
-      <w:tr>
-        <w:tc>
-          <w:tcPr>
-            <w:tcW w:type="dxa" w:w="2410"/>
-            <w:vAlign w:val="center"/>
-          </w:tcPr>
-          <w:p>
-            <w:pPr>
-              <w:jc w:val="center"/>
-            </w:pPr>
-            <w:r>
-              <w:rPr>
-                <w:rFonts w:ascii="DejaVu Sans" w:hAnsi="DejaVu Sans"/>
-                <w:sz w:val="12"/>
-              </w:rPr>
-              <w:t>SAM1</w:t>
-            </w:r>
-          </w:p>
-        </w:tc>
-        <w:tc>
-          <w:tcPr>
-            <w:tcW w:type="dxa" w:w="2410"/>
-            <w:vAlign w:val="center"/>
-          </w:tcPr>
-          <w:p>
-            <w:pPr>
-              <w:jc w:val="center"/>
-            </w:pPr>
-            <w:r>
-              <w:rPr>
-                <w:rFonts w:ascii="DejaVu Sans" w:hAnsi="DejaVu Sans"/>
-                <w:sz w:val="12"/>
-              </w:rPr>
-              <w:t>YOLO bbox</w:t>
-            </w:r>
-          </w:p>
-        </w:tc>
-        <w:tc>
-          <w:tcPr>
-            <w:tcW w:type="dxa" w:w="2410"/>
-            <w:vAlign w:val="center"/>
-          </w:tcPr>
-          <w:p>
-            <w:pPr>
-              <w:jc w:val="center"/>
-            </w:pPr>
-            <w:r>
-              <w:rPr>
-                <w:rFonts w:ascii="DejaVu Sans" w:hAnsi="DejaVu Sans"/>
-                <w:sz w:val="12"/>
-              </w:rPr>
-              <w:t>SAM1 pseudo</w:t>
-            </w:r>
-          </w:p>
-        </w:tc>
-        <w:tc>
-          <w:tcPr>
-            <w:tcW w:type="dxa" w:w="2410"/>
-            <w:vAlign w:val="center"/>
-            <w:shd w:fill="E1E282"/>
-          </w:tcPr>
-          <w:p>
-            <w:pPr>
-              <w:jc w:val="center"/>
-            </w:pPr>
-            <w:r>
-              <w:rPr>
-                <w:rFonts w:ascii="DejaVu Sans" w:hAnsi="DejaVu Sans"/>
-                <w:sz w:val="12"/>
-              </w:rPr>
-              <w:t>0.597</w:t>
-            </w:r>
-          </w:p>
-        </w:tc>
-        <w:tc>
-          <w:tcPr>
-            <w:tcW w:type="dxa" w:w="2410"/>
-            <w:vAlign w:val="center"/>
-            <w:shd w:fill="8BC97D"/>
-          </w:tcPr>
-          <w:p>
-            <w:pPr>
-              <w:jc w:val="center"/>
-            </w:pPr>
-            <w:r>
-              <w:rPr>
-                <w:rFonts w:ascii="DejaVu Sans" w:hAnsi="DejaVu Sans"/>
-                <w:sz w:val="12"/>
-              </w:rPr>
-              <w:t>0.873</w:t>
-            </w:r>
-          </w:p>
-        </w:tc>
-        <w:tc>
-          <w:tcPr>
-            <w:tcW w:type="dxa" w:w="2410"/>
-            <w:vAlign w:val="center"/>
-          </w:tcPr>
-          <w:p>
-            <w:pPr>
-              <w:jc w:val="center"/>
-            </w:pPr>
-            <w:r>
-              <w:rPr>
-                <w:rFonts w:ascii="DejaVu Sans" w:hAnsi="DejaVu Sans"/>
-                <w:sz w:val="12"/>
-              </w:rPr>
-              <w:t>+0.276 [+0.257, +0.297]</w:t>
-            </w:r>
-          </w:p>
-        </w:tc>
-      </w:tr>
-      <w:tr>
-        <w:tc>
-          <w:tcPr>
-            <w:tcW w:type="dxa" w:w="2410"/>
-            <w:vAlign w:val="center"/>
-          </w:tcPr>
-          <w:p>
-            <w:pPr>
-              <w:jc w:val="center"/>
-            </w:pPr>
-            <w:r>
-              <w:rPr>
-                <w:rFonts w:ascii="DejaVu Sans" w:hAnsi="DejaVu Sans"/>
-                <w:sz w:val="12"/>
-              </w:rPr>
-              <w:t>SAM1</w:t>
-            </w:r>
-          </w:p>
-        </w:tc>
-        <w:tc>
-          <w:tcPr>
-            <w:tcW w:type="dxa" w:w="2410"/>
-            <w:vAlign w:val="center"/>
-          </w:tcPr>
-          <w:p>
-            <w:pPr>
-              <w:jc w:val="center"/>
-            </w:pPr>
-            <w:r>
-              <w:rPr>
-                <w:rFonts w:ascii="DejaVu Sans" w:hAnsi="DejaVu Sans"/>
-                <w:sz w:val="12"/>
-              </w:rPr>
-              <w:t>YOLO bbox</w:t>
-            </w:r>
-          </w:p>
-        </w:tc>
-        <w:tc>
-          <w:tcPr>
-            <w:tcW w:type="dxa" w:w="2410"/>
-            <w:vAlign w:val="center"/>
-          </w:tcPr>
-          <w:p>
-            <w:pPr>
-              <w:jc w:val="center"/>
-            </w:pPr>
-            <w:r>
-              <w:rPr>
-                <w:rFonts w:ascii="DejaVu Sans" w:hAnsi="DejaVu Sans"/>
-                <w:sz w:val="12"/>
-              </w:rPr>
-              <w:t>SAM2 pseudo</w:t>
-            </w:r>
-          </w:p>
-        </w:tc>
-        <w:tc>
-          <w:tcPr>
-            <w:tcW w:type="dxa" w:w="2410"/>
-            <w:vAlign w:val="center"/>
-            <w:shd w:fill="E1E282"/>
-          </w:tcPr>
-          <w:p>
-            <w:pPr>
-              <w:jc w:val="center"/>
-            </w:pPr>
-            <w:r>
-              <w:rPr>
-                <w:rFonts w:ascii="DejaVu Sans" w:hAnsi="DejaVu Sans"/>
-                <w:sz w:val="12"/>
-              </w:rPr>
-              <w:t>0.597</w:t>
-            </w:r>
-          </w:p>
-        </w:tc>
-        <w:tc>
-          <w:tcPr>
-            <w:tcW w:type="dxa" w:w="2410"/>
-            <w:vAlign w:val="center"/>
-            <w:shd w:fill="B1D580"/>
-          </w:tcPr>
-          <w:p>
-            <w:pPr>
-              <w:jc w:val="center"/>
-            </w:pPr>
-            <w:r>
-              <w:rPr>
-                <w:rFonts w:ascii="DejaVu Sans" w:hAnsi="DejaVu Sans"/>
-                <w:sz w:val="12"/>
-              </w:rPr>
-              <w:t>0.749</w:t>
-            </w:r>
-          </w:p>
-        </w:tc>
-        <w:tc>
-          <w:tcPr>
-            <w:tcW w:type="dxa" w:w="2410"/>
-            <w:vAlign w:val="center"/>
-          </w:tcPr>
-          <w:p>
-            <w:pPr>
-              <w:jc w:val="center"/>
-            </w:pPr>
-            <w:r>
-              <w:rPr>
-                <w:rFonts w:ascii="DejaVu Sans" w:hAnsi="DejaVu Sans"/>
-                <w:sz w:val="12"/>
-              </w:rPr>
-              <w:t>+0.152 [+0.136, +0.166]</w:t>
-            </w:r>
-          </w:p>
-        </w:tc>
-      </w:tr>
-      <w:tr>
-        <w:tc>
-          <w:tcPr>
-            <w:tcW w:type="dxa" w:w="2410"/>
-            <w:vAlign w:val="center"/>
-          </w:tcPr>
-          <w:p>
-            <w:pPr>
-              <w:jc w:val="center"/>
-            </w:pPr>
-            <w:r>
-              <w:rPr>
-                <w:rFonts w:ascii="DejaVu Sans" w:hAnsi="DejaVu Sans"/>
-                <w:sz w:val="12"/>
-              </w:rPr>
-              <w:t>SAM1</w:t>
-            </w:r>
-          </w:p>
-        </w:tc>
-        <w:tc>
-          <w:tcPr>
-            <w:tcW w:type="dxa" w:w="2410"/>
-            <w:vAlign w:val="center"/>
-          </w:tcPr>
-          <w:p>
-            <w:pPr>
-              <w:jc w:val="center"/>
-            </w:pPr>
-            <w:r>
-              <w:rPr>
-                <w:rFonts w:ascii="DejaVu Sans" w:hAnsi="DejaVu Sans"/>
-                <w:sz w:val="12"/>
-              </w:rPr>
-              <w:t>YOLO bbox</w:t>
-            </w:r>
-          </w:p>
-        </w:tc>
-        <w:tc>
-          <w:tcPr>
-            <w:tcW w:type="dxa" w:w="2410"/>
-            <w:vAlign w:val="center"/>
-          </w:tcPr>
-          <w:p>
-            <w:pPr>
-              <w:jc w:val="center"/>
-            </w:pPr>
-            <w:r>
-              <w:rPr>
-                <w:rFonts w:ascii="DejaVu Sans" w:hAnsi="DejaVu Sans"/>
-                <w:sz w:val="12"/>
-              </w:rPr>
-              <w:t>SAM3 pseudo</w:t>
-            </w:r>
-          </w:p>
-        </w:tc>
-        <w:tc>
-          <w:tcPr>
-            <w:tcW w:type="dxa" w:w="2410"/>
-            <w:vAlign w:val="center"/>
-            <w:shd w:fill="E1E282"/>
-          </w:tcPr>
-          <w:p>
-            <w:pPr>
-              <w:jc w:val="center"/>
-            </w:pPr>
-            <w:r>
-              <w:rPr>
-                <w:rFonts w:ascii="DejaVu Sans" w:hAnsi="DejaVu Sans"/>
-                <w:sz w:val="12"/>
-              </w:rPr>
-              <w:t>0.597</w:t>
-            </w:r>
-          </w:p>
-        </w:tc>
-        <w:tc>
-          <w:tcPr>
-            <w:tcW w:type="dxa" w:w="2410"/>
-            <w:vAlign w:val="center"/>
-            <w:shd w:fill="B3D580"/>
-          </w:tcPr>
-          <w:p>
-            <w:pPr>
-              <w:jc w:val="center"/>
-            </w:pPr>
-            <w:r>
-              <w:rPr>
-                <w:rFonts w:ascii="DejaVu Sans" w:hAnsi="DejaVu Sans"/>
-                <w:sz w:val="12"/>
-              </w:rPr>
-              <w:t>0.742</w:t>
-            </w:r>
-          </w:p>
-        </w:tc>
-        <w:tc>
-          <w:tcPr>
-            <w:tcW w:type="dxa" w:w="2410"/>
-            <w:vAlign w:val="center"/>
-          </w:tcPr>
-          <w:p>
-            <w:pPr>
-              <w:jc w:val="center"/>
-            </w:pPr>
-            <w:r>
-              <w:rPr>
-                <w:rFonts w:ascii="DejaVu Sans" w:hAnsi="DejaVu Sans"/>
-                <w:sz w:val="12"/>
-              </w:rPr>
-              <w:t>+0.145 [+0.130, +0.158]</w:t>
-            </w:r>
-          </w:p>
-        </w:tc>
-      </w:tr>
-      <w:tr>
-        <w:tc>
-          <w:tcPr>
-            <w:tcW w:type="dxa" w:w="2410"/>
-            <w:vAlign w:val="center"/>
-          </w:tcPr>
-          <w:p>
-            <w:pPr>
-              <w:jc w:val="center"/>
-            </w:pPr>
-            <w:r>
-              <w:rPr>
-                <w:rFonts w:ascii="DejaVu Sans" w:hAnsi="DejaVu Sans"/>
-                <w:sz w:val="12"/>
-              </w:rPr>
-              <w:t>SAM2</w:t>
-            </w:r>
-          </w:p>
-        </w:tc>
-        <w:tc>
-          <w:tcPr>
-            <w:tcW w:type="dxa" w:w="2410"/>
-            <w:vAlign w:val="center"/>
-          </w:tcPr>
-          <w:p>
-            <w:pPr>
-              <w:jc w:val="center"/>
-            </w:pPr>
-            <w:r>
-              <w:rPr>
-                <w:rFonts w:ascii="DejaVu Sans" w:hAnsi="DejaVu Sans"/>
-                <w:sz w:val="12"/>
-              </w:rPr>
-              <w:t>GT bbox</w:t>
-            </w:r>
-          </w:p>
-        </w:tc>
-        <w:tc>
-          <w:tcPr>
-            <w:tcW w:type="dxa" w:w="2410"/>
-            <w:vAlign w:val="center"/>
-          </w:tcPr>
-          <w:p>
-            <w:pPr>
-              <w:jc w:val="center"/>
-            </w:pPr>
-            <w:r>
-              <w:rPr>
-                <w:rFonts w:ascii="DejaVu Sans" w:hAnsi="DejaVu Sans"/>
-                <w:sz w:val="12"/>
-              </w:rPr>
-              <w:t>SAM1 pseudo</w:t>
-            </w:r>
-          </w:p>
-        </w:tc>
-        <w:tc>
-          <w:tcPr>
-            <w:tcW w:type="dxa" w:w="2410"/>
-            <w:vAlign w:val="center"/>
-            <w:shd w:fill="D7DF82"/>
-          </w:tcPr>
-          <w:p>
-            <w:pPr>
-              <w:jc w:val="center"/>
-            </w:pPr>
-            <w:r>
-              <w:rPr>
-                <w:rFonts w:ascii="DejaVu Sans" w:hAnsi="DejaVu Sans"/>
-                <w:sz w:val="12"/>
-              </w:rPr>
-              <w:t>0.629</w:t>
-            </w:r>
-          </w:p>
-        </w:tc>
-        <w:tc>
-          <w:tcPr>
-            <w:tcW w:type="dxa" w:w="2410"/>
-            <w:vAlign w:val="center"/>
-            <w:shd w:fill="99CE7E"/>
-          </w:tcPr>
-          <w:p>
-            <w:pPr>
-              <w:jc w:val="center"/>
-            </w:pPr>
-            <w:r>
-              <w:rPr>
-                <w:rFonts w:ascii="DejaVu Sans" w:hAnsi="DejaVu Sans"/>
-                <w:sz w:val="12"/>
-              </w:rPr>
-              <w:t>0.827</w:t>
-            </w:r>
-          </w:p>
-        </w:tc>
-        <w:tc>
-          <w:tcPr>
-            <w:tcW w:type="dxa" w:w="2410"/>
-            <w:vAlign w:val="center"/>
-          </w:tcPr>
-          <w:p>
-            <w:pPr>
-              <w:jc w:val="center"/>
-            </w:pPr>
-            <w:r>
-              <w:rPr>
-                <w:rFonts w:ascii="DejaVu Sans" w:hAnsi="DejaVu Sans"/>
-                <w:sz w:val="12"/>
-              </w:rPr>
-              <w:t>+0.198 [+0.180, +0.215]</w:t>
-            </w:r>
-          </w:p>
-        </w:tc>
-      </w:tr>
-      <w:tr>
-        <w:tc>
-          <w:tcPr>
-            <w:tcW w:type="dxa" w:w="2410"/>
-            <w:vAlign w:val="center"/>
-          </w:tcPr>
-          <w:p>
-            <w:pPr>
-              <w:jc w:val="center"/>
-            </w:pPr>
-            <w:r>
-              <w:rPr>
-                <w:rFonts w:ascii="DejaVu Sans" w:hAnsi="DejaVu Sans"/>
-                <w:sz w:val="12"/>
-              </w:rPr>
-              <w:t>SAM2</w:t>
-            </w:r>
-          </w:p>
-        </w:tc>
-        <w:tc>
-          <w:tcPr>
-            <w:tcW w:type="dxa" w:w="2410"/>
-            <w:vAlign w:val="center"/>
-          </w:tcPr>
-          <w:p>
-            <w:pPr>
-              <w:jc w:val="center"/>
-            </w:pPr>
-            <w:r>
-              <w:rPr>
-                <w:rFonts w:ascii="DejaVu Sans" w:hAnsi="DejaVu Sans"/>
-                <w:sz w:val="12"/>
-              </w:rPr>
-              <w:t>GT bbox</w:t>
-            </w:r>
-          </w:p>
-        </w:tc>
-        <w:tc>
-          <w:tcPr>
-            <w:tcW w:type="dxa" w:w="2410"/>
-            <w:vAlign w:val="center"/>
-          </w:tcPr>
-          <w:p>
-            <w:pPr>
-              <w:jc w:val="center"/>
-            </w:pPr>
-            <w:r>
-              <w:rPr>
-                <w:rFonts w:ascii="DejaVu Sans" w:hAnsi="DejaVu Sans"/>
-                <w:sz w:val="12"/>
-              </w:rPr>
-              <w:t>SAM2 pseudo</w:t>
-            </w:r>
-          </w:p>
-        </w:tc>
-        <w:tc>
-          <w:tcPr>
-            <w:tcW w:type="dxa" w:w="2410"/>
-            <w:vAlign w:val="center"/>
-            <w:shd w:fill="D7DF82"/>
-          </w:tcPr>
-          <w:p>
-            <w:pPr>
-              <w:jc w:val="center"/>
-            </w:pPr>
-            <w:r>
-              <w:rPr>
-                <w:rFonts w:ascii="DejaVu Sans" w:hAnsi="DejaVu Sans"/>
-                <w:sz w:val="12"/>
-              </w:rPr>
-              <w:t>0.629</w:t>
-            </w:r>
-          </w:p>
-        </w:tc>
-        <w:tc>
-          <w:tcPr>
-            <w:tcW w:type="dxa" w:w="2410"/>
-            <w:vAlign w:val="center"/>
-            <w:shd w:fill="63BE7B"/>
-          </w:tcPr>
-          <w:p>
-            <w:pPr>
-              <w:jc w:val="center"/>
-            </w:pPr>
-            <w:r>
-              <w:rPr>
-                <w:rFonts w:ascii="DejaVu Sans" w:hAnsi="DejaVu Sans"/>
-                <w:sz w:val="12"/>
-              </w:rPr>
-              <w:t>1.000</w:t>
-            </w:r>
-          </w:p>
-        </w:tc>
-        <w:tc>
-          <w:tcPr>
-            <w:tcW w:type="dxa" w:w="2410"/>
-            <w:vAlign w:val="center"/>
-          </w:tcPr>
-          <w:p>
-            <w:pPr>
-              <w:jc w:val="center"/>
-            </w:pPr>
-            <w:r>
-              <w:rPr>
-                <w:rFonts w:ascii="DejaVu Sans" w:hAnsi="DejaVu Sans"/>
-                <w:sz w:val="12"/>
-              </w:rPr>
-              <w:t>+0.371 [+0.352, +0.396]</w:t>
-            </w:r>
-          </w:p>
-        </w:tc>
-      </w:tr>
-      <w:tr>
-        <w:tc>
-          <w:tcPr>
-            <w:tcW w:type="dxa" w:w="2410"/>
-            <w:vAlign w:val="center"/>
-          </w:tcPr>
-          <w:p>
-            <w:pPr>
-              <w:jc w:val="center"/>
-            </w:pPr>
-            <w:r>
-              <w:rPr>
-                <w:rFonts w:ascii="DejaVu Sans" w:hAnsi="DejaVu Sans"/>
-                <w:sz w:val="12"/>
-              </w:rPr>
-              <w:t>SAM2</w:t>
-            </w:r>
-          </w:p>
-        </w:tc>
-        <w:tc>
-          <w:tcPr>
-            <w:tcW w:type="dxa" w:w="2410"/>
-            <w:vAlign w:val="center"/>
-          </w:tcPr>
-          <w:p>
-            <w:pPr>
-              <w:jc w:val="center"/>
-            </w:pPr>
-            <w:r>
-              <w:rPr>
-                <w:rFonts w:ascii="DejaVu Sans" w:hAnsi="DejaVu Sans"/>
-                <w:sz w:val="12"/>
-              </w:rPr>
-              <w:t>GT bbox</w:t>
-            </w:r>
-          </w:p>
-        </w:tc>
-        <w:tc>
-          <w:tcPr>
-            <w:tcW w:type="dxa" w:w="2410"/>
-            <w:vAlign w:val="center"/>
-          </w:tcPr>
-          <w:p>
-            <w:pPr>
-              <w:jc w:val="center"/>
-            </w:pPr>
-            <w:r>
-              <w:rPr>
-                <w:rFonts w:ascii="DejaVu Sans" w:hAnsi="DejaVu Sans"/>
-                <w:sz w:val="12"/>
-              </w:rPr>
-              <w:t>SAM3 pseudo</w:t>
-            </w:r>
-          </w:p>
-        </w:tc>
-        <w:tc>
-          <w:tcPr>
-            <w:tcW w:type="dxa" w:w="2410"/>
-            <w:vAlign w:val="center"/>
-            <w:shd w:fill="D7DF82"/>
-          </w:tcPr>
-          <w:p>
-            <w:pPr>
-              <w:jc w:val="center"/>
-            </w:pPr>
-            <w:r>
-              <w:rPr>
-                <w:rFonts w:ascii="DejaVu Sans" w:hAnsi="DejaVu Sans"/>
-                <w:sz w:val="12"/>
-              </w:rPr>
-              <w:t>0.629</w:t>
-            </w:r>
-          </w:p>
-        </w:tc>
-        <w:tc>
-          <w:tcPr>
-            <w:tcW w:type="dxa" w:w="2410"/>
-            <w:vAlign w:val="center"/>
-            <w:shd w:fill="A6D17F"/>
-          </w:tcPr>
-          <w:p>
-            <w:pPr>
-              <w:jc w:val="center"/>
-            </w:pPr>
-            <w:r>
-              <w:rPr>
-                <w:rFonts w:ascii="DejaVu Sans" w:hAnsi="DejaVu Sans"/>
-                <w:sz w:val="12"/>
-              </w:rPr>
-              <w:t>0.784</w:t>
-            </w:r>
-          </w:p>
-        </w:tc>
-        <w:tc>
-          <w:tcPr>
-            <w:tcW w:type="dxa" w:w="2410"/>
-            <w:vAlign w:val="center"/>
-          </w:tcPr>
-          <w:p>
-            <w:pPr>
-              <w:jc w:val="center"/>
-            </w:pPr>
-            <w:r>
-              <w:rPr>
-                <w:rFonts w:ascii="DejaVu Sans" w:hAnsi="DejaVu Sans"/>
-                <w:sz w:val="12"/>
-              </w:rPr>
-              <w:t>+0.154 [+0.142, +0.168]</w:t>
-            </w:r>
-          </w:p>
-        </w:tc>
-      </w:tr>
-      <w:tr>
-        <w:tc>
-          <w:tcPr>
-            <w:tcW w:type="dxa" w:w="2410"/>
-            <w:vAlign w:val="center"/>
-          </w:tcPr>
-          <w:p>
-            <w:pPr>
-              <w:jc w:val="center"/>
-            </w:pPr>
-            <w:r>
-              <w:rPr>
-                <w:rFonts w:ascii="DejaVu Sans" w:hAnsi="DejaVu Sans"/>
-                <w:sz w:val="12"/>
-              </w:rPr>
-              <w:t>SAM2</w:t>
-            </w:r>
-          </w:p>
-        </w:tc>
-        <w:tc>
-          <w:tcPr>
-            <w:tcW w:type="dxa" w:w="2410"/>
-            <w:vAlign w:val="center"/>
-          </w:tcPr>
-          <w:p>
-            <w:pPr>
-              <w:jc w:val="center"/>
-            </w:pPr>
-            <w:r>
-              <w:rPr>
-                <w:rFonts w:ascii="DejaVu Sans" w:hAnsi="DejaVu Sans"/>
-                <w:sz w:val="12"/>
-              </w:rPr>
-              <w:t>YOLO bbox</w:t>
-            </w:r>
-          </w:p>
-        </w:tc>
-        <w:tc>
-          <w:tcPr>
-            <w:tcW w:type="dxa" w:w="2410"/>
-            <w:vAlign w:val="center"/>
-          </w:tcPr>
-          <w:p>
-            <w:pPr>
-              <w:jc w:val="center"/>
-            </w:pPr>
-            <w:r>
-              <w:rPr>
-                <w:rFonts w:ascii="DejaVu Sans" w:hAnsi="DejaVu Sans"/>
-                <w:sz w:val="12"/>
-              </w:rPr>
-              <w:t>SAM1 pseudo</w:t>
-            </w:r>
-          </w:p>
-        </w:tc>
-        <w:tc>
-          <w:tcPr>
-            <w:tcW w:type="dxa" w:w="2410"/>
-            <w:vAlign w:val="center"/>
-            <w:shd w:fill="E8E483"/>
-          </w:tcPr>
-          <w:p>
-            <w:pPr>
-              <w:jc w:val="center"/>
-            </w:pPr>
-            <w:r>
-              <w:rPr>
-                <w:rFonts w:ascii="DejaVu Sans" w:hAnsi="DejaVu Sans"/>
-                <w:sz w:val="12"/>
-              </w:rPr>
-              <w:t>0.574</w:t>
-            </w:r>
-          </w:p>
-        </w:tc>
-        <w:tc>
-          <w:tcPr>
-            <w:tcW w:type="dxa" w:w="2410"/>
-            <w:vAlign w:val="center"/>
-            <w:shd w:fill="B1D480"/>
-          </w:tcPr>
-          <w:p>
-            <w:pPr>
-              <w:jc w:val="center"/>
-            </w:pPr>
-            <w:r>
-              <w:rPr>
-                <w:rFonts w:ascii="DejaVu Sans" w:hAnsi="DejaVu Sans"/>
-                <w:sz w:val="12"/>
-              </w:rPr>
-              <w:t>0.750</w:t>
-            </w:r>
-          </w:p>
-        </w:tc>
-        <w:tc>
-          <w:tcPr>
-            <w:tcW w:type="dxa" w:w="2410"/>
-            <w:vAlign w:val="center"/>
-          </w:tcPr>
-          <w:p>
-            <w:pPr>
-              <w:jc w:val="center"/>
-            </w:pPr>
-            <w:r>
-              <w:rPr>
-                <w:rFonts w:ascii="DejaVu Sans" w:hAnsi="DejaVu Sans"/>
-                <w:sz w:val="12"/>
-              </w:rPr>
-              <w:t>+0.177 [+0.158, +0.195]</w:t>
-            </w:r>
-          </w:p>
-        </w:tc>
-      </w:tr>
-      <w:tr>
-        <w:tc>
-          <w:tcPr>
-            <w:tcW w:type="dxa" w:w="2410"/>
-            <w:vAlign w:val="center"/>
-          </w:tcPr>
-          <w:p>
-            <w:pPr>
-              <w:jc w:val="center"/>
-            </w:pPr>
-            <w:r>
-              <w:rPr>
-                <w:rFonts w:ascii="DejaVu Sans" w:hAnsi="DejaVu Sans"/>
-                <w:sz w:val="12"/>
-              </w:rPr>
-              <w:t>SAM2</w:t>
-            </w:r>
-          </w:p>
-        </w:tc>
-        <w:tc>
-          <w:tcPr>
-            <w:tcW w:type="dxa" w:w="2410"/>
-            <w:vAlign w:val="center"/>
-          </w:tcPr>
-          <w:p>
-            <w:pPr>
-              <w:jc w:val="center"/>
-            </w:pPr>
-            <w:r>
-              <w:rPr>
-                <w:rFonts w:ascii="DejaVu Sans" w:hAnsi="DejaVu Sans"/>
-                <w:sz w:val="12"/>
-              </w:rPr>
-              <w:t>YOLO bbox</w:t>
-            </w:r>
-          </w:p>
-        </w:tc>
-        <w:tc>
-          <w:tcPr>
-            <w:tcW w:type="dxa" w:w="2410"/>
-            <w:vAlign w:val="center"/>
-          </w:tcPr>
-          <w:p>
-            <w:pPr>
-              <w:jc w:val="center"/>
-            </w:pPr>
-            <w:r>
-              <w:rPr>
-                <w:rFonts w:ascii="DejaVu Sans" w:hAnsi="DejaVu Sans"/>
-                <w:sz w:val="12"/>
-              </w:rPr>
-              <w:t>SAM2 pseudo</w:t>
-            </w:r>
-          </w:p>
-        </w:tc>
-        <w:tc>
-          <w:tcPr>
-            <w:tcW w:type="dxa" w:w="2410"/>
-            <w:vAlign w:val="center"/>
-            <w:shd w:fill="E8E483"/>
-          </w:tcPr>
-          <w:p>
-            <w:pPr>
-              <w:jc w:val="center"/>
-            </w:pPr>
-            <w:r>
-              <w:rPr>
-                <w:rFonts w:ascii="DejaVu Sans" w:hAnsi="DejaVu Sans"/>
-                <w:sz w:val="12"/>
-              </w:rPr>
-              <w:t>0.574</w:t>
-            </w:r>
-          </w:p>
-        </w:tc>
-        <w:tc>
-          <w:tcPr>
-            <w:tcW w:type="dxa" w:w="2410"/>
-            <w:vAlign w:val="center"/>
-            <w:shd w:fill="91CB7E"/>
-          </w:tcPr>
-          <w:p>
-            <w:pPr>
-              <w:jc w:val="center"/>
-            </w:pPr>
-            <w:r>
-              <w:rPr>
-                <w:rFonts w:ascii="DejaVu Sans" w:hAnsi="DejaVu Sans"/>
-                <w:sz w:val="12"/>
-              </w:rPr>
-              <w:t>0.853</w:t>
-            </w:r>
-          </w:p>
-        </w:tc>
-        <w:tc>
-          <w:tcPr>
-            <w:tcW w:type="dxa" w:w="2410"/>
-            <w:vAlign w:val="center"/>
-          </w:tcPr>
-          <w:p>
-            <w:pPr>
-              <w:jc w:val="center"/>
-            </w:pPr>
-            <w:r>
-              <w:rPr>
-                <w:rFonts w:ascii="DejaVu Sans" w:hAnsi="DejaVu Sans"/>
-                <w:sz w:val="12"/>
-              </w:rPr>
-              <w:t>+0.279 [+0.258, +0.302]</w:t>
-            </w:r>
-          </w:p>
-        </w:tc>
-      </w:tr>
-      <w:tr>
-        <w:tc>
-          <w:tcPr>
-            <w:tcW w:type="dxa" w:w="2410"/>
-            <w:vAlign w:val="center"/>
-          </w:tcPr>
-          <w:p>
-            <w:pPr>
-              <w:jc w:val="center"/>
-            </w:pPr>
-            <w:r>
-              <w:rPr>
-                <w:rFonts w:ascii="DejaVu Sans" w:hAnsi="DejaVu Sans"/>
-                <w:sz w:val="12"/>
-              </w:rPr>
-              <w:t>SAM2</w:t>
-            </w:r>
-          </w:p>
-        </w:tc>
-        <w:tc>
-          <w:tcPr>
-            <w:tcW w:type="dxa" w:w="2410"/>
-            <w:vAlign w:val="center"/>
-          </w:tcPr>
-          <w:p>
-            <w:pPr>
-              <w:jc w:val="center"/>
-            </w:pPr>
-            <w:r>
-              <w:rPr>
-                <w:rFonts w:ascii="DejaVu Sans" w:hAnsi="DejaVu Sans"/>
-                <w:sz w:val="12"/>
-              </w:rPr>
-              <w:t>YOLO bbox</w:t>
-            </w:r>
-          </w:p>
-        </w:tc>
-        <w:tc>
-          <w:tcPr>
-            <w:tcW w:type="dxa" w:w="2410"/>
-            <w:vAlign w:val="center"/>
-          </w:tcPr>
-          <w:p>
-            <w:pPr>
-              <w:jc w:val="center"/>
-            </w:pPr>
-            <w:r>
-              <w:rPr>
-                <w:rFonts w:ascii="DejaVu Sans" w:hAnsi="DejaVu Sans"/>
-                <w:sz w:val="12"/>
-              </w:rPr>
-              <w:t>SAM3 pseudo</w:t>
-            </w:r>
-          </w:p>
-        </w:tc>
-        <w:tc>
-          <w:tcPr>
-            <w:tcW w:type="dxa" w:w="2410"/>
-            <w:vAlign w:val="center"/>
-            <w:shd w:fill="E8E483"/>
-          </w:tcPr>
-          <w:p>
-            <w:pPr>
-              <w:jc w:val="center"/>
-            </w:pPr>
-            <w:r>
-              <w:rPr>
-                <w:rFonts w:ascii="DejaVu Sans" w:hAnsi="DejaVu Sans"/>
-                <w:sz w:val="12"/>
-              </w:rPr>
-              <w:t>0.574</w:t>
-            </w:r>
-          </w:p>
-        </w:tc>
-        <w:tc>
-          <w:tcPr>
-            <w:tcW w:type="dxa" w:w="2410"/>
-            <w:vAlign w:val="center"/>
-            <w:shd w:fill="BFD880"/>
-          </w:tcPr>
-          <w:p>
-            <w:pPr>
-              <w:jc w:val="center"/>
-            </w:pPr>
-            <w:r>
-              <w:rPr>
-                <w:rFonts w:ascii="DejaVu Sans" w:hAnsi="DejaVu Sans"/>
-                <w:sz w:val="12"/>
-              </w:rPr>
-              <w:t>0.706</w:t>
-            </w:r>
-          </w:p>
-        </w:tc>
-        <w:tc>
-          <w:tcPr>
-            <w:tcW w:type="dxa" w:w="2410"/>
-            <w:vAlign w:val="center"/>
-          </w:tcPr>
-          <w:p>
-            <w:pPr>
-              <w:jc w:val="center"/>
-            </w:pPr>
-            <w:r>
-              <w:rPr>
-                <w:rFonts w:ascii="DejaVu Sans" w:hAnsi="DejaVu Sans"/>
-                <w:sz w:val="12"/>
-              </w:rPr>
-              <w:t>+0.132 [+0.120, +0.144]</w:t>
-            </w:r>
-          </w:p>
-        </w:tc>
-      </w:tr>
-      <w:tr>
-        <w:tc>
-          <w:tcPr>
-            <w:tcW w:type="dxa" w:w="2410"/>
-            <w:vAlign w:val="center"/>
-          </w:tcPr>
-          <w:p>
-            <w:pPr>
-              <w:jc w:val="center"/>
-            </w:pPr>
-            <w:r>
-              <w:rPr>
-                <w:rFonts w:ascii="DejaVu Sans" w:hAnsi="DejaVu Sans"/>
-                <w:sz w:val="12"/>
-              </w:rPr>
-              <w:t>SAM3</w:t>
-            </w:r>
-          </w:p>
-        </w:tc>
-        <w:tc>
-          <w:tcPr>
-            <w:tcW w:type="dxa" w:w="2410"/>
-            <w:vAlign w:val="center"/>
-          </w:tcPr>
-          <w:p>
-            <w:pPr>
-              <w:jc w:val="center"/>
-            </w:pPr>
-            <w:r>
-              <w:rPr>
-                <w:rFonts w:ascii="DejaVu Sans" w:hAnsi="DejaVu Sans"/>
-                <w:sz w:val="12"/>
-              </w:rPr>
-              <w:t>GT bbox</w:t>
-            </w:r>
-          </w:p>
-        </w:tc>
-        <w:tc>
-          <w:tcPr>
-            <w:tcW w:type="dxa" w:w="2410"/>
-            <w:vAlign w:val="center"/>
-          </w:tcPr>
-          <w:p>
-            <w:pPr>
-              <w:jc w:val="center"/>
-            </w:pPr>
-            <w:r>
-              <w:rPr>
-                <w:rFonts w:ascii="DejaVu Sans" w:hAnsi="DejaVu Sans"/>
-                <w:sz w:val="12"/>
-              </w:rPr>
-              <w:t>SAM1 pseudo</w:t>
-            </w:r>
-          </w:p>
-        </w:tc>
-        <w:tc>
-          <w:tcPr>
-            <w:tcW w:type="dxa" w:w="2410"/>
-            <w:vAlign w:val="center"/>
-            <w:shd w:fill="C1D980"/>
-          </w:tcPr>
-          <w:p>
-            <w:pPr>
-              <w:jc w:val="center"/>
-            </w:pPr>
-            <w:r>
-              <w:rPr>
-                <w:rFonts w:ascii="DejaVu Sans" w:hAnsi="DejaVu Sans"/>
-                <w:sz w:val="12"/>
-              </w:rPr>
-              <w:t>0.700</w:t>
-            </w:r>
-          </w:p>
-        </w:tc>
-        <w:tc>
-          <w:tcPr>
-            <w:tcW w:type="dxa" w:w="2410"/>
-            <w:vAlign w:val="center"/>
-            <w:shd w:fill="9BCE7E"/>
-          </w:tcPr>
-          <w:p>
-            <w:pPr>
-              <w:jc w:val="center"/>
-            </w:pPr>
-            <w:r>
-              <w:rPr>
-                <w:rFonts w:ascii="DejaVu Sans" w:hAnsi="DejaVu Sans"/>
-                <w:sz w:val="12"/>
-              </w:rPr>
-              <w:t>0.820</w:t>
-            </w:r>
-          </w:p>
-        </w:tc>
-        <w:tc>
-          <w:tcPr>
-            <w:tcW w:type="dxa" w:w="2410"/>
-            <w:vAlign w:val="center"/>
-          </w:tcPr>
-          <w:p>
-            <w:pPr>
-              <w:jc w:val="center"/>
-            </w:pPr>
-            <w:r>
-              <w:rPr>
-                <w:rFonts w:ascii="DejaVu Sans" w:hAnsi="DejaVu Sans"/>
-                <w:sz w:val="12"/>
-              </w:rPr>
-              <w:t>+0.120 [+0.097, +0.140]</w:t>
-            </w:r>
-          </w:p>
-        </w:tc>
-      </w:tr>
-      <w:tr>
-        <w:tc>
-          <w:tcPr>
-            <w:tcW w:type="dxa" w:w="2410"/>
-            <w:vAlign w:val="center"/>
-          </w:tcPr>
-          <w:p>
-            <w:pPr>
-              <w:jc w:val="center"/>
-            </w:pPr>
-            <w:r>
-              <w:rPr>
-                <w:rFonts w:ascii="DejaVu Sans" w:hAnsi="DejaVu Sans"/>
-                <w:sz w:val="12"/>
-              </w:rPr>
-              <w:t>SAM3</w:t>
-            </w:r>
-          </w:p>
-        </w:tc>
-        <w:tc>
-          <w:tcPr>
-            <w:tcW w:type="dxa" w:w="2410"/>
-            <w:vAlign w:val="center"/>
-          </w:tcPr>
-          <w:p>
-            <w:pPr>
-              <w:jc w:val="center"/>
-            </w:pPr>
-            <w:r>
-              <w:rPr>
-                <w:rFonts w:ascii="DejaVu Sans" w:hAnsi="DejaVu Sans"/>
-                <w:sz w:val="12"/>
-              </w:rPr>
-              <w:t>GT bbox</w:t>
-            </w:r>
-          </w:p>
-        </w:tc>
-        <w:tc>
-          <w:tcPr>
-            <w:tcW w:type="dxa" w:w="2410"/>
-            <w:vAlign w:val="center"/>
-          </w:tcPr>
-          <w:p>
-            <w:pPr>
-              <w:jc w:val="center"/>
-            </w:pPr>
-            <w:r>
-              <w:rPr>
-                <w:rFonts w:ascii="DejaVu Sans" w:hAnsi="DejaVu Sans"/>
-                <w:sz w:val="12"/>
-              </w:rPr>
-              <w:t>SAM2 pseudo</w:t>
-            </w:r>
-          </w:p>
-        </w:tc>
-        <w:tc>
-          <w:tcPr>
-            <w:tcW w:type="dxa" w:w="2410"/>
-            <w:vAlign w:val="center"/>
-            <w:shd w:fill="C1D980"/>
-          </w:tcPr>
-          <w:p>
-            <w:pPr>
-              <w:jc w:val="center"/>
-            </w:pPr>
-            <w:r>
-              <w:rPr>
-                <w:rFonts w:ascii="DejaVu Sans" w:hAnsi="DejaVu Sans"/>
-                <w:sz w:val="12"/>
-              </w:rPr>
-              <w:t>0.700</w:t>
-            </w:r>
-          </w:p>
-        </w:tc>
-        <w:tc>
-          <w:tcPr>
-            <w:tcW w:type="dxa" w:w="2410"/>
-            <w:vAlign w:val="center"/>
-            <w:shd w:fill="A6D17F"/>
-          </w:tcPr>
-          <w:p>
-            <w:pPr>
-              <w:jc w:val="center"/>
-            </w:pPr>
-            <w:r>
-              <w:rPr>
-                <w:rFonts w:ascii="DejaVu Sans" w:hAnsi="DejaVu Sans"/>
-                <w:sz w:val="12"/>
-              </w:rPr>
-              <w:t>0.784</w:t>
-            </w:r>
-          </w:p>
-        </w:tc>
-        <w:tc>
-          <w:tcPr>
-            <w:tcW w:type="dxa" w:w="2410"/>
-            <w:vAlign w:val="center"/>
-          </w:tcPr>
-          <w:p>
-            <w:pPr>
-              <w:jc w:val="center"/>
-            </w:pPr>
-            <w:r>
-              <w:rPr>
-                <w:rFonts w:ascii="DejaVu Sans" w:hAnsi="DejaVu Sans"/>
-                <w:sz w:val="12"/>
-              </w:rPr>
-              <w:t>+0.084 [+0.066, +0.101]</w:t>
-            </w:r>
-          </w:p>
-        </w:tc>
-      </w:tr>
-      <w:tr>
-        <w:tc>
-          <w:tcPr>
-            <w:tcW w:type="dxa" w:w="2410"/>
-            <w:vAlign w:val="center"/>
-          </w:tcPr>
-          <w:p>
-            <w:pPr>
-              <w:jc w:val="center"/>
-            </w:pPr>
-            <w:r>
-              <w:rPr>
-                <w:rFonts w:ascii="DejaVu Sans" w:hAnsi="DejaVu Sans"/>
-                <w:sz w:val="12"/>
-              </w:rPr>
-              <w:t>SAM3</w:t>
-            </w:r>
-          </w:p>
-        </w:tc>
-        <w:tc>
-          <w:tcPr>
-            <w:tcW w:type="dxa" w:w="2410"/>
-            <w:vAlign w:val="center"/>
-          </w:tcPr>
-          <w:p>
-            <w:pPr>
-              <w:jc w:val="center"/>
-            </w:pPr>
-            <w:r>
-              <w:rPr>
-                <w:rFonts w:ascii="DejaVu Sans" w:hAnsi="DejaVu Sans"/>
-                <w:sz w:val="12"/>
-              </w:rPr>
-              <w:t>GT bbox</w:t>
-            </w:r>
-          </w:p>
-        </w:tc>
-        <w:tc>
-          <w:tcPr>
-            <w:tcW w:type="dxa" w:w="2410"/>
-            <w:vAlign w:val="center"/>
-          </w:tcPr>
-          <w:p>
-            <w:pPr>
-              <w:jc w:val="center"/>
-            </w:pPr>
-            <w:r>
-              <w:rPr>
-                <w:rFonts w:ascii="DejaVu Sans" w:hAnsi="DejaVu Sans"/>
-                <w:sz w:val="12"/>
-              </w:rPr>
-              <w:t>SAM3 pseudo</w:t>
-            </w:r>
-          </w:p>
-        </w:tc>
-        <w:tc>
-          <w:tcPr>
-            <w:tcW w:type="dxa" w:w="2410"/>
-            <w:vAlign w:val="center"/>
-            <w:shd w:fill="C1D980"/>
-          </w:tcPr>
-          <w:p>
-            <w:pPr>
-              <w:jc w:val="center"/>
-            </w:pPr>
-            <w:r>
-              <w:rPr>
-                <w:rFonts w:ascii="DejaVu Sans" w:hAnsi="DejaVu Sans"/>
-                <w:sz w:val="12"/>
-              </w:rPr>
-              <w:t>0.700</w:t>
-            </w:r>
-          </w:p>
-        </w:tc>
-        <w:tc>
-          <w:tcPr>
-            <w:tcW w:type="dxa" w:w="2410"/>
-            <w:vAlign w:val="center"/>
-            <w:shd w:fill="63BE7B"/>
-          </w:tcPr>
-          <w:p>
-            <w:pPr>
-              <w:jc w:val="center"/>
-            </w:pPr>
-            <w:r>
-              <w:rPr>
-                <w:rFonts w:ascii="DejaVu Sans" w:hAnsi="DejaVu Sans"/>
-                <w:sz w:val="12"/>
-              </w:rPr>
-              <w:t>1.000</w:t>
-            </w:r>
-          </w:p>
-        </w:tc>
-        <w:tc>
-          <w:tcPr>
-            <w:tcW w:type="dxa" w:w="2410"/>
-            <w:vAlign w:val="center"/>
-          </w:tcPr>
-          <w:p>
-            <w:pPr>
-              <w:jc w:val="center"/>
-            </w:pPr>
-            <w:r>
-              <w:rPr>
-                <w:rFonts w:ascii="DejaVu Sans" w:hAnsi="DejaVu Sans"/>
-                <w:sz w:val="12"/>
-              </w:rPr>
-              <w:t>+0.300 [+0.285, +0.320]</w:t>
-            </w:r>
-          </w:p>
-        </w:tc>
-      </w:tr>
-      <w:tr>
-        <w:tc>
-          <w:tcPr>
-            <w:tcW w:type="dxa" w:w="2410"/>
-            <w:vAlign w:val="center"/>
-          </w:tcPr>
-          <w:p>
-            <w:pPr>
-              <w:jc w:val="center"/>
-            </w:pPr>
-            <w:r>
-              <w:rPr>
-                <w:rFonts w:ascii="DejaVu Sans" w:hAnsi="DejaVu Sans"/>
-                <w:sz w:val="12"/>
-              </w:rPr>
-              <w:t>SAM3</w:t>
-            </w:r>
-          </w:p>
-        </w:tc>
-        <w:tc>
-          <w:tcPr>
-            <w:tcW w:type="dxa" w:w="2410"/>
-            <w:vAlign w:val="center"/>
-          </w:tcPr>
-          <w:p>
-            <w:pPr>
-              <w:jc w:val="center"/>
-            </w:pPr>
-            <w:r>
-              <w:rPr>
-                <w:rFonts w:ascii="DejaVu Sans" w:hAnsi="DejaVu Sans"/>
-                <w:sz w:val="12"/>
-              </w:rPr>
-              <w:t>YOLO bbox</w:t>
-            </w:r>
-          </w:p>
-        </w:tc>
-        <w:tc>
-          <w:tcPr>
-            <w:tcW w:type="dxa" w:w="2410"/>
-            <w:vAlign w:val="center"/>
-          </w:tcPr>
-          <w:p>
-            <w:pPr>
-              <w:jc w:val="center"/>
-            </w:pPr>
-            <w:r>
-              <w:rPr>
-                <w:rFonts w:ascii="DejaVu Sans" w:hAnsi="DejaVu Sans"/>
-                <w:sz w:val="12"/>
-              </w:rPr>
-              <w:t>SAM1 pseudo</w:t>
-            </w:r>
-          </w:p>
-        </w:tc>
-        <w:tc>
-          <w:tcPr>
-            <w:tcW w:type="dxa" w:w="2410"/>
-            <w:vAlign w:val="center"/>
-            <w:shd w:fill="D4DF82"/>
-          </w:tcPr>
-          <w:p>
-            <w:pPr>
-              <w:jc w:val="center"/>
-            </w:pPr>
-            <w:r>
-              <w:rPr>
-                <w:rFonts w:ascii="DejaVu Sans" w:hAnsi="DejaVu Sans"/>
-                <w:sz w:val="12"/>
-              </w:rPr>
-              <w:t>0.638</w:t>
-            </w:r>
-          </w:p>
-        </w:tc>
-        <w:tc>
-          <w:tcPr>
-            <w:tcW w:type="dxa" w:w="2410"/>
-            <w:vAlign w:val="center"/>
-            <w:shd w:fill="B4D580"/>
-          </w:tcPr>
-          <w:p>
-            <w:pPr>
-              <w:jc w:val="center"/>
-            </w:pPr>
-            <w:r>
-              <w:rPr>
-                <w:rFonts w:ascii="DejaVu Sans" w:hAnsi="DejaVu Sans"/>
-                <w:sz w:val="12"/>
-              </w:rPr>
-              <w:t>0.741</w:t>
-            </w:r>
-          </w:p>
-        </w:tc>
-        <w:tc>
-          <w:tcPr>
-            <w:tcW w:type="dxa" w:w="2410"/>
-            <w:vAlign w:val="center"/>
-          </w:tcPr>
-          <w:p>
-            <w:pPr>
-              <w:jc w:val="center"/>
-            </w:pPr>
-            <w:r>
-              <w:rPr>
-                <w:rFonts w:ascii="DejaVu Sans" w:hAnsi="DejaVu Sans"/>
-                <w:sz w:val="12"/>
-              </w:rPr>
-              <w:t>+0.103 [+0.080, +0.121]</w:t>
-            </w:r>
-          </w:p>
-        </w:tc>
-      </w:tr>
-      <w:tr>
-        <w:tc>
-          <w:tcPr>
-            <w:tcW w:type="dxa" w:w="2410"/>
-            <w:vAlign w:val="center"/>
-          </w:tcPr>
-          <w:p>
-            <w:pPr>
-              <w:jc w:val="center"/>
-            </w:pPr>
-            <w:r>
-              <w:rPr>
-                <w:rFonts w:ascii="DejaVu Sans" w:hAnsi="DejaVu Sans"/>
-                <w:sz w:val="12"/>
-              </w:rPr>
-              <w:t>SAM3</w:t>
-            </w:r>
-          </w:p>
-        </w:tc>
-        <w:tc>
-          <w:tcPr>
-            <w:tcW w:type="dxa" w:w="2410"/>
-            <w:vAlign w:val="center"/>
-          </w:tcPr>
-          <w:p>
-            <w:pPr>
-              <w:jc w:val="center"/>
-            </w:pPr>
-            <w:r>
-              <w:rPr>
-                <w:rFonts w:ascii="DejaVu Sans" w:hAnsi="DejaVu Sans"/>
-                <w:sz w:val="12"/>
-              </w:rPr>
-              <w:t>YOLO bbox</w:t>
-            </w:r>
-          </w:p>
-        </w:tc>
-        <w:tc>
-          <w:tcPr>
-            <w:tcW w:type="dxa" w:w="2410"/>
-            <w:vAlign w:val="center"/>
-          </w:tcPr>
-          <w:p>
-            <w:pPr>
-              <w:jc w:val="center"/>
-            </w:pPr>
-            <w:r>
-              <w:rPr>
-                <w:rFonts w:ascii="DejaVu Sans" w:hAnsi="DejaVu Sans"/>
-                <w:sz w:val="12"/>
-              </w:rPr>
-              <w:t>SAM2 pseudo</w:t>
-            </w:r>
-          </w:p>
-        </w:tc>
-        <w:tc>
-          <w:tcPr>
-            <w:tcW w:type="dxa" w:w="2410"/>
-            <w:vAlign w:val="center"/>
-            <w:shd w:fill="D4DF82"/>
-          </w:tcPr>
-          <w:p>
-            <w:pPr>
-              <w:jc w:val="center"/>
-            </w:pPr>
-            <w:r>
-              <w:rPr>
-                <w:rFonts w:ascii="DejaVu Sans" w:hAnsi="DejaVu Sans"/>
-                <w:sz w:val="12"/>
-              </w:rPr>
-              <w:t>0.638</w:t>
-            </w:r>
-          </w:p>
-        </w:tc>
-        <w:tc>
-          <w:tcPr>
-            <w:tcW w:type="dxa" w:w="2410"/>
-            <w:vAlign w:val="center"/>
-            <w:shd w:fill="C0D980"/>
-          </w:tcPr>
-          <w:p>
-            <w:pPr>
-              <w:jc w:val="center"/>
-            </w:pPr>
-            <w:r>
-              <w:rPr>
-                <w:rFonts w:ascii="DejaVu Sans" w:hAnsi="DejaVu Sans"/>
-                <w:sz w:val="12"/>
-              </w:rPr>
-              <w:t>0.702</w:t>
-            </w:r>
-          </w:p>
-        </w:tc>
-        <w:tc>
-          <w:tcPr>
-            <w:tcW w:type="dxa" w:w="2410"/>
-            <w:vAlign w:val="center"/>
-          </w:tcPr>
-          <w:p>
-            <w:pPr>
-              <w:jc w:val="center"/>
-            </w:pPr>
-            <w:r>
-              <w:rPr>
-                <w:rFonts w:ascii="DejaVu Sans" w:hAnsi="DejaVu Sans"/>
-                <w:sz w:val="12"/>
-              </w:rPr>
-              <w:t>+0.064 [+0.046, +0.081]</w:t>
-            </w:r>
-          </w:p>
-        </w:tc>
-      </w:tr>
-      <w:tr>
-        <w:tc>
-          <w:tcPr>
-            <w:tcW w:type="dxa" w:w="2410"/>
-            <w:vAlign w:val="center"/>
-          </w:tcPr>
-          <w:p>
-            <w:pPr>
-              <w:jc w:val="center"/>
-            </w:pPr>
-            <w:r>
-              <w:rPr>
-                <w:rFonts w:ascii="DejaVu Sans" w:hAnsi="DejaVu Sans"/>
-                <w:sz w:val="12"/>
-              </w:rPr>
-              <w:t>SAM3</w:t>
-            </w:r>
-          </w:p>
-        </w:tc>
-        <w:tc>
-          <w:tcPr>
-            <w:tcW w:type="dxa" w:w="2410"/>
-            <w:vAlign w:val="center"/>
-          </w:tcPr>
-          <w:p>
-            <w:pPr>
-              <w:jc w:val="center"/>
-            </w:pPr>
-            <w:r>
-              <w:rPr>
-                <w:rFonts w:ascii="DejaVu Sans" w:hAnsi="DejaVu Sans"/>
-                <w:sz w:val="12"/>
-              </w:rPr>
-              <w:t>YOLO bbox</w:t>
-            </w:r>
-          </w:p>
-        </w:tc>
-        <w:tc>
-          <w:tcPr>
-            <w:tcW w:type="dxa" w:w="2410"/>
-            <w:vAlign w:val="center"/>
-          </w:tcPr>
-          <w:p>
-            <w:pPr>
-              <w:jc w:val="center"/>
-            </w:pPr>
-            <w:r>
-              <w:rPr>
-                <w:rFonts w:ascii="DejaVu Sans" w:hAnsi="DejaVu Sans"/>
-                <w:sz w:val="12"/>
-              </w:rPr>
-              <w:t>SAM3 pseudo</w:t>
-            </w:r>
-          </w:p>
-        </w:tc>
-        <w:tc>
-          <w:tcPr>
-            <w:tcW w:type="dxa" w:w="2410"/>
-            <w:vAlign w:val="center"/>
-            <w:shd w:fill="D4DF82"/>
-          </w:tcPr>
-          <w:p>
-            <w:pPr>
-              <w:jc w:val="center"/>
-            </w:pPr>
-            <w:r>
-              <w:rPr>
-                <w:rFonts w:ascii="DejaVu Sans" w:hAnsi="DejaVu Sans"/>
-                <w:sz w:val="12"/>
-              </w:rPr>
-              <w:t>0.638</w:t>
-            </w:r>
-          </w:p>
-        </w:tc>
-        <w:tc>
-          <w:tcPr>
-            <w:tcW w:type="dxa" w:w="2410"/>
-            <w:vAlign w:val="center"/>
-            <w:shd w:fill="8ECA7D"/>
-          </w:tcPr>
-          <w:p>
-            <w:pPr>
-              <w:jc w:val="center"/>
-            </w:pPr>
-            <w:r>
-              <w:rPr>
-                <w:rFonts w:ascii="DejaVu Sans" w:hAnsi="DejaVu Sans"/>
-                <w:sz w:val="12"/>
-              </w:rPr>
-              <w:t>0.863</w:t>
-            </w:r>
-          </w:p>
-        </w:tc>
-        <w:tc>
-          <w:tcPr>
-            <w:tcW w:type="dxa" w:w="2410"/>
-            <w:vAlign w:val="center"/>
-          </w:tcPr>
-          <w:p>
-            <w:pPr>
-              <w:jc w:val="center"/>
-            </w:pPr>
-            <w:r>
-              <w:rPr>
-                <w:rFonts w:ascii="DejaVu Sans" w:hAnsi="DejaVu Sans"/>
-                <w:sz w:val="12"/>
-              </w:rPr>
-              <w:t>+0.224 [+0.208, +0.240]</w:t>
+              <w:t>0.869</w:t>
             </w:r>
           </w:p>
         </w:tc>
@@ -6301,926 +4325,19 @@
         <w:pStyle w:val="Heading2"/>
       </w:pPr>
       <w:r>
-        <w:t>Öğretmen Avantajı</w:t>
+        <w:t>Model Kendi Etiketiyle Ne Kadar Ek Puan Alıyor? · Overall · YOLO bbox</w:t>
       </w:r>
     </w:p>
-    <w:tbl>
-      <w:tblPr>
-        <w:tblStyle w:val="TableGrid"/>
-        <w:tblW w:type="auto" w:w="0"/>
-        <w:jc w:val="center"/>
-        <w:tblLook w:firstColumn="1" w:firstRow="1" w:lastColumn="0" w:lastRow="0" w:noHBand="0" w:noVBand="1" w:val="04A0"/>
-      </w:tblPr>
-      <w:tblGrid>
-        <w:gridCol w:w="2065"/>
-        <w:gridCol w:w="2065"/>
-        <w:gridCol w:w="2065"/>
-        <w:gridCol w:w="2065"/>
-        <w:gridCol w:w="2065"/>
-        <w:gridCol w:w="2065"/>
-        <w:gridCol w:w="2065"/>
-      </w:tblGrid>
-      <w:tr>
-        <w:tc>
-          <w:tcPr>
-            <w:tcW w:type="dxa" w:w="2065"/>
-            <w:shd w:fill="1F4E79"/>
-          </w:tcPr>
-          <w:p>
-            <w:r>
-              <w:rPr>
-                <w:b/>
-                <w:color w:val="FFFFFF"/>
-                <w:sz w:val="13"/>
-              </w:rPr>
-              <w:t>Model</w:t>
-            </w:r>
-          </w:p>
-        </w:tc>
-        <w:tc>
-          <w:tcPr>
-            <w:tcW w:type="dxa" w:w="2065"/>
-            <w:shd w:fill="1F4E79"/>
-          </w:tcPr>
-          <w:p>
-            <w:r>
-              <w:rPr>
-                <w:b/>
-                <w:color w:val="FFFFFF"/>
-                <w:sz w:val="13"/>
-              </w:rPr>
-              <w:t>BBox</w:t>
-            </w:r>
-          </w:p>
-        </w:tc>
-        <w:tc>
-          <w:tcPr>
-            <w:tcW w:type="dxa" w:w="2065"/>
-            <w:shd w:fill="1F4E79"/>
-          </w:tcPr>
-          <w:p>
-            <w:r>
-              <w:rPr>
-                <w:b/>
-                <w:color w:val="FFFFFF"/>
-                <w:sz w:val="13"/>
-              </w:rPr>
-              <w:t>Referans</w:t>
-            </w:r>
-          </w:p>
-        </w:tc>
-        <w:tc>
-          <w:tcPr>
-            <w:tcW w:type="dxa" w:w="2065"/>
-            <w:shd w:fill="1F4E79"/>
-          </w:tcPr>
-          <w:p>
-            <w:r>
-              <w:rPr>
-                <w:b/>
-                <w:color w:val="FFFFFF"/>
-                <w:sz w:val="13"/>
-              </w:rPr>
-              <w:t>Öğretmen IoU</w:t>
-            </w:r>
-          </w:p>
-        </w:tc>
-        <w:tc>
-          <w:tcPr>
-            <w:tcW w:type="dxa" w:w="2065"/>
-            <w:shd w:fill="1F4E79"/>
-          </w:tcPr>
-          <w:p>
-            <w:r>
-              <w:rPr>
-                <w:b/>
-                <w:color w:val="FFFFFF"/>
-                <w:sz w:val="13"/>
-              </w:rPr>
-              <w:t>Diğerleri Ort.</w:t>
-            </w:r>
-          </w:p>
-        </w:tc>
-        <w:tc>
-          <w:tcPr>
-            <w:tcW w:type="dxa" w:w="2065"/>
-            <w:shd w:fill="1F4E79"/>
-          </w:tcPr>
-          <w:p>
-            <w:r>
-              <w:rPr>
-                <w:b/>
-                <w:color w:val="FFFFFF"/>
-                <w:sz w:val="13"/>
-              </w:rPr>
-              <w:t>Öğretmen Avantajı</w:t>
-            </w:r>
-          </w:p>
-        </w:tc>
-        <w:tc>
-          <w:tcPr>
-            <w:tcW w:type="dxa" w:w="2065"/>
-            <w:shd w:fill="1F4E79"/>
-          </w:tcPr>
-          <w:p>
-            <w:r>
-              <w:rPr>
-                <w:b/>
-                <w:color w:val="FFFFFF"/>
-                <w:sz w:val="13"/>
-              </w:rPr>
-              <w:t>Identity Control</w:t>
-            </w:r>
-          </w:p>
-        </w:tc>
-      </w:tr>
-      <w:tr>
-        <w:tc>
-          <w:tcPr>
-            <w:tcW w:type="dxa" w:w="2065"/>
-            <w:vAlign w:val="center"/>
-          </w:tcPr>
-          <w:p>
-            <w:pPr>
-              <w:jc w:val="center"/>
-            </w:pPr>
-            <w:r>
-              <w:rPr>
-                <w:rFonts w:ascii="DejaVu Sans" w:hAnsi="DejaVu Sans"/>
-                <w:sz w:val="12"/>
-              </w:rPr>
-              <w:t>SAM1</w:t>
-            </w:r>
-          </w:p>
-        </w:tc>
-        <w:tc>
-          <w:tcPr>
-            <w:tcW w:type="dxa" w:w="2065"/>
-            <w:vAlign w:val="center"/>
-          </w:tcPr>
-          <w:p>
-            <w:pPr>
-              <w:jc w:val="center"/>
-            </w:pPr>
-            <w:r>
-              <w:rPr>
-                <w:rFonts w:ascii="DejaVu Sans" w:hAnsi="DejaVu Sans"/>
-                <w:sz w:val="12"/>
-              </w:rPr>
-              <w:t>GT bbox</w:t>
-            </w:r>
-          </w:p>
-        </w:tc>
-        <w:tc>
-          <w:tcPr>
-            <w:tcW w:type="dxa" w:w="2065"/>
-            <w:vAlign w:val="center"/>
-          </w:tcPr>
-          <w:p>
-            <w:pPr>
-              <w:jc w:val="center"/>
-            </w:pPr>
-            <w:r>
-              <w:rPr>
-                <w:rFonts w:ascii="DejaVu Sans" w:hAnsi="DejaVu Sans"/>
-                <w:sz w:val="12"/>
-              </w:rPr>
-              <w:t>SAM1 pseudo</w:t>
-            </w:r>
-          </w:p>
-        </w:tc>
-        <w:tc>
-          <w:tcPr>
-            <w:tcW w:type="dxa" w:w="2065"/>
-            <w:vAlign w:val="center"/>
-            <w:shd w:fill="63BE7B"/>
-          </w:tcPr>
-          <w:p>
-            <w:pPr>
-              <w:jc w:val="center"/>
-            </w:pPr>
-            <w:r>
-              <w:rPr>
-                <w:rFonts w:ascii="DejaVu Sans" w:hAnsi="DejaVu Sans"/>
-                <w:sz w:val="12"/>
-              </w:rPr>
-              <w:t>1.000</w:t>
-            </w:r>
-          </w:p>
-        </w:tc>
-        <w:tc>
-          <w:tcPr>
-            <w:tcW w:type="dxa" w:w="2065"/>
-            <w:vAlign w:val="center"/>
-            <w:shd w:fill="9ACE7E"/>
-          </w:tcPr>
-          <w:p>
-            <w:pPr>
-              <w:jc w:val="center"/>
-            </w:pPr>
-            <w:r>
-              <w:rPr>
-                <w:rFonts w:ascii="DejaVu Sans" w:hAnsi="DejaVu Sans"/>
-                <w:sz w:val="12"/>
-              </w:rPr>
-              <w:t>0.824</w:t>
-            </w:r>
-          </w:p>
-        </w:tc>
-        <w:tc>
-          <w:tcPr>
-            <w:tcW w:type="dxa" w:w="2065"/>
-            <w:vAlign w:val="center"/>
-          </w:tcPr>
-          <w:p>
-            <w:pPr>
-              <w:jc w:val="center"/>
-            </w:pPr>
-            <w:r>
-              <w:rPr>
-                <w:rFonts w:ascii="DejaVu Sans" w:hAnsi="DejaVu Sans"/>
-                <w:sz w:val="12"/>
-              </w:rPr>
-              <w:t>+0.176</w:t>
-            </w:r>
-          </w:p>
-        </w:tc>
-        <w:tc>
-          <w:tcPr>
-            <w:tcW w:type="dxa" w:w="2065"/>
-            <w:vAlign w:val="center"/>
-          </w:tcPr>
-          <w:p>
-            <w:pPr>
-              <w:jc w:val="center"/>
-            </w:pPr>
-            <w:r>
-              <w:rPr>
-                <w:rFonts w:ascii="DejaVu Sans" w:hAnsi="DejaVu Sans"/>
-                <w:sz w:val="12"/>
-              </w:rPr>
-              <w:t>Evet</w:t>
-            </w:r>
-          </w:p>
-        </w:tc>
-      </w:tr>
-      <w:tr>
-        <w:tc>
-          <w:tcPr>
-            <w:tcW w:type="dxa" w:w="2065"/>
-            <w:vAlign w:val="center"/>
-          </w:tcPr>
-          <w:p>
-            <w:pPr>
-              <w:jc w:val="center"/>
-            </w:pPr>
-            <w:r>
-              <w:rPr>
-                <w:rFonts w:ascii="DejaVu Sans" w:hAnsi="DejaVu Sans"/>
-                <w:sz w:val="12"/>
-              </w:rPr>
-              <w:t>SAM2</w:t>
-            </w:r>
-          </w:p>
-        </w:tc>
-        <w:tc>
-          <w:tcPr>
-            <w:tcW w:type="dxa" w:w="2065"/>
-            <w:vAlign w:val="center"/>
-          </w:tcPr>
-          <w:p>
-            <w:pPr>
-              <w:jc w:val="center"/>
-            </w:pPr>
-            <w:r>
-              <w:rPr>
-                <w:rFonts w:ascii="DejaVu Sans" w:hAnsi="DejaVu Sans"/>
-                <w:sz w:val="12"/>
-              </w:rPr>
-              <w:t>GT bbox</w:t>
-            </w:r>
-          </w:p>
-        </w:tc>
-        <w:tc>
-          <w:tcPr>
-            <w:tcW w:type="dxa" w:w="2065"/>
-            <w:vAlign w:val="center"/>
-          </w:tcPr>
-          <w:p>
-            <w:pPr>
-              <w:jc w:val="center"/>
-            </w:pPr>
-            <w:r>
-              <w:rPr>
-                <w:rFonts w:ascii="DejaVu Sans" w:hAnsi="DejaVu Sans"/>
-                <w:sz w:val="12"/>
-              </w:rPr>
-              <w:t>SAM2 pseudo</w:t>
-            </w:r>
-          </w:p>
-        </w:tc>
-        <w:tc>
-          <w:tcPr>
-            <w:tcW w:type="dxa" w:w="2065"/>
-            <w:vAlign w:val="center"/>
-            <w:shd w:fill="63BE7B"/>
-          </w:tcPr>
-          <w:p>
-            <w:pPr>
-              <w:jc w:val="center"/>
-            </w:pPr>
-            <w:r>
-              <w:rPr>
-                <w:rFonts w:ascii="DejaVu Sans" w:hAnsi="DejaVu Sans"/>
-                <w:sz w:val="12"/>
-              </w:rPr>
-              <w:t>1.000</w:t>
-            </w:r>
-          </w:p>
-        </w:tc>
-        <w:tc>
-          <w:tcPr>
-            <w:tcW w:type="dxa" w:w="2065"/>
-            <w:vAlign w:val="center"/>
-            <w:shd w:fill="A0D07F"/>
-          </w:tcPr>
-          <w:p>
-            <w:pPr>
-              <w:jc w:val="center"/>
-            </w:pPr>
-            <w:r>
-              <w:rPr>
-                <w:rFonts w:ascii="DejaVu Sans" w:hAnsi="DejaVu Sans"/>
-                <w:sz w:val="12"/>
-              </w:rPr>
-              <w:t>0.805</w:t>
-            </w:r>
-          </w:p>
-        </w:tc>
-        <w:tc>
-          <w:tcPr>
-            <w:tcW w:type="dxa" w:w="2065"/>
-            <w:vAlign w:val="center"/>
-          </w:tcPr>
-          <w:p>
-            <w:pPr>
-              <w:jc w:val="center"/>
-            </w:pPr>
-            <w:r>
-              <w:rPr>
-                <w:rFonts w:ascii="DejaVu Sans" w:hAnsi="DejaVu Sans"/>
-                <w:sz w:val="12"/>
-              </w:rPr>
-              <w:t>+0.195</w:t>
-            </w:r>
-          </w:p>
-        </w:tc>
-        <w:tc>
-          <w:tcPr>
-            <w:tcW w:type="dxa" w:w="2065"/>
-            <w:vAlign w:val="center"/>
-          </w:tcPr>
-          <w:p>
-            <w:pPr>
-              <w:jc w:val="center"/>
-            </w:pPr>
-            <w:r>
-              <w:rPr>
-                <w:rFonts w:ascii="DejaVu Sans" w:hAnsi="DejaVu Sans"/>
-                <w:sz w:val="12"/>
-              </w:rPr>
-              <w:t>Evet</w:t>
-            </w:r>
-          </w:p>
-        </w:tc>
-      </w:tr>
-      <w:tr>
-        <w:tc>
-          <w:tcPr>
-            <w:tcW w:type="dxa" w:w="2065"/>
-            <w:vAlign w:val="center"/>
-          </w:tcPr>
-          <w:p>
-            <w:pPr>
-              <w:jc w:val="center"/>
-            </w:pPr>
-            <w:r>
-              <w:rPr>
-                <w:rFonts w:ascii="DejaVu Sans" w:hAnsi="DejaVu Sans"/>
-                <w:sz w:val="12"/>
-              </w:rPr>
-              <w:t>SAM3</w:t>
-            </w:r>
-          </w:p>
-        </w:tc>
-        <w:tc>
-          <w:tcPr>
-            <w:tcW w:type="dxa" w:w="2065"/>
-            <w:vAlign w:val="center"/>
-          </w:tcPr>
-          <w:p>
-            <w:pPr>
-              <w:jc w:val="center"/>
-            </w:pPr>
-            <w:r>
-              <w:rPr>
-                <w:rFonts w:ascii="DejaVu Sans" w:hAnsi="DejaVu Sans"/>
-                <w:sz w:val="12"/>
-              </w:rPr>
-              <w:t>GT bbox</w:t>
-            </w:r>
-          </w:p>
-        </w:tc>
-        <w:tc>
-          <w:tcPr>
-            <w:tcW w:type="dxa" w:w="2065"/>
-            <w:vAlign w:val="center"/>
-          </w:tcPr>
-          <w:p>
-            <w:pPr>
-              <w:jc w:val="center"/>
-            </w:pPr>
-            <w:r>
-              <w:rPr>
-                <w:rFonts w:ascii="DejaVu Sans" w:hAnsi="DejaVu Sans"/>
-                <w:sz w:val="12"/>
-              </w:rPr>
-              <w:t>SAM3 pseudo</w:t>
-            </w:r>
-          </w:p>
-        </w:tc>
-        <w:tc>
-          <w:tcPr>
-            <w:tcW w:type="dxa" w:w="2065"/>
-            <w:vAlign w:val="center"/>
-            <w:shd w:fill="63BE7B"/>
-          </w:tcPr>
-          <w:p>
-            <w:pPr>
-              <w:jc w:val="center"/>
-            </w:pPr>
-            <w:r>
-              <w:rPr>
-                <w:rFonts w:ascii="DejaVu Sans" w:hAnsi="DejaVu Sans"/>
-                <w:sz w:val="12"/>
-              </w:rPr>
-              <w:t>1.000</w:t>
-            </w:r>
-          </w:p>
-        </w:tc>
-        <w:tc>
-          <w:tcPr>
-            <w:tcW w:type="dxa" w:w="2065"/>
-            <w:vAlign w:val="center"/>
-            <w:shd w:fill="A1D07F"/>
-          </w:tcPr>
-          <w:p>
-            <w:pPr>
-              <w:jc w:val="center"/>
-            </w:pPr>
-            <w:r>
-              <w:rPr>
-                <w:rFonts w:ascii="DejaVu Sans" w:hAnsi="DejaVu Sans"/>
-                <w:sz w:val="12"/>
-              </w:rPr>
-              <w:t>0.802</w:t>
-            </w:r>
-          </w:p>
-        </w:tc>
-        <w:tc>
-          <w:tcPr>
-            <w:tcW w:type="dxa" w:w="2065"/>
-            <w:vAlign w:val="center"/>
-          </w:tcPr>
-          <w:p>
-            <w:pPr>
-              <w:jc w:val="center"/>
-            </w:pPr>
-            <w:r>
-              <w:rPr>
-                <w:rFonts w:ascii="DejaVu Sans" w:hAnsi="DejaVu Sans"/>
-                <w:sz w:val="12"/>
-              </w:rPr>
-              <w:t>+0.198</w:t>
-            </w:r>
-          </w:p>
-        </w:tc>
-        <w:tc>
-          <w:tcPr>
-            <w:tcW w:type="dxa" w:w="2065"/>
-            <w:vAlign w:val="center"/>
-          </w:tcPr>
-          <w:p>
-            <w:pPr>
-              <w:jc w:val="center"/>
-            </w:pPr>
-            <w:r>
-              <w:rPr>
-                <w:rFonts w:ascii="DejaVu Sans" w:hAnsi="DejaVu Sans"/>
-                <w:sz w:val="12"/>
-              </w:rPr>
-              <w:t>Evet</w:t>
-            </w:r>
-          </w:p>
-        </w:tc>
-      </w:tr>
-      <w:tr>
-        <w:tc>
-          <w:tcPr>
-            <w:tcW w:type="dxa" w:w="2065"/>
-            <w:vAlign w:val="center"/>
-          </w:tcPr>
-          <w:p>
-            <w:pPr>
-              <w:jc w:val="center"/>
-            </w:pPr>
-            <w:r>
-              <w:rPr>
-                <w:rFonts w:ascii="DejaVu Sans" w:hAnsi="DejaVu Sans"/>
-                <w:sz w:val="12"/>
-              </w:rPr>
-              <w:t>SAM1</w:t>
-            </w:r>
-          </w:p>
-        </w:tc>
-        <w:tc>
-          <w:tcPr>
-            <w:tcW w:type="dxa" w:w="2065"/>
-            <w:vAlign w:val="center"/>
-          </w:tcPr>
-          <w:p>
-            <w:pPr>
-              <w:jc w:val="center"/>
-            </w:pPr>
-            <w:r>
-              <w:rPr>
-                <w:rFonts w:ascii="DejaVu Sans" w:hAnsi="DejaVu Sans"/>
-                <w:sz w:val="12"/>
-              </w:rPr>
-              <w:t>YOLO bbox</w:t>
-            </w:r>
-          </w:p>
-        </w:tc>
-        <w:tc>
-          <w:tcPr>
-            <w:tcW w:type="dxa" w:w="2065"/>
-            <w:vAlign w:val="center"/>
-          </w:tcPr>
-          <w:p>
-            <w:pPr>
-              <w:jc w:val="center"/>
-            </w:pPr>
-            <w:r>
-              <w:rPr>
-                <w:rFonts w:ascii="DejaVu Sans" w:hAnsi="DejaVu Sans"/>
-                <w:sz w:val="12"/>
-              </w:rPr>
-              <w:t>SAM1 pseudo</w:t>
-            </w:r>
-          </w:p>
-        </w:tc>
-        <w:tc>
-          <w:tcPr>
-            <w:tcW w:type="dxa" w:w="2065"/>
-            <w:vAlign w:val="center"/>
-            <w:shd w:fill="8BC97D"/>
-          </w:tcPr>
-          <w:p>
-            <w:pPr>
-              <w:jc w:val="center"/>
-            </w:pPr>
-            <w:r>
-              <w:rPr>
-                <w:rFonts w:ascii="DejaVu Sans" w:hAnsi="DejaVu Sans"/>
-                <w:sz w:val="12"/>
-              </w:rPr>
-              <w:t>0.873</w:t>
-            </w:r>
-          </w:p>
-        </w:tc>
-        <w:tc>
-          <w:tcPr>
-            <w:tcW w:type="dxa" w:w="2065"/>
-            <w:vAlign w:val="center"/>
-            <w:shd w:fill="B2D580"/>
-          </w:tcPr>
-          <w:p>
-            <w:pPr>
-              <w:jc w:val="center"/>
-            </w:pPr>
-            <w:r>
-              <w:rPr>
-                <w:rFonts w:ascii="DejaVu Sans" w:hAnsi="DejaVu Sans"/>
-                <w:sz w:val="12"/>
-              </w:rPr>
-              <w:t>0.746</w:t>
-            </w:r>
-          </w:p>
-        </w:tc>
-        <w:tc>
-          <w:tcPr>
-            <w:tcW w:type="dxa" w:w="2065"/>
-            <w:vAlign w:val="center"/>
-          </w:tcPr>
-          <w:p>
-            <w:pPr>
-              <w:jc w:val="center"/>
-            </w:pPr>
-            <w:r>
-              <w:rPr>
-                <w:rFonts w:ascii="DejaVu Sans" w:hAnsi="DejaVu Sans"/>
-                <w:sz w:val="12"/>
-              </w:rPr>
-              <w:t>+0.128</w:t>
-            </w:r>
-          </w:p>
-        </w:tc>
-        <w:tc>
-          <w:tcPr>
-            <w:tcW w:type="dxa" w:w="2065"/>
-            <w:vAlign w:val="center"/>
-          </w:tcPr>
-          <w:p>
-            <w:pPr>
-              <w:jc w:val="center"/>
-            </w:pPr>
-            <w:r>
-              <w:rPr>
-                <w:rFonts w:ascii="DejaVu Sans" w:hAnsi="DejaVu Sans"/>
-                <w:sz w:val="12"/>
-              </w:rPr>
-              <w:t>Hayır</w:t>
-            </w:r>
-          </w:p>
-        </w:tc>
-      </w:tr>
-      <w:tr>
-        <w:tc>
-          <w:tcPr>
-            <w:tcW w:type="dxa" w:w="2065"/>
-            <w:vAlign w:val="center"/>
-          </w:tcPr>
-          <w:p>
-            <w:pPr>
-              <w:jc w:val="center"/>
-            </w:pPr>
-            <w:r>
-              <w:rPr>
-                <w:rFonts w:ascii="DejaVu Sans" w:hAnsi="DejaVu Sans"/>
-                <w:sz w:val="12"/>
-              </w:rPr>
-              <w:t>SAM2</w:t>
-            </w:r>
-          </w:p>
-        </w:tc>
-        <w:tc>
-          <w:tcPr>
-            <w:tcW w:type="dxa" w:w="2065"/>
-            <w:vAlign w:val="center"/>
-          </w:tcPr>
-          <w:p>
-            <w:pPr>
-              <w:jc w:val="center"/>
-            </w:pPr>
-            <w:r>
-              <w:rPr>
-                <w:rFonts w:ascii="DejaVu Sans" w:hAnsi="DejaVu Sans"/>
-                <w:sz w:val="12"/>
-              </w:rPr>
-              <w:t>YOLO bbox</w:t>
-            </w:r>
-          </w:p>
-        </w:tc>
-        <w:tc>
-          <w:tcPr>
-            <w:tcW w:type="dxa" w:w="2065"/>
-            <w:vAlign w:val="center"/>
-          </w:tcPr>
-          <w:p>
-            <w:pPr>
-              <w:jc w:val="center"/>
-            </w:pPr>
-            <w:r>
-              <w:rPr>
-                <w:rFonts w:ascii="DejaVu Sans" w:hAnsi="DejaVu Sans"/>
-                <w:sz w:val="12"/>
-              </w:rPr>
-              <w:t>SAM2 pseudo</w:t>
-            </w:r>
-          </w:p>
-        </w:tc>
-        <w:tc>
-          <w:tcPr>
-            <w:tcW w:type="dxa" w:w="2065"/>
-            <w:vAlign w:val="center"/>
-            <w:shd w:fill="91CB7E"/>
-          </w:tcPr>
-          <w:p>
-            <w:pPr>
-              <w:jc w:val="center"/>
-            </w:pPr>
-            <w:r>
-              <w:rPr>
-                <w:rFonts w:ascii="DejaVu Sans" w:hAnsi="DejaVu Sans"/>
-                <w:sz w:val="12"/>
-              </w:rPr>
-              <w:t>0.853</w:t>
-            </w:r>
-          </w:p>
-        </w:tc>
-        <w:tc>
-          <w:tcPr>
-            <w:tcW w:type="dxa" w:w="2065"/>
-            <w:vAlign w:val="center"/>
-            <w:shd w:fill="B8D780"/>
-          </w:tcPr>
-          <w:p>
-            <w:pPr>
-              <w:jc w:val="center"/>
-            </w:pPr>
-            <w:r>
-              <w:rPr>
-                <w:rFonts w:ascii="DejaVu Sans" w:hAnsi="DejaVu Sans"/>
-                <w:sz w:val="12"/>
-              </w:rPr>
-              <w:t>0.726</w:t>
-            </w:r>
-          </w:p>
-        </w:tc>
-        <w:tc>
-          <w:tcPr>
-            <w:tcW w:type="dxa" w:w="2065"/>
-            <w:vAlign w:val="center"/>
-          </w:tcPr>
-          <w:p>
-            <w:pPr>
-              <w:jc w:val="center"/>
-            </w:pPr>
-            <w:r>
-              <w:rPr>
-                <w:rFonts w:ascii="DejaVu Sans" w:hAnsi="DejaVu Sans"/>
-                <w:sz w:val="12"/>
-              </w:rPr>
-              <w:t>+0.127</w:t>
-            </w:r>
-          </w:p>
-        </w:tc>
-        <w:tc>
-          <w:tcPr>
-            <w:tcW w:type="dxa" w:w="2065"/>
-            <w:vAlign w:val="center"/>
-          </w:tcPr>
-          <w:p>
-            <w:pPr>
-              <w:jc w:val="center"/>
-            </w:pPr>
-            <w:r>
-              <w:rPr>
-                <w:rFonts w:ascii="DejaVu Sans" w:hAnsi="DejaVu Sans"/>
-                <w:sz w:val="12"/>
-              </w:rPr>
-              <w:t>Hayır</w:t>
-            </w:r>
-          </w:p>
-        </w:tc>
-      </w:tr>
-      <w:tr>
-        <w:tc>
-          <w:tcPr>
-            <w:tcW w:type="dxa" w:w="2065"/>
-            <w:vAlign w:val="center"/>
-          </w:tcPr>
-          <w:p>
-            <w:pPr>
-              <w:jc w:val="center"/>
-            </w:pPr>
-            <w:r>
-              <w:rPr>
-                <w:rFonts w:ascii="DejaVu Sans" w:hAnsi="DejaVu Sans"/>
-                <w:sz w:val="12"/>
-              </w:rPr>
-              <w:t>SAM3</w:t>
-            </w:r>
-          </w:p>
-        </w:tc>
-        <w:tc>
-          <w:tcPr>
-            <w:tcW w:type="dxa" w:w="2065"/>
-            <w:vAlign w:val="center"/>
-          </w:tcPr>
-          <w:p>
-            <w:pPr>
-              <w:jc w:val="center"/>
-            </w:pPr>
-            <w:r>
-              <w:rPr>
-                <w:rFonts w:ascii="DejaVu Sans" w:hAnsi="DejaVu Sans"/>
-                <w:sz w:val="12"/>
-              </w:rPr>
-              <w:t>YOLO bbox</w:t>
-            </w:r>
-          </w:p>
-        </w:tc>
-        <w:tc>
-          <w:tcPr>
-            <w:tcW w:type="dxa" w:w="2065"/>
-            <w:vAlign w:val="center"/>
-          </w:tcPr>
-          <w:p>
-            <w:pPr>
-              <w:jc w:val="center"/>
-            </w:pPr>
-            <w:r>
-              <w:rPr>
-                <w:rFonts w:ascii="DejaVu Sans" w:hAnsi="DejaVu Sans"/>
-                <w:sz w:val="12"/>
-              </w:rPr>
-              <w:t>SAM3 pseudo</w:t>
-            </w:r>
-          </w:p>
-        </w:tc>
-        <w:tc>
-          <w:tcPr>
-            <w:tcW w:type="dxa" w:w="2065"/>
-            <w:vAlign w:val="center"/>
-            <w:shd w:fill="8ECA7D"/>
-          </w:tcPr>
-          <w:p>
-            <w:pPr>
-              <w:jc w:val="center"/>
-            </w:pPr>
-            <w:r>
-              <w:rPr>
-                <w:rFonts w:ascii="DejaVu Sans" w:hAnsi="DejaVu Sans"/>
-                <w:sz w:val="12"/>
-              </w:rPr>
-              <w:t>0.863</w:t>
-            </w:r>
-          </w:p>
-        </w:tc>
-        <w:tc>
-          <w:tcPr>
-            <w:tcW w:type="dxa" w:w="2065"/>
-            <w:vAlign w:val="center"/>
-            <w:shd w:fill="B9D780"/>
-          </w:tcPr>
-          <w:p>
-            <w:pPr>
-              <w:jc w:val="center"/>
-            </w:pPr>
-            <w:r>
-              <w:rPr>
-                <w:rFonts w:ascii="DejaVu Sans" w:hAnsi="DejaVu Sans"/>
-                <w:sz w:val="12"/>
-              </w:rPr>
-              <w:t>0.724</w:t>
-            </w:r>
-          </w:p>
-        </w:tc>
-        <w:tc>
-          <w:tcPr>
-            <w:tcW w:type="dxa" w:w="2065"/>
-            <w:vAlign w:val="center"/>
-          </w:tcPr>
-          <w:p>
-            <w:pPr>
-              <w:jc w:val="center"/>
-            </w:pPr>
-            <w:r>
-              <w:rPr>
-                <w:rFonts w:ascii="DejaVu Sans" w:hAnsi="DejaVu Sans"/>
-                <w:sz w:val="12"/>
-              </w:rPr>
-              <w:t>+0.139</w:t>
-            </w:r>
-          </w:p>
-        </w:tc>
-        <w:tc>
-          <w:tcPr>
-            <w:tcW w:type="dxa" w:w="2065"/>
-            <w:vAlign w:val="center"/>
-          </w:tcPr>
-          <w:p>
-            <w:pPr>
-              <w:jc w:val="center"/>
-            </w:pPr>
-            <w:r>
-              <w:rPr>
-                <w:rFonts w:ascii="DejaVu Sans" w:hAnsi="DejaVu Sans"/>
-                <w:sz w:val="12"/>
-              </w:rPr>
-              <w:t>Hayır</w:t>
-            </w:r>
-          </w:p>
-        </w:tc>
-      </w:tr>
-    </w:tbl>
     <w:p>
       <w:pPr>
-        <w:pStyle w:val="Heading2"/>
+        <w:spacing w:after="80"/>
       </w:pPr>
       <w:r>
-        <w:t>Referanslar Arası Anlaşma</w:t>
+        <w:rPr>
+          <w:rFonts w:ascii="DejaVu Sans" w:hAnsi="DejaVu Sans"/>
+          <w:sz w:val="16"/>
+        </w:rPr>
+        <w:t>Ek IoU = Kendi Etiketiyle IoU − Diğer SAM Etiketleriyle Ortalama IoU. Pozitif değer, modelin kendi etiketinde daha yüksek puan aldığını gösterir.</w:t>
       </w:r>
     </w:p>
     <w:tbl>
@@ -7249,7 +4366,7 @@
                 <w:color w:val="FFFFFF"/>
                 <w:sz w:val="13"/>
               </w:rPr>
-              <w:t>Referans A</w:t>
+              <w:t>Model</w:t>
             </w:r>
           </w:p>
         </w:tc>
@@ -7265,7 +4382,7 @@
                 <w:color w:val="FFFFFF"/>
                 <w:sz w:val="13"/>
               </w:rPr>
-              <w:t>Referans B</w:t>
+              <w:t>Kendi Etiketiyle IoU</w:t>
             </w:r>
           </w:p>
         </w:tc>
@@ -7281,7 +4398,7 @@
                 <w:color w:val="FFFFFF"/>
                 <w:sz w:val="13"/>
               </w:rPr>
-              <w:t>Referans Anlaşması</w:t>
+              <w:t>Diğer SAM Etiketleriyle Ortalama IoU</w:t>
             </w:r>
           </w:p>
         </w:tc>
@@ -7297,7 +4414,7 @@
                 <w:color w:val="FFFFFF"/>
                 <w:sz w:val="13"/>
               </w:rPr>
-              <w:t>Instance</w:t>
+              <w:t>Ek IoU</w:t>
             </w:r>
           </w:p>
         </w:tc>
@@ -7317,7 +4434,7 @@
                 <w:rFonts w:ascii="DejaVu Sans" w:hAnsi="DejaVu Sans"/>
                 <w:sz w:val="12"/>
               </w:rPr>
-              <w:t>İnsan</w:t>
+              <w:t>SAM1</w:t>
             </w:r>
           </w:p>
         </w:tc>
@@ -7325,6 +4442,7 @@
           <w:tcPr>
             <w:tcW w:type="dxa" w:w="3614"/>
             <w:vAlign w:val="center"/>
+            <w:shd w:fill="8BC97D"/>
           </w:tcPr>
           <w:p>
             <w:pPr>
@@ -7335,7 +4453,7 @@
                 <w:rFonts w:ascii="DejaVu Sans" w:hAnsi="DejaVu Sans"/>
                 <w:sz w:val="12"/>
               </w:rPr>
-              <w:t>SAM1 pseudo</w:t>
+              <w:t>0.873</w:t>
             </w:r>
           </w:p>
         </w:tc>
@@ -7343,7 +4461,7 @@
           <w:tcPr>
             <w:tcW w:type="dxa" w:w="3614"/>
             <w:vAlign w:val="center"/>
-            <w:shd w:fill="CFDD81"/>
+            <w:shd w:fill="B3D580"/>
           </w:tcPr>
           <w:p>
             <w:pPr>
@@ -7354,7 +4472,7 @@
                 <w:rFonts w:ascii="DejaVu Sans" w:hAnsi="DejaVu Sans"/>
                 <w:sz w:val="12"/>
               </w:rPr>
-              <w:t>0.653</w:t>
+              <w:t>0.745</w:t>
             </w:r>
           </w:p>
         </w:tc>
@@ -7372,7 +4490,7 @@
                 <w:rFonts w:ascii="DejaVu Sans" w:hAnsi="DejaVu Sans"/>
                 <w:sz w:val="12"/>
               </w:rPr>
-              <w:t>5447</w:t>
+              <w:t>+0.128</w:t>
             </w:r>
           </w:p>
         </w:tc>
@@ -7392,7 +4510,7 @@
                 <w:rFonts w:ascii="DejaVu Sans" w:hAnsi="DejaVu Sans"/>
                 <w:sz w:val="12"/>
               </w:rPr>
-              <w:t>İnsan</w:t>
+              <w:t>SAM2</w:t>
             </w:r>
           </w:p>
         </w:tc>
@@ -7400,6 +4518,7 @@
           <w:tcPr>
             <w:tcW w:type="dxa" w:w="3614"/>
             <w:vAlign w:val="center"/>
+            <w:shd w:fill="91CB7E"/>
           </w:tcPr>
           <w:p>
             <w:pPr>
@@ -7410,7 +4529,7 @@
                 <w:rFonts w:ascii="DejaVu Sans" w:hAnsi="DejaVu Sans"/>
                 <w:sz w:val="12"/>
               </w:rPr>
-              <w:t>SAM2 pseudo</w:t>
+              <w:t>0.853</w:t>
             </w:r>
           </w:p>
         </w:tc>
@@ -7418,7 +4537,7 @@
           <w:tcPr>
             <w:tcW w:type="dxa" w:w="3614"/>
             <w:vAlign w:val="center"/>
-            <w:shd w:fill="D7DF82"/>
+            <w:shd w:fill="B8D680"/>
           </w:tcPr>
           <w:p>
             <w:pPr>
@@ -7429,7 +4548,7 @@
                 <w:rFonts w:ascii="DejaVu Sans" w:hAnsi="DejaVu Sans"/>
                 <w:sz w:val="12"/>
               </w:rPr>
-              <w:t>0.629</w:t>
+              <w:t>0.728</w:t>
             </w:r>
           </w:p>
         </w:tc>
@@ -7447,7 +4566,7 @@
                 <w:rFonts w:ascii="DejaVu Sans" w:hAnsi="DejaVu Sans"/>
                 <w:sz w:val="12"/>
               </w:rPr>
-              <w:t>5447</w:t>
+              <w:t>+0.124</w:t>
             </w:r>
           </w:p>
         </w:tc>
@@ -7467,7 +4586,7 @@
                 <w:rFonts w:ascii="DejaVu Sans" w:hAnsi="DejaVu Sans"/>
                 <w:sz w:val="12"/>
               </w:rPr>
-              <w:t>İnsan</w:t>
+              <w:t>SAM3</w:t>
             </w:r>
           </w:p>
         </w:tc>
@@ -7475,6 +4594,7 @@
           <w:tcPr>
             <w:tcW w:type="dxa" w:w="3614"/>
             <w:vAlign w:val="center"/>
+            <w:shd w:fill="8ECA7D"/>
           </w:tcPr>
           <w:p>
             <w:pPr>
@@ -7485,7 +4605,7 @@
                 <w:rFonts w:ascii="DejaVu Sans" w:hAnsi="DejaVu Sans"/>
                 <w:sz w:val="12"/>
               </w:rPr>
-              <w:t>SAM3 pseudo</w:t>
+              <w:t>0.863</w:t>
             </w:r>
           </w:p>
         </w:tc>
@@ -7493,7 +4613,7 @@
           <w:tcPr>
             <w:tcW w:type="dxa" w:w="3614"/>
             <w:vAlign w:val="center"/>
-            <w:shd w:fill="C1D980"/>
+            <w:shd w:fill="BAD780"/>
           </w:tcPr>
           <w:p>
             <w:pPr>
@@ -7504,7 +4624,7 @@
                 <w:rFonts w:ascii="DejaVu Sans" w:hAnsi="DejaVu Sans"/>
                 <w:sz w:val="12"/>
               </w:rPr>
-              <w:t>0.700</w:t>
+              <w:t>0.722</w:t>
             </w:r>
           </w:p>
         </w:tc>
@@ -7522,232 +4642,7 @@
                 <w:rFonts w:ascii="DejaVu Sans" w:hAnsi="DejaVu Sans"/>
                 <w:sz w:val="12"/>
               </w:rPr>
-              <w:t>5447</w:t>
-            </w:r>
-          </w:p>
-        </w:tc>
-      </w:tr>
-      <w:tr>
-        <w:tc>
-          <w:tcPr>
-            <w:tcW w:type="dxa" w:w="3614"/>
-            <w:vAlign w:val="center"/>
-          </w:tcPr>
-          <w:p>
-            <w:pPr>
-              <w:jc w:val="center"/>
-            </w:pPr>
-            <w:r>
-              <w:rPr>
-                <w:rFonts w:ascii="DejaVu Sans" w:hAnsi="DejaVu Sans"/>
-                <w:sz w:val="12"/>
-              </w:rPr>
-              <w:t>SAM1 pseudo</w:t>
-            </w:r>
-          </w:p>
-        </w:tc>
-        <w:tc>
-          <w:tcPr>
-            <w:tcW w:type="dxa" w:w="3614"/>
-            <w:vAlign w:val="center"/>
-          </w:tcPr>
-          <w:p>
-            <w:pPr>
-              <w:jc w:val="center"/>
-            </w:pPr>
-            <w:r>
-              <w:rPr>
-                <w:rFonts w:ascii="DejaVu Sans" w:hAnsi="DejaVu Sans"/>
-                <w:sz w:val="12"/>
-              </w:rPr>
-              <w:t>SAM2 pseudo</w:t>
-            </w:r>
-          </w:p>
-        </w:tc>
-        <w:tc>
-          <w:tcPr>
-            <w:tcW w:type="dxa" w:w="3614"/>
-            <w:vAlign w:val="center"/>
-            <w:shd w:fill="99CE7E"/>
-          </w:tcPr>
-          <w:p>
-            <w:pPr>
-              <w:jc w:val="center"/>
-            </w:pPr>
-            <w:r>
-              <w:rPr>
-                <w:rFonts w:ascii="DejaVu Sans" w:hAnsi="DejaVu Sans"/>
-                <w:sz w:val="12"/>
-              </w:rPr>
-              <w:t>0.827</w:t>
-            </w:r>
-          </w:p>
-        </w:tc>
-        <w:tc>
-          <w:tcPr>
-            <w:tcW w:type="dxa" w:w="3614"/>
-            <w:vAlign w:val="center"/>
-          </w:tcPr>
-          <w:p>
-            <w:pPr>
-              <w:jc w:val="center"/>
-            </w:pPr>
-            <w:r>
-              <w:rPr>
-                <w:rFonts w:ascii="DejaVu Sans" w:hAnsi="DejaVu Sans"/>
-                <w:sz w:val="12"/>
-              </w:rPr>
-              <w:t>5447</w:t>
-            </w:r>
-          </w:p>
-        </w:tc>
-      </w:tr>
-      <w:tr>
-        <w:tc>
-          <w:tcPr>
-            <w:tcW w:type="dxa" w:w="3614"/>
-            <w:vAlign w:val="center"/>
-          </w:tcPr>
-          <w:p>
-            <w:pPr>
-              <w:jc w:val="center"/>
-            </w:pPr>
-            <w:r>
-              <w:rPr>
-                <w:rFonts w:ascii="DejaVu Sans" w:hAnsi="DejaVu Sans"/>
-                <w:sz w:val="12"/>
-              </w:rPr>
-              <w:t>SAM1 pseudo</w:t>
-            </w:r>
-          </w:p>
-        </w:tc>
-        <w:tc>
-          <w:tcPr>
-            <w:tcW w:type="dxa" w:w="3614"/>
-            <w:vAlign w:val="center"/>
-          </w:tcPr>
-          <w:p>
-            <w:pPr>
-              <w:jc w:val="center"/>
-            </w:pPr>
-            <w:r>
-              <w:rPr>
-                <w:rFonts w:ascii="DejaVu Sans" w:hAnsi="DejaVu Sans"/>
-                <w:sz w:val="12"/>
-              </w:rPr>
-              <w:t>SAM3 pseudo</w:t>
-            </w:r>
-          </w:p>
-        </w:tc>
-        <w:tc>
-          <w:tcPr>
-            <w:tcW w:type="dxa" w:w="3614"/>
-            <w:vAlign w:val="center"/>
-            <w:shd w:fill="9BCE7E"/>
-          </w:tcPr>
-          <w:p>
-            <w:pPr>
-              <w:jc w:val="center"/>
-            </w:pPr>
-            <w:r>
-              <w:rPr>
-                <w:rFonts w:ascii="DejaVu Sans" w:hAnsi="DejaVu Sans"/>
-                <w:sz w:val="12"/>
-              </w:rPr>
-              <w:t>0.820</w:t>
-            </w:r>
-          </w:p>
-        </w:tc>
-        <w:tc>
-          <w:tcPr>
-            <w:tcW w:type="dxa" w:w="3614"/>
-            <w:vAlign w:val="center"/>
-          </w:tcPr>
-          <w:p>
-            <w:pPr>
-              <w:jc w:val="center"/>
-            </w:pPr>
-            <w:r>
-              <w:rPr>
-                <w:rFonts w:ascii="DejaVu Sans" w:hAnsi="DejaVu Sans"/>
-                <w:sz w:val="12"/>
-              </w:rPr>
-              <w:t>5447</w:t>
-            </w:r>
-          </w:p>
-        </w:tc>
-      </w:tr>
-      <w:tr>
-        <w:tc>
-          <w:tcPr>
-            <w:tcW w:type="dxa" w:w="3614"/>
-            <w:vAlign w:val="center"/>
-          </w:tcPr>
-          <w:p>
-            <w:pPr>
-              <w:jc w:val="center"/>
-            </w:pPr>
-            <w:r>
-              <w:rPr>
-                <w:rFonts w:ascii="DejaVu Sans" w:hAnsi="DejaVu Sans"/>
-                <w:sz w:val="12"/>
-              </w:rPr>
-              <w:t>SAM2 pseudo</w:t>
-            </w:r>
-          </w:p>
-        </w:tc>
-        <w:tc>
-          <w:tcPr>
-            <w:tcW w:type="dxa" w:w="3614"/>
-            <w:vAlign w:val="center"/>
-          </w:tcPr>
-          <w:p>
-            <w:pPr>
-              <w:jc w:val="center"/>
-            </w:pPr>
-            <w:r>
-              <w:rPr>
-                <w:rFonts w:ascii="DejaVu Sans" w:hAnsi="DejaVu Sans"/>
-                <w:sz w:val="12"/>
-              </w:rPr>
-              <w:t>SAM3 pseudo</w:t>
-            </w:r>
-          </w:p>
-        </w:tc>
-        <w:tc>
-          <w:tcPr>
-            <w:tcW w:type="dxa" w:w="3614"/>
-            <w:vAlign w:val="center"/>
-            <w:shd w:fill="A6D17F"/>
-          </w:tcPr>
-          <w:p>
-            <w:pPr>
-              <w:jc w:val="center"/>
-            </w:pPr>
-            <w:r>
-              <w:rPr>
-                <w:rFonts w:ascii="DejaVu Sans" w:hAnsi="DejaVu Sans"/>
-                <w:sz w:val="12"/>
-              </w:rPr>
-              <w:t>0.784</w:t>
-            </w:r>
-          </w:p>
-        </w:tc>
-        <w:tc>
-          <w:tcPr>
-            <w:tcW w:type="dxa" w:w="3614"/>
-            <w:vAlign w:val="center"/>
-          </w:tcPr>
-          <w:p>
-            <w:pPr>
-              <w:jc w:val="center"/>
-            </w:pPr>
-            <w:r>
-              <w:rPr>
-                <w:rFonts w:ascii="DejaVu Sans" w:hAnsi="DejaVu Sans"/>
-                <w:sz w:val="12"/>
-              </w:rPr>
-              <w:t>5447</w:t>
+              <w:t>+0.141</w:t>
             </w:r>
           </w:p>
         </w:tc>
@@ -7758,7 +4653,1264 @@
         <w:pStyle w:val="Heading2"/>
       </w:pPr>
       <w:r>
-        <w:t>Model Sıralamaları</w:t>
+        <w:t>Sahne Gruplarına Göre Kendi Etiketindeki Ek Puan · YOLO bbox</w:t>
+      </w:r>
+    </w:p>
+    <w:p>
+      <w:pPr>
+        <w:spacing w:after="80"/>
+      </w:pPr>
+      <w:r>
+        <w:rPr>
+          <w:rFonts w:ascii="DejaVu Sans" w:hAnsi="DejaVu Sans"/>
+          <w:sz w:val="16"/>
+        </w:rPr>
+        <w:t>Ek IoU = Kendi Etiketiyle IoU − Diğer SAM Etiketleriyle Ortalama IoU. Pozitif değer, modelin kendi etiketinde daha yüksek puan aldığını gösterir.</w:t>
+      </w:r>
+    </w:p>
+    <w:tbl>
+      <w:tblPr>
+        <w:tblStyle w:val="TableGrid"/>
+        <w:tblW w:type="auto" w:w="0"/>
+        <w:jc w:val="center"/>
+        <w:tblLook w:firstColumn="1" w:firstRow="1" w:lastColumn="0" w:lastRow="0" w:noHBand="0" w:noVBand="1" w:val="04A0"/>
+      </w:tblPr>
+      <w:tblGrid>
+        <w:gridCol w:w="2892"/>
+        <w:gridCol w:w="2892"/>
+        <w:gridCol w:w="2892"/>
+        <w:gridCol w:w="2892"/>
+        <w:gridCol w:w="2892"/>
+      </w:tblGrid>
+      <w:tr>
+        <w:tc>
+          <w:tcPr>
+            <w:tcW w:type="dxa" w:w="2892"/>
+            <w:shd w:fill="1F4E79"/>
+          </w:tcPr>
+          <w:p>
+            <w:r>
+              <w:rPr>
+                <w:b/>
+                <w:color w:val="FFFFFF"/>
+                <w:sz w:val="13"/>
+              </w:rPr>
+              <w:t>Sahne Grubu</w:t>
+            </w:r>
+          </w:p>
+        </w:tc>
+        <w:tc>
+          <w:tcPr>
+            <w:tcW w:type="dxa" w:w="2892"/>
+            <w:shd w:fill="1F4E79"/>
+          </w:tcPr>
+          <w:p>
+            <w:r>
+              <w:rPr>
+                <w:b/>
+                <w:color w:val="FFFFFF"/>
+                <w:sz w:val="13"/>
+              </w:rPr>
+              <w:t>Model</w:t>
+            </w:r>
+          </w:p>
+        </w:tc>
+        <w:tc>
+          <w:tcPr>
+            <w:tcW w:type="dxa" w:w="2892"/>
+            <w:shd w:fill="1F4E79"/>
+          </w:tcPr>
+          <w:p>
+            <w:r>
+              <w:rPr>
+                <w:b/>
+                <w:color w:val="FFFFFF"/>
+                <w:sz w:val="13"/>
+              </w:rPr>
+              <w:t>Kendi Etiketiyle IoU</w:t>
+            </w:r>
+          </w:p>
+        </w:tc>
+        <w:tc>
+          <w:tcPr>
+            <w:tcW w:type="dxa" w:w="2892"/>
+            <w:shd w:fill="1F4E79"/>
+          </w:tcPr>
+          <w:p>
+            <w:r>
+              <w:rPr>
+                <w:b/>
+                <w:color w:val="FFFFFF"/>
+                <w:sz w:val="13"/>
+              </w:rPr>
+              <w:t>Diğer SAM Etiketleriyle Ortalama IoU</w:t>
+            </w:r>
+          </w:p>
+        </w:tc>
+        <w:tc>
+          <w:tcPr>
+            <w:tcW w:type="dxa" w:w="2892"/>
+            <w:shd w:fill="1F4E79"/>
+          </w:tcPr>
+          <w:p>
+            <w:r>
+              <w:rPr>
+                <w:b/>
+                <w:color w:val="FFFFFF"/>
+                <w:sz w:val="13"/>
+              </w:rPr>
+              <w:t>Ek IoU</w:t>
+            </w:r>
+          </w:p>
+        </w:tc>
+      </w:tr>
+      <w:tr>
+        <w:tc>
+          <w:tcPr>
+            <w:tcW w:type="dxa" w:w="2892"/>
+            <w:vAlign w:val="center"/>
+          </w:tcPr>
+          <w:p>
+            <w:pPr>
+              <w:jc w:val="center"/>
+            </w:pPr>
+            <w:r>
+              <w:rPr>
+                <w:rFonts w:ascii="DejaVu Sans" w:hAnsi="DejaVu Sans"/>
+                <w:sz w:val="12"/>
+              </w:rPr>
+              <w:t>No Overlap × Low Mask Area</w:t>
+            </w:r>
+          </w:p>
+        </w:tc>
+        <w:tc>
+          <w:tcPr>
+            <w:tcW w:type="dxa" w:w="2892"/>
+            <w:vAlign w:val="center"/>
+          </w:tcPr>
+          <w:p>
+            <w:pPr>
+              <w:jc w:val="center"/>
+            </w:pPr>
+            <w:r>
+              <w:rPr>
+                <w:rFonts w:ascii="DejaVu Sans" w:hAnsi="DejaVu Sans"/>
+                <w:sz w:val="12"/>
+              </w:rPr>
+              <w:t>SAM1</w:t>
+            </w:r>
+          </w:p>
+        </w:tc>
+        <w:tc>
+          <w:tcPr>
+            <w:tcW w:type="dxa" w:w="2892"/>
+            <w:vAlign w:val="center"/>
+            <w:shd w:fill="91CB7E"/>
+          </w:tcPr>
+          <w:p>
+            <w:pPr>
+              <w:jc w:val="center"/>
+            </w:pPr>
+            <w:r>
+              <w:rPr>
+                <w:rFonts w:ascii="DejaVu Sans" w:hAnsi="DejaVu Sans"/>
+                <w:sz w:val="12"/>
+              </w:rPr>
+              <w:t>0.852</w:t>
+            </w:r>
+          </w:p>
+        </w:tc>
+        <w:tc>
+          <w:tcPr>
+            <w:tcW w:type="dxa" w:w="2892"/>
+            <w:vAlign w:val="center"/>
+            <w:shd w:fill="BED880"/>
+          </w:tcPr>
+          <w:p>
+            <w:pPr>
+              <w:jc w:val="center"/>
+            </w:pPr>
+            <w:r>
+              <w:rPr>
+                <w:rFonts w:ascii="DejaVu Sans" w:hAnsi="DejaVu Sans"/>
+                <w:sz w:val="12"/>
+              </w:rPr>
+              <w:t>0.707</w:t>
+            </w:r>
+          </w:p>
+        </w:tc>
+        <w:tc>
+          <w:tcPr>
+            <w:tcW w:type="dxa" w:w="2892"/>
+            <w:vAlign w:val="center"/>
+          </w:tcPr>
+          <w:p>
+            <w:pPr>
+              <w:jc w:val="center"/>
+            </w:pPr>
+            <w:r>
+              <w:rPr>
+                <w:rFonts w:ascii="DejaVu Sans" w:hAnsi="DejaVu Sans"/>
+                <w:sz w:val="12"/>
+              </w:rPr>
+              <w:t>+0.144</w:t>
+            </w:r>
+          </w:p>
+        </w:tc>
+      </w:tr>
+      <w:tr>
+        <w:tc>
+          <w:tcPr>
+            <w:tcW w:type="dxa" w:w="2892"/>
+            <w:vAlign w:val="center"/>
+          </w:tcPr>
+          <w:p>
+            <w:pPr>
+              <w:jc w:val="center"/>
+            </w:pPr>
+            <w:r>
+              <w:rPr>
+                <w:rFonts w:ascii="DejaVu Sans" w:hAnsi="DejaVu Sans"/>
+                <w:sz w:val="12"/>
+              </w:rPr>
+              <w:t>No Overlap × Low Mask Area</w:t>
+            </w:r>
+          </w:p>
+        </w:tc>
+        <w:tc>
+          <w:tcPr>
+            <w:tcW w:type="dxa" w:w="2892"/>
+            <w:vAlign w:val="center"/>
+          </w:tcPr>
+          <w:p>
+            <w:pPr>
+              <w:jc w:val="center"/>
+            </w:pPr>
+            <w:r>
+              <w:rPr>
+                <w:rFonts w:ascii="DejaVu Sans" w:hAnsi="DejaVu Sans"/>
+                <w:sz w:val="12"/>
+              </w:rPr>
+              <w:t>SAM2</w:t>
+            </w:r>
+          </w:p>
+        </w:tc>
+        <w:tc>
+          <w:tcPr>
+            <w:tcW w:type="dxa" w:w="2892"/>
+            <w:vAlign w:val="center"/>
+            <w:shd w:fill="99CD7E"/>
+          </w:tcPr>
+          <w:p>
+            <w:pPr>
+              <w:jc w:val="center"/>
+            </w:pPr>
+            <w:r>
+              <w:rPr>
+                <w:rFonts w:ascii="DejaVu Sans" w:hAnsi="DejaVu Sans"/>
+                <w:sz w:val="12"/>
+              </w:rPr>
+              <w:t>0.828</w:t>
+            </w:r>
+          </w:p>
+        </w:tc>
+        <w:tc>
+          <w:tcPr>
+            <w:tcW w:type="dxa" w:w="2892"/>
+            <w:vAlign w:val="center"/>
+            <w:shd w:fill="C3DA81"/>
+          </w:tcPr>
+          <w:p>
+            <w:pPr>
+              <w:jc w:val="center"/>
+            </w:pPr>
+            <w:r>
+              <w:rPr>
+                <w:rFonts w:ascii="DejaVu Sans" w:hAnsi="DejaVu Sans"/>
+                <w:sz w:val="12"/>
+              </w:rPr>
+              <w:t>0.693</w:t>
+            </w:r>
+          </w:p>
+        </w:tc>
+        <w:tc>
+          <w:tcPr>
+            <w:tcW w:type="dxa" w:w="2892"/>
+            <w:vAlign w:val="center"/>
+          </w:tcPr>
+          <w:p>
+            <w:pPr>
+              <w:jc w:val="center"/>
+            </w:pPr>
+            <w:r>
+              <w:rPr>
+                <w:rFonts w:ascii="DejaVu Sans" w:hAnsi="DejaVu Sans"/>
+                <w:sz w:val="12"/>
+              </w:rPr>
+              <w:t>+0.136</w:t>
+            </w:r>
+          </w:p>
+        </w:tc>
+      </w:tr>
+      <w:tr>
+        <w:tc>
+          <w:tcPr>
+            <w:tcW w:type="dxa" w:w="2892"/>
+            <w:vAlign w:val="center"/>
+          </w:tcPr>
+          <w:p>
+            <w:pPr>
+              <w:jc w:val="center"/>
+            </w:pPr>
+            <w:r>
+              <w:rPr>
+                <w:rFonts w:ascii="DejaVu Sans" w:hAnsi="DejaVu Sans"/>
+                <w:sz w:val="12"/>
+              </w:rPr>
+              <w:t>No Overlap × Low Mask Area</w:t>
+            </w:r>
+          </w:p>
+        </w:tc>
+        <w:tc>
+          <w:tcPr>
+            <w:tcW w:type="dxa" w:w="2892"/>
+            <w:vAlign w:val="center"/>
+          </w:tcPr>
+          <w:p>
+            <w:pPr>
+              <w:jc w:val="center"/>
+            </w:pPr>
+            <w:r>
+              <w:rPr>
+                <w:rFonts w:ascii="DejaVu Sans" w:hAnsi="DejaVu Sans"/>
+                <w:sz w:val="12"/>
+              </w:rPr>
+              <w:t>SAM3</w:t>
+            </w:r>
+          </w:p>
+        </w:tc>
+        <w:tc>
+          <w:tcPr>
+            <w:tcW w:type="dxa" w:w="2892"/>
+            <w:vAlign w:val="center"/>
+            <w:shd w:fill="93CC7E"/>
+          </w:tcPr>
+          <w:p>
+            <w:pPr>
+              <w:jc w:val="center"/>
+            </w:pPr>
+            <w:r>
+              <w:rPr>
+                <w:rFonts w:ascii="DejaVu Sans" w:hAnsi="DejaVu Sans"/>
+                <w:sz w:val="12"/>
+              </w:rPr>
+              <w:t>0.845</w:t>
+            </w:r>
+          </w:p>
+        </w:tc>
+        <w:tc>
+          <w:tcPr>
+            <w:tcW w:type="dxa" w:w="2892"/>
+            <w:vAlign w:val="center"/>
+            <w:shd w:fill="C6DB81"/>
+          </w:tcPr>
+          <w:p>
+            <w:pPr>
+              <w:jc w:val="center"/>
+            </w:pPr>
+            <w:r>
+              <w:rPr>
+                <w:rFonts w:ascii="DejaVu Sans" w:hAnsi="DejaVu Sans"/>
+                <w:sz w:val="12"/>
+              </w:rPr>
+              <w:t>0.682</w:t>
+            </w:r>
+          </w:p>
+        </w:tc>
+        <w:tc>
+          <w:tcPr>
+            <w:tcW w:type="dxa" w:w="2892"/>
+            <w:vAlign w:val="center"/>
+          </w:tcPr>
+          <w:p>
+            <w:pPr>
+              <w:jc w:val="center"/>
+            </w:pPr>
+            <w:r>
+              <w:rPr>
+                <w:rFonts w:ascii="DejaVu Sans" w:hAnsi="DejaVu Sans"/>
+                <w:sz w:val="12"/>
+              </w:rPr>
+              <w:t>+0.163</w:t>
+            </w:r>
+          </w:p>
+        </w:tc>
+      </w:tr>
+      <w:tr>
+        <w:tc>
+          <w:tcPr>
+            <w:tcW w:type="dxa" w:w="2892"/>
+            <w:vAlign w:val="center"/>
+          </w:tcPr>
+          <w:p>
+            <w:pPr>
+              <w:jc w:val="center"/>
+            </w:pPr>
+            <w:r>
+              <w:rPr>
+                <w:rFonts w:ascii="DejaVu Sans" w:hAnsi="DejaVu Sans"/>
+                <w:sz w:val="12"/>
+              </w:rPr>
+              <w:t>No Overlap × High Mask Area</w:t>
+            </w:r>
+          </w:p>
+        </w:tc>
+        <w:tc>
+          <w:tcPr>
+            <w:tcW w:type="dxa" w:w="2892"/>
+            <w:vAlign w:val="center"/>
+          </w:tcPr>
+          <w:p>
+            <w:pPr>
+              <w:jc w:val="center"/>
+            </w:pPr>
+            <w:r>
+              <w:rPr>
+                <w:rFonts w:ascii="DejaVu Sans" w:hAnsi="DejaVu Sans"/>
+                <w:sz w:val="12"/>
+              </w:rPr>
+              <w:t>SAM1</w:t>
+            </w:r>
+          </w:p>
+        </w:tc>
+        <w:tc>
+          <w:tcPr>
+            <w:tcW w:type="dxa" w:w="2892"/>
+            <w:vAlign w:val="center"/>
+            <w:shd w:fill="88C97D"/>
+          </w:tcPr>
+          <w:p>
+            <w:pPr>
+              <w:jc w:val="center"/>
+            </w:pPr>
+            <w:r>
+              <w:rPr>
+                <w:rFonts w:ascii="DejaVu Sans" w:hAnsi="DejaVu Sans"/>
+                <w:sz w:val="12"/>
+              </w:rPr>
+              <w:t>0.881</w:t>
+            </w:r>
+          </w:p>
+        </w:tc>
+        <w:tc>
+          <w:tcPr>
+            <w:tcW w:type="dxa" w:w="2892"/>
+            <w:vAlign w:val="center"/>
+            <w:shd w:fill="B3D580"/>
+          </w:tcPr>
+          <w:p>
+            <w:pPr>
+              <w:jc w:val="center"/>
+            </w:pPr>
+            <w:r>
+              <w:rPr>
+                <w:rFonts w:ascii="DejaVu Sans" w:hAnsi="DejaVu Sans"/>
+                <w:sz w:val="12"/>
+              </w:rPr>
+              <w:t>0.743</w:t>
+            </w:r>
+          </w:p>
+        </w:tc>
+        <w:tc>
+          <w:tcPr>
+            <w:tcW w:type="dxa" w:w="2892"/>
+            <w:vAlign w:val="center"/>
+          </w:tcPr>
+          <w:p>
+            <w:pPr>
+              <w:jc w:val="center"/>
+            </w:pPr>
+            <w:r>
+              <w:rPr>
+                <w:rFonts w:ascii="DejaVu Sans" w:hAnsi="DejaVu Sans"/>
+                <w:sz w:val="12"/>
+              </w:rPr>
+              <w:t>+0.138</w:t>
+            </w:r>
+          </w:p>
+        </w:tc>
+      </w:tr>
+      <w:tr>
+        <w:tc>
+          <w:tcPr>
+            <w:tcW w:type="dxa" w:w="2892"/>
+            <w:vAlign w:val="center"/>
+          </w:tcPr>
+          <w:p>
+            <w:pPr>
+              <w:jc w:val="center"/>
+            </w:pPr>
+            <w:r>
+              <w:rPr>
+                <w:rFonts w:ascii="DejaVu Sans" w:hAnsi="DejaVu Sans"/>
+                <w:sz w:val="12"/>
+              </w:rPr>
+              <w:t>No Overlap × High Mask Area</w:t>
+            </w:r>
+          </w:p>
+        </w:tc>
+        <w:tc>
+          <w:tcPr>
+            <w:tcW w:type="dxa" w:w="2892"/>
+            <w:vAlign w:val="center"/>
+          </w:tcPr>
+          <w:p>
+            <w:pPr>
+              <w:jc w:val="center"/>
+            </w:pPr>
+            <w:r>
+              <w:rPr>
+                <w:rFonts w:ascii="DejaVu Sans" w:hAnsi="DejaVu Sans"/>
+                <w:sz w:val="12"/>
+              </w:rPr>
+              <w:t>SAM2</w:t>
+            </w:r>
+          </w:p>
+        </w:tc>
+        <w:tc>
+          <w:tcPr>
+            <w:tcW w:type="dxa" w:w="2892"/>
+            <w:vAlign w:val="center"/>
+            <w:shd w:fill="8BCA7D"/>
+          </w:tcPr>
+          <w:p>
+            <w:pPr>
+              <w:jc w:val="center"/>
+            </w:pPr>
+            <w:r>
+              <w:rPr>
+                <w:rFonts w:ascii="DejaVu Sans" w:hAnsi="DejaVu Sans"/>
+                <w:sz w:val="12"/>
+              </w:rPr>
+              <w:t>0.872</w:t>
+            </w:r>
+          </w:p>
+        </w:tc>
+        <w:tc>
+          <w:tcPr>
+            <w:tcW w:type="dxa" w:w="2892"/>
+            <w:vAlign w:val="center"/>
+            <w:shd w:fill="B3D580"/>
+          </w:tcPr>
+          <w:p>
+            <w:pPr>
+              <w:jc w:val="center"/>
+            </w:pPr>
+            <w:r>
+              <w:rPr>
+                <w:rFonts w:ascii="DejaVu Sans" w:hAnsi="DejaVu Sans"/>
+                <w:sz w:val="12"/>
+              </w:rPr>
+              <w:t>0.742</w:t>
+            </w:r>
+          </w:p>
+        </w:tc>
+        <w:tc>
+          <w:tcPr>
+            <w:tcW w:type="dxa" w:w="2892"/>
+            <w:vAlign w:val="center"/>
+          </w:tcPr>
+          <w:p>
+            <w:pPr>
+              <w:jc w:val="center"/>
+            </w:pPr>
+            <w:r>
+              <w:rPr>
+                <w:rFonts w:ascii="DejaVu Sans" w:hAnsi="DejaVu Sans"/>
+                <w:sz w:val="12"/>
+              </w:rPr>
+              <w:t>+0.130</w:t>
+            </w:r>
+          </w:p>
+        </w:tc>
+      </w:tr>
+      <w:tr>
+        <w:tc>
+          <w:tcPr>
+            <w:tcW w:type="dxa" w:w="2892"/>
+            <w:vAlign w:val="center"/>
+          </w:tcPr>
+          <w:p>
+            <w:pPr>
+              <w:jc w:val="center"/>
+            </w:pPr>
+            <w:r>
+              <w:rPr>
+                <w:rFonts w:ascii="DejaVu Sans" w:hAnsi="DejaVu Sans"/>
+                <w:sz w:val="12"/>
+              </w:rPr>
+              <w:t>No Overlap × High Mask Area</w:t>
+            </w:r>
+          </w:p>
+        </w:tc>
+        <w:tc>
+          <w:tcPr>
+            <w:tcW w:type="dxa" w:w="2892"/>
+            <w:vAlign w:val="center"/>
+          </w:tcPr>
+          <w:p>
+            <w:pPr>
+              <w:jc w:val="center"/>
+            </w:pPr>
+            <w:r>
+              <w:rPr>
+                <w:rFonts w:ascii="DejaVu Sans" w:hAnsi="DejaVu Sans"/>
+                <w:sz w:val="12"/>
+              </w:rPr>
+              <w:t>SAM3</w:t>
+            </w:r>
+          </w:p>
+        </w:tc>
+        <w:tc>
+          <w:tcPr>
+            <w:tcW w:type="dxa" w:w="2892"/>
+            <w:vAlign w:val="center"/>
+            <w:shd w:fill="8BC97D"/>
+          </w:tcPr>
+          <w:p>
+            <w:pPr>
+              <w:jc w:val="center"/>
+            </w:pPr>
+            <w:r>
+              <w:rPr>
+                <w:rFonts w:ascii="DejaVu Sans" w:hAnsi="DejaVu Sans"/>
+                <w:sz w:val="12"/>
+              </w:rPr>
+              <w:t>0.873</w:t>
+            </w:r>
+          </w:p>
+        </w:tc>
+        <w:tc>
+          <w:tcPr>
+            <w:tcW w:type="dxa" w:w="2892"/>
+            <w:vAlign w:val="center"/>
+            <w:shd w:fill="BBD780"/>
+          </w:tcPr>
+          <w:p>
+            <w:pPr>
+              <w:jc w:val="center"/>
+            </w:pPr>
+            <w:r>
+              <w:rPr>
+                <w:rFonts w:ascii="DejaVu Sans" w:hAnsi="DejaVu Sans"/>
+                <w:sz w:val="12"/>
+              </w:rPr>
+              <w:t>0.719</w:t>
+            </w:r>
+          </w:p>
+        </w:tc>
+        <w:tc>
+          <w:tcPr>
+            <w:tcW w:type="dxa" w:w="2892"/>
+            <w:vAlign w:val="center"/>
+          </w:tcPr>
+          <w:p>
+            <w:pPr>
+              <w:jc w:val="center"/>
+            </w:pPr>
+            <w:r>
+              <w:rPr>
+                <w:rFonts w:ascii="DejaVu Sans" w:hAnsi="DejaVu Sans"/>
+                <w:sz w:val="12"/>
+              </w:rPr>
+              <w:t>+0.154</w:t>
+            </w:r>
+          </w:p>
+        </w:tc>
+      </w:tr>
+      <w:tr>
+        <w:tc>
+          <w:tcPr>
+            <w:tcW w:type="dxa" w:w="2892"/>
+            <w:vAlign w:val="center"/>
+          </w:tcPr>
+          <w:p>
+            <w:pPr>
+              <w:jc w:val="center"/>
+            </w:pPr>
+            <w:r>
+              <w:rPr>
+                <w:rFonts w:ascii="DejaVu Sans" w:hAnsi="DejaVu Sans"/>
+                <w:sz w:val="12"/>
+              </w:rPr>
+              <w:t>Overlap × Low Mask Area</w:t>
+            </w:r>
+          </w:p>
+        </w:tc>
+        <w:tc>
+          <w:tcPr>
+            <w:tcW w:type="dxa" w:w="2892"/>
+            <w:vAlign w:val="center"/>
+          </w:tcPr>
+          <w:p>
+            <w:pPr>
+              <w:jc w:val="center"/>
+            </w:pPr>
+            <w:r>
+              <w:rPr>
+                <w:rFonts w:ascii="DejaVu Sans" w:hAnsi="DejaVu Sans"/>
+                <w:sz w:val="12"/>
+              </w:rPr>
+              <w:t>SAM1</w:t>
+            </w:r>
+          </w:p>
+        </w:tc>
+        <w:tc>
+          <w:tcPr>
+            <w:tcW w:type="dxa" w:w="2892"/>
+            <w:vAlign w:val="center"/>
+            <w:shd w:fill="8CCA7D"/>
+          </w:tcPr>
+          <w:p>
+            <w:pPr>
+              <w:jc w:val="center"/>
+            </w:pPr>
+            <w:r>
+              <w:rPr>
+                <w:rFonts w:ascii="DejaVu Sans" w:hAnsi="DejaVu Sans"/>
+                <w:sz w:val="12"/>
+              </w:rPr>
+              <w:t>0.868</w:t>
+            </w:r>
+          </w:p>
+        </w:tc>
+        <w:tc>
+          <w:tcPr>
+            <w:tcW w:type="dxa" w:w="2892"/>
+            <w:vAlign w:val="center"/>
+            <w:shd w:fill="B9D780"/>
+          </w:tcPr>
+          <w:p>
+            <w:pPr>
+              <w:jc w:val="center"/>
+            </w:pPr>
+            <w:r>
+              <w:rPr>
+                <w:rFonts w:ascii="DejaVu Sans" w:hAnsi="DejaVu Sans"/>
+                <w:sz w:val="12"/>
+              </w:rPr>
+              <w:t>0.725</w:t>
+            </w:r>
+          </w:p>
+        </w:tc>
+        <w:tc>
+          <w:tcPr>
+            <w:tcW w:type="dxa" w:w="2892"/>
+            <w:vAlign w:val="center"/>
+          </w:tcPr>
+          <w:p>
+            <w:pPr>
+              <w:jc w:val="center"/>
+            </w:pPr>
+            <w:r>
+              <w:rPr>
+                <w:rFonts w:ascii="DejaVu Sans" w:hAnsi="DejaVu Sans"/>
+                <w:sz w:val="12"/>
+              </w:rPr>
+              <w:t>+0.143</w:t>
+            </w:r>
+          </w:p>
+        </w:tc>
+      </w:tr>
+      <w:tr>
+        <w:tc>
+          <w:tcPr>
+            <w:tcW w:type="dxa" w:w="2892"/>
+            <w:vAlign w:val="center"/>
+          </w:tcPr>
+          <w:p>
+            <w:pPr>
+              <w:jc w:val="center"/>
+            </w:pPr>
+            <w:r>
+              <w:rPr>
+                <w:rFonts w:ascii="DejaVu Sans" w:hAnsi="DejaVu Sans"/>
+                <w:sz w:val="12"/>
+              </w:rPr>
+              <w:t>Overlap × Low Mask Area</w:t>
+            </w:r>
+          </w:p>
+        </w:tc>
+        <w:tc>
+          <w:tcPr>
+            <w:tcW w:type="dxa" w:w="2892"/>
+            <w:vAlign w:val="center"/>
+          </w:tcPr>
+          <w:p>
+            <w:pPr>
+              <w:jc w:val="center"/>
+            </w:pPr>
+            <w:r>
+              <w:rPr>
+                <w:rFonts w:ascii="DejaVu Sans" w:hAnsi="DejaVu Sans"/>
+                <w:sz w:val="12"/>
+              </w:rPr>
+              <w:t>SAM2</w:t>
+            </w:r>
+          </w:p>
+        </w:tc>
+        <w:tc>
+          <w:tcPr>
+            <w:tcW w:type="dxa" w:w="2892"/>
+            <w:vAlign w:val="center"/>
+            <w:shd w:fill="95CC7E"/>
+          </w:tcPr>
+          <w:p>
+            <w:pPr>
+              <w:jc w:val="center"/>
+            </w:pPr>
+            <w:r>
+              <w:rPr>
+                <w:rFonts w:ascii="DejaVu Sans" w:hAnsi="DejaVu Sans"/>
+                <w:sz w:val="12"/>
+              </w:rPr>
+              <w:t>0.840</w:t>
+            </w:r>
+          </w:p>
+        </w:tc>
+        <w:tc>
+          <w:tcPr>
+            <w:tcW w:type="dxa" w:w="2892"/>
+            <w:vAlign w:val="center"/>
+            <w:shd w:fill="C0D980"/>
+          </w:tcPr>
+          <w:p>
+            <w:pPr>
+              <w:jc w:val="center"/>
+            </w:pPr>
+            <w:r>
+              <w:rPr>
+                <w:rFonts w:ascii="DejaVu Sans" w:hAnsi="DejaVu Sans"/>
+                <w:sz w:val="12"/>
+              </w:rPr>
+              <w:t>0.703</w:t>
+            </w:r>
+          </w:p>
+        </w:tc>
+        <w:tc>
+          <w:tcPr>
+            <w:tcW w:type="dxa" w:w="2892"/>
+            <w:vAlign w:val="center"/>
+          </w:tcPr>
+          <w:p>
+            <w:pPr>
+              <w:jc w:val="center"/>
+            </w:pPr>
+            <w:r>
+              <w:rPr>
+                <w:rFonts w:ascii="DejaVu Sans" w:hAnsi="DejaVu Sans"/>
+                <w:sz w:val="12"/>
+              </w:rPr>
+              <w:t>+0.137</w:t>
+            </w:r>
+          </w:p>
+        </w:tc>
+      </w:tr>
+      <w:tr>
+        <w:tc>
+          <w:tcPr>
+            <w:tcW w:type="dxa" w:w="2892"/>
+            <w:vAlign w:val="center"/>
+          </w:tcPr>
+          <w:p>
+            <w:pPr>
+              <w:jc w:val="center"/>
+            </w:pPr>
+            <w:r>
+              <w:rPr>
+                <w:rFonts w:ascii="DejaVu Sans" w:hAnsi="DejaVu Sans"/>
+                <w:sz w:val="12"/>
+              </w:rPr>
+              <w:t>Overlap × Low Mask Area</w:t>
+            </w:r>
+          </w:p>
+        </w:tc>
+        <w:tc>
+          <w:tcPr>
+            <w:tcW w:type="dxa" w:w="2892"/>
+            <w:vAlign w:val="center"/>
+          </w:tcPr>
+          <w:p>
+            <w:pPr>
+              <w:jc w:val="center"/>
+            </w:pPr>
+            <w:r>
+              <w:rPr>
+                <w:rFonts w:ascii="DejaVu Sans" w:hAnsi="DejaVu Sans"/>
+                <w:sz w:val="12"/>
+              </w:rPr>
+              <w:t>SAM3</w:t>
+            </w:r>
+          </w:p>
+        </w:tc>
+        <w:tc>
+          <w:tcPr>
+            <w:tcW w:type="dxa" w:w="2892"/>
+            <w:vAlign w:val="center"/>
+            <w:shd w:fill="91CB7E"/>
+          </w:tcPr>
+          <w:p>
+            <w:pPr>
+              <w:jc w:val="center"/>
+            </w:pPr>
+            <w:r>
+              <w:rPr>
+                <w:rFonts w:ascii="DejaVu Sans" w:hAnsi="DejaVu Sans"/>
+                <w:sz w:val="12"/>
+              </w:rPr>
+              <w:t>0.853</w:t>
+            </w:r>
+          </w:p>
+        </w:tc>
+        <w:tc>
+          <w:tcPr>
+            <w:tcW w:type="dxa" w:w="2892"/>
+            <w:vAlign w:val="center"/>
+            <w:shd w:fill="C3DA81"/>
+          </w:tcPr>
+          <w:p>
+            <w:pPr>
+              <w:jc w:val="center"/>
+            </w:pPr>
+            <w:r>
+              <w:rPr>
+                <w:rFonts w:ascii="DejaVu Sans" w:hAnsi="DejaVu Sans"/>
+                <w:sz w:val="12"/>
+              </w:rPr>
+              <w:t>0.692</w:t>
+            </w:r>
+          </w:p>
+        </w:tc>
+        <w:tc>
+          <w:tcPr>
+            <w:tcW w:type="dxa" w:w="2892"/>
+            <w:vAlign w:val="center"/>
+          </w:tcPr>
+          <w:p>
+            <w:pPr>
+              <w:jc w:val="center"/>
+            </w:pPr>
+            <w:r>
+              <w:rPr>
+                <w:rFonts w:ascii="DejaVu Sans" w:hAnsi="DejaVu Sans"/>
+                <w:sz w:val="12"/>
+              </w:rPr>
+              <w:t>+0.161</w:t>
+            </w:r>
+          </w:p>
+        </w:tc>
+      </w:tr>
+      <w:tr>
+        <w:tc>
+          <w:tcPr>
+            <w:tcW w:type="dxa" w:w="2892"/>
+            <w:vAlign w:val="center"/>
+          </w:tcPr>
+          <w:p>
+            <w:pPr>
+              <w:jc w:val="center"/>
+            </w:pPr>
+            <w:r>
+              <w:rPr>
+                <w:rFonts w:ascii="DejaVu Sans" w:hAnsi="DejaVu Sans"/>
+                <w:sz w:val="12"/>
+              </w:rPr>
+              <w:t>Overlap × High Mask Area</w:t>
+            </w:r>
+          </w:p>
+        </w:tc>
+        <w:tc>
+          <w:tcPr>
+            <w:tcW w:type="dxa" w:w="2892"/>
+            <w:vAlign w:val="center"/>
+          </w:tcPr>
+          <w:p>
+            <w:pPr>
+              <w:jc w:val="center"/>
+            </w:pPr>
+            <w:r>
+              <w:rPr>
+                <w:rFonts w:ascii="DejaVu Sans" w:hAnsi="DejaVu Sans"/>
+                <w:sz w:val="12"/>
+              </w:rPr>
+              <w:t>SAM1</w:t>
+            </w:r>
+          </w:p>
+        </w:tc>
+        <w:tc>
+          <w:tcPr>
+            <w:tcW w:type="dxa" w:w="2892"/>
+            <w:vAlign w:val="center"/>
+            <w:shd w:fill="89C97D"/>
+          </w:tcPr>
+          <w:p>
+            <w:pPr>
+              <w:jc w:val="center"/>
+            </w:pPr>
+            <w:r>
+              <w:rPr>
+                <w:rFonts w:ascii="DejaVu Sans" w:hAnsi="DejaVu Sans"/>
+                <w:sz w:val="12"/>
+              </w:rPr>
+              <w:t>0.878</w:t>
+            </w:r>
+          </w:p>
+        </w:tc>
+        <w:tc>
+          <w:tcPr>
+            <w:tcW w:type="dxa" w:w="2892"/>
+            <w:vAlign w:val="center"/>
+            <w:shd w:fill="ACD37F"/>
+          </w:tcPr>
+          <w:p>
+            <w:pPr>
+              <w:jc w:val="center"/>
+            </w:pPr>
+            <w:r>
+              <w:rPr>
+                <w:rFonts w:ascii="DejaVu Sans" w:hAnsi="DejaVu Sans"/>
+                <w:sz w:val="12"/>
+              </w:rPr>
+              <w:t>0.765</w:t>
+            </w:r>
+          </w:p>
+        </w:tc>
+        <w:tc>
+          <w:tcPr>
+            <w:tcW w:type="dxa" w:w="2892"/>
+            <w:vAlign w:val="center"/>
+          </w:tcPr>
+          <w:p>
+            <w:pPr>
+              <w:jc w:val="center"/>
+            </w:pPr>
+            <w:r>
+              <w:rPr>
+                <w:rFonts w:ascii="DejaVu Sans" w:hAnsi="DejaVu Sans"/>
+                <w:sz w:val="12"/>
+              </w:rPr>
+              <w:t>+0.113</w:t>
+            </w:r>
+          </w:p>
+        </w:tc>
+      </w:tr>
+      <w:tr>
+        <w:tc>
+          <w:tcPr>
+            <w:tcW w:type="dxa" w:w="2892"/>
+            <w:vAlign w:val="center"/>
+          </w:tcPr>
+          <w:p>
+            <w:pPr>
+              <w:jc w:val="center"/>
+            </w:pPr>
+            <w:r>
+              <w:rPr>
+                <w:rFonts w:ascii="DejaVu Sans" w:hAnsi="DejaVu Sans"/>
+                <w:sz w:val="12"/>
+              </w:rPr>
+              <w:t>Overlap × High Mask Area</w:t>
+            </w:r>
+          </w:p>
+        </w:tc>
+        <w:tc>
+          <w:tcPr>
+            <w:tcW w:type="dxa" w:w="2892"/>
+            <w:vAlign w:val="center"/>
+          </w:tcPr>
+          <w:p>
+            <w:pPr>
+              <w:jc w:val="center"/>
+            </w:pPr>
+            <w:r>
+              <w:rPr>
+                <w:rFonts w:ascii="DejaVu Sans" w:hAnsi="DejaVu Sans"/>
+                <w:sz w:val="12"/>
+              </w:rPr>
+              <w:t>SAM2</w:t>
+            </w:r>
+          </w:p>
+        </w:tc>
+        <w:tc>
+          <w:tcPr>
+            <w:tcW w:type="dxa" w:w="2892"/>
+            <w:vAlign w:val="center"/>
+            <w:shd w:fill="8FCB7E"/>
+          </w:tcPr>
+          <w:p>
+            <w:pPr>
+              <w:jc w:val="center"/>
+            </w:pPr>
+            <w:r>
+              <w:rPr>
+                <w:rFonts w:ascii="DejaVu Sans" w:hAnsi="DejaVu Sans"/>
+                <w:sz w:val="12"/>
+              </w:rPr>
+              <w:t>0.860</w:t>
+            </w:r>
+          </w:p>
+        </w:tc>
+        <w:tc>
+          <w:tcPr>
+            <w:tcW w:type="dxa" w:w="2892"/>
+            <w:vAlign w:val="center"/>
+            <w:shd w:fill="B2D580"/>
+          </w:tcPr>
+          <w:p>
+            <w:pPr>
+              <w:jc w:val="center"/>
+            </w:pPr>
+            <w:r>
+              <w:rPr>
+                <w:rFonts w:ascii="DejaVu Sans" w:hAnsi="DejaVu Sans"/>
+                <w:sz w:val="12"/>
+              </w:rPr>
+              <w:t>0.747</w:t>
+            </w:r>
+          </w:p>
+        </w:tc>
+        <w:tc>
+          <w:tcPr>
+            <w:tcW w:type="dxa" w:w="2892"/>
+            <w:vAlign w:val="center"/>
+          </w:tcPr>
+          <w:p>
+            <w:pPr>
+              <w:jc w:val="center"/>
+            </w:pPr>
+            <w:r>
+              <w:rPr>
+                <w:rFonts w:ascii="DejaVu Sans" w:hAnsi="DejaVu Sans"/>
+                <w:sz w:val="12"/>
+              </w:rPr>
+              <w:t>+0.113</w:t>
+            </w:r>
+          </w:p>
+        </w:tc>
+      </w:tr>
+      <w:tr>
+        <w:tc>
+          <w:tcPr>
+            <w:tcW w:type="dxa" w:w="2892"/>
+            <w:vAlign w:val="center"/>
+          </w:tcPr>
+          <w:p>
+            <w:pPr>
+              <w:jc w:val="center"/>
+            </w:pPr>
+            <w:r>
+              <w:rPr>
+                <w:rFonts w:ascii="DejaVu Sans" w:hAnsi="DejaVu Sans"/>
+                <w:sz w:val="12"/>
+              </w:rPr>
+              <w:t>Overlap × High Mask Area</w:t>
+            </w:r>
+          </w:p>
+        </w:tc>
+        <w:tc>
+          <w:tcPr>
+            <w:tcW w:type="dxa" w:w="2892"/>
+            <w:vAlign w:val="center"/>
+          </w:tcPr>
+          <w:p>
+            <w:pPr>
+              <w:jc w:val="center"/>
+            </w:pPr>
+            <w:r>
+              <w:rPr>
+                <w:rFonts w:ascii="DejaVu Sans" w:hAnsi="DejaVu Sans"/>
+                <w:sz w:val="12"/>
+              </w:rPr>
+              <w:t>SAM3</w:t>
+            </w:r>
+          </w:p>
+        </w:tc>
+        <w:tc>
+          <w:tcPr>
+            <w:tcW w:type="dxa" w:w="2892"/>
+            <w:vAlign w:val="center"/>
+            <w:shd w:fill="8CCA7D"/>
+          </w:tcPr>
+          <w:p>
+            <w:pPr>
+              <w:jc w:val="center"/>
+            </w:pPr>
+            <w:r>
+              <w:rPr>
+                <w:rFonts w:ascii="DejaVu Sans" w:hAnsi="DejaVu Sans"/>
+                <w:sz w:val="12"/>
+              </w:rPr>
+              <w:t>0.869</w:t>
+            </w:r>
+          </w:p>
+        </w:tc>
+        <w:tc>
+          <w:tcPr>
+            <w:tcW w:type="dxa" w:w="2892"/>
+            <w:vAlign w:val="center"/>
+            <w:shd w:fill="B2D580"/>
+          </w:tcPr>
+          <w:p>
+            <w:pPr>
+              <w:jc w:val="center"/>
+            </w:pPr>
+            <w:r>
+              <w:rPr>
+                <w:rFonts w:ascii="DejaVu Sans" w:hAnsi="DejaVu Sans"/>
+                <w:sz w:val="12"/>
+              </w:rPr>
+              <w:t>0.748</w:t>
+            </w:r>
+          </w:p>
+        </w:tc>
+        <w:tc>
+          <w:tcPr>
+            <w:tcW w:type="dxa" w:w="2892"/>
+            <w:vAlign w:val="center"/>
+          </w:tcPr>
+          <w:p>
+            <w:pPr>
+              <w:jc w:val="center"/>
+            </w:pPr>
+            <w:r>
+              <w:rPr>
+                <w:rFonts w:ascii="DejaVu Sans" w:hAnsi="DejaVu Sans"/>
+                <w:sz w:val="12"/>
+              </w:rPr>
+              <w:t>+0.121</w:t>
+            </w:r>
+          </w:p>
+        </w:tc>
+      </w:tr>
+    </w:tbl>
+    <w:p>
+      <w:pPr>
+        <w:pStyle w:val="Heading2"/>
+      </w:pPr>
+      <w:r>
+        <w:t>Temel Referanstan Kendi Etiketine Geçince Puan Değişimi · YOLO bbox</w:t>
+      </w:r>
+    </w:p>
+    <w:p>
+      <w:pPr>
+        <w:spacing w:after="80"/>
+      </w:pPr>
+      <w:r>
+        <w:rPr>
+          <w:rFonts w:ascii="DejaVu Sans" w:hAnsi="DejaVu Sans"/>
+          <w:sz w:val="16"/>
+        </w:rPr>
+        <w:t>Aynı tahmin sabit tutulur; yalnız puanın hesaplandığı referans maske değişir.</w:t>
       </w:r>
     </w:p>
     <w:tbl>
@@ -7787,7 +5939,7 @@
                 <w:color w:val="FFFFFF"/>
                 <w:sz w:val="13"/>
               </w:rPr>
-              <w:t>BBox</w:t>
+              <w:t>Model</w:t>
             </w:r>
           </w:p>
         </w:tc>
@@ -7803,7 +5955,7 @@
                 <w:color w:val="FFFFFF"/>
                 <w:sz w:val="13"/>
               </w:rPr>
-              <w:t>Referans</w:t>
+              <w:t>İnsan Etiketiyle IoU</w:t>
             </w:r>
           </w:p>
         </w:tc>
@@ -7819,7 +5971,7 @@
                 <w:color w:val="FFFFFF"/>
                 <w:sz w:val="13"/>
               </w:rPr>
-              <w:t>Sıralama</w:t>
+              <w:t>Kendi Etiketiyle IoU</w:t>
             </w:r>
           </w:p>
         </w:tc>
@@ -7835,7 +5987,7 @@
                 <w:color w:val="FFFFFF"/>
                 <w:sz w:val="13"/>
               </w:rPr>
-              <w:t>Temele Göre Değişen Sıra</w:t>
+              <w:t>Puan Değişimi</w:t>
             </w:r>
           </w:p>
         </w:tc>
@@ -7855,7 +6007,7 @@
                 <w:rFonts w:ascii="DejaVu Sans" w:hAnsi="DejaVu Sans"/>
                 <w:sz w:val="12"/>
               </w:rPr>
-              <w:t>GT bbox</w:t>
+              <w:t>SAM1</w:t>
             </w:r>
           </w:p>
         </w:tc>
@@ -7863,6 +6015,7 @@
           <w:tcPr>
             <w:tcW w:type="dxa" w:w="3614"/>
             <w:vAlign w:val="center"/>
+            <w:shd w:fill="E1E282"/>
           </w:tcPr>
           <w:p>
             <w:pPr>
@@ -7873,7 +6026,7 @@
                 <w:rFonts w:ascii="DejaVu Sans" w:hAnsi="DejaVu Sans"/>
                 <w:sz w:val="12"/>
               </w:rPr>
-              <w:t>İnsan</w:t>
+              <w:t>0.597</w:t>
             </w:r>
           </w:p>
         </w:tc>
@@ -7881,6 +6034,7 @@
           <w:tcPr>
             <w:tcW w:type="dxa" w:w="3614"/>
             <w:vAlign w:val="center"/>
+            <w:shd w:fill="8BC97D"/>
           </w:tcPr>
           <w:p>
             <w:pPr>
@@ -7891,7 +6045,7 @@
                 <w:rFonts w:ascii="DejaVu Sans" w:hAnsi="DejaVu Sans"/>
                 <w:sz w:val="12"/>
               </w:rPr>
-              <w:t>SAM3 &gt; SAM1 &gt; SAM2</w:t>
+              <w:t>0.873</w:t>
             </w:r>
           </w:p>
         </w:tc>
@@ -7909,7 +6063,7 @@
                 <w:rFonts w:ascii="DejaVu Sans" w:hAnsi="DejaVu Sans"/>
                 <w:sz w:val="12"/>
               </w:rPr>
-              <w:t>0</w:t>
+              <w:t>+0.276</w:t>
             </w:r>
           </w:p>
         </w:tc>
@@ -7929,7 +6083,7 @@
                 <w:rFonts w:ascii="DejaVu Sans" w:hAnsi="DejaVu Sans"/>
                 <w:sz w:val="12"/>
               </w:rPr>
-              <w:t>GT bbox</w:t>
+              <w:t>SAM2</w:t>
             </w:r>
           </w:p>
         </w:tc>
@@ -7937,6 +6091,7 @@
           <w:tcPr>
             <w:tcW w:type="dxa" w:w="3614"/>
             <w:vAlign w:val="center"/>
+            <w:shd w:fill="E8E483"/>
           </w:tcPr>
           <w:p>
             <w:pPr>
@@ -7947,7 +6102,7 @@
                 <w:rFonts w:ascii="DejaVu Sans" w:hAnsi="DejaVu Sans"/>
                 <w:sz w:val="12"/>
               </w:rPr>
-              <w:t>SAM1 pseudo</w:t>
+              <w:t>0.574</w:t>
             </w:r>
           </w:p>
         </w:tc>
@@ -7955,6 +6110,7 @@
           <w:tcPr>
             <w:tcW w:type="dxa" w:w="3614"/>
             <w:vAlign w:val="center"/>
+            <w:shd w:fill="91CB7E"/>
           </w:tcPr>
           <w:p>
             <w:pPr>
@@ -7965,7 +6121,7 @@
                 <w:rFonts w:ascii="DejaVu Sans" w:hAnsi="DejaVu Sans"/>
                 <w:sz w:val="12"/>
               </w:rPr>
-              <w:t>SAM1 &gt; SAM2 &gt; SAM3</w:t>
+              <w:t>0.853</w:t>
             </w:r>
           </w:p>
         </w:tc>
@@ -7983,7 +6139,7 @@
                 <w:rFonts w:ascii="DejaVu Sans" w:hAnsi="DejaVu Sans"/>
                 <w:sz w:val="12"/>
               </w:rPr>
-              <w:t>3</w:t>
+              <w:t>+0.279</w:t>
             </w:r>
           </w:p>
         </w:tc>
@@ -8003,7 +6159,7 @@
                 <w:rFonts w:ascii="DejaVu Sans" w:hAnsi="DejaVu Sans"/>
                 <w:sz w:val="12"/>
               </w:rPr>
-              <w:t>GT bbox</w:t>
+              <w:t>SAM3</w:t>
             </w:r>
           </w:p>
         </w:tc>
@@ -8011,6 +6167,7 @@
           <w:tcPr>
             <w:tcW w:type="dxa" w:w="3614"/>
             <w:vAlign w:val="center"/>
+            <w:shd w:fill="D4DF82"/>
           </w:tcPr>
           <w:p>
             <w:pPr>
@@ -8021,7 +6178,7 @@
                 <w:rFonts w:ascii="DejaVu Sans" w:hAnsi="DejaVu Sans"/>
                 <w:sz w:val="12"/>
               </w:rPr>
-              <w:t>SAM2 pseudo</w:t>
+              <w:t>0.638</w:t>
             </w:r>
           </w:p>
         </w:tc>
@@ -8029,6 +6186,7 @@
           <w:tcPr>
             <w:tcW w:type="dxa" w:w="3614"/>
             <w:vAlign w:val="center"/>
+            <w:shd w:fill="8ECA7D"/>
           </w:tcPr>
           <w:p>
             <w:pPr>
@@ -8039,7 +6197,7 @@
                 <w:rFonts w:ascii="DejaVu Sans" w:hAnsi="DejaVu Sans"/>
                 <w:sz w:val="12"/>
               </w:rPr>
-              <w:t>SAM2 &gt; SAM1 &gt; SAM3</w:t>
+              <w:t>0.863</w:t>
             </w:r>
           </w:p>
         </w:tc>
@@ -8057,377 +6215,7 @@
                 <w:rFonts w:ascii="DejaVu Sans" w:hAnsi="DejaVu Sans"/>
                 <w:sz w:val="12"/>
               </w:rPr>
-              <w:t>2</w:t>
-            </w:r>
-          </w:p>
-        </w:tc>
-      </w:tr>
-      <w:tr>
-        <w:tc>
-          <w:tcPr>
-            <w:tcW w:type="dxa" w:w="3614"/>
-            <w:vAlign w:val="center"/>
-          </w:tcPr>
-          <w:p>
-            <w:pPr>
-              <w:jc w:val="center"/>
-            </w:pPr>
-            <w:r>
-              <w:rPr>
-                <w:rFonts w:ascii="DejaVu Sans" w:hAnsi="DejaVu Sans"/>
-                <w:sz w:val="12"/>
-              </w:rPr>
-              <w:t>GT bbox</w:t>
-            </w:r>
-          </w:p>
-        </w:tc>
-        <w:tc>
-          <w:tcPr>
-            <w:tcW w:type="dxa" w:w="3614"/>
-            <w:vAlign w:val="center"/>
-          </w:tcPr>
-          <w:p>
-            <w:pPr>
-              <w:jc w:val="center"/>
-            </w:pPr>
-            <w:r>
-              <w:rPr>
-                <w:rFonts w:ascii="DejaVu Sans" w:hAnsi="DejaVu Sans"/>
-                <w:sz w:val="12"/>
-              </w:rPr>
-              <w:t>SAM3 pseudo</w:t>
-            </w:r>
-          </w:p>
-        </w:tc>
-        <w:tc>
-          <w:tcPr>
-            <w:tcW w:type="dxa" w:w="3614"/>
-            <w:vAlign w:val="center"/>
-          </w:tcPr>
-          <w:p>
-            <w:pPr>
-              <w:jc w:val="center"/>
-            </w:pPr>
-            <w:r>
-              <w:rPr>
-                <w:rFonts w:ascii="DejaVu Sans" w:hAnsi="DejaVu Sans"/>
-                <w:sz w:val="12"/>
-              </w:rPr>
-              <w:t>SAM3 &gt; SAM1 &gt; SAM2</w:t>
-            </w:r>
-          </w:p>
-        </w:tc>
-        <w:tc>
-          <w:tcPr>
-            <w:tcW w:type="dxa" w:w="3614"/>
-            <w:vAlign w:val="center"/>
-          </w:tcPr>
-          <w:p>
-            <w:pPr>
-              <w:jc w:val="center"/>
-            </w:pPr>
-            <w:r>
-              <w:rPr>
-                <w:rFonts w:ascii="DejaVu Sans" w:hAnsi="DejaVu Sans"/>
-                <w:sz w:val="12"/>
-              </w:rPr>
-              <w:t>0</w:t>
-            </w:r>
-          </w:p>
-        </w:tc>
-      </w:tr>
-      <w:tr>
-        <w:tc>
-          <w:tcPr>
-            <w:tcW w:type="dxa" w:w="3614"/>
-            <w:vAlign w:val="center"/>
-          </w:tcPr>
-          <w:p>
-            <w:pPr>
-              <w:jc w:val="center"/>
-            </w:pPr>
-            <w:r>
-              <w:rPr>
-                <w:rFonts w:ascii="DejaVu Sans" w:hAnsi="DejaVu Sans"/>
-                <w:sz w:val="12"/>
-              </w:rPr>
-              <w:t>YOLO bbox</w:t>
-            </w:r>
-          </w:p>
-        </w:tc>
-        <w:tc>
-          <w:tcPr>
-            <w:tcW w:type="dxa" w:w="3614"/>
-            <w:vAlign w:val="center"/>
-          </w:tcPr>
-          <w:p>
-            <w:pPr>
-              <w:jc w:val="center"/>
-            </w:pPr>
-            <w:r>
-              <w:rPr>
-                <w:rFonts w:ascii="DejaVu Sans" w:hAnsi="DejaVu Sans"/>
-                <w:sz w:val="12"/>
-              </w:rPr>
-              <w:t>İnsan</w:t>
-            </w:r>
-          </w:p>
-        </w:tc>
-        <w:tc>
-          <w:tcPr>
-            <w:tcW w:type="dxa" w:w="3614"/>
-            <w:vAlign w:val="center"/>
-          </w:tcPr>
-          <w:p>
-            <w:pPr>
-              <w:jc w:val="center"/>
-            </w:pPr>
-            <w:r>
-              <w:rPr>
-                <w:rFonts w:ascii="DejaVu Sans" w:hAnsi="DejaVu Sans"/>
-                <w:sz w:val="12"/>
-              </w:rPr>
-              <w:t>SAM3 &gt; SAM1 &gt; SAM2</w:t>
-            </w:r>
-          </w:p>
-        </w:tc>
-        <w:tc>
-          <w:tcPr>
-            <w:tcW w:type="dxa" w:w="3614"/>
-            <w:vAlign w:val="center"/>
-          </w:tcPr>
-          <w:p>
-            <w:pPr>
-              <w:jc w:val="center"/>
-            </w:pPr>
-            <w:r>
-              <w:rPr>
-                <w:rFonts w:ascii="DejaVu Sans" w:hAnsi="DejaVu Sans"/>
-                <w:sz w:val="12"/>
-              </w:rPr>
-              <w:t>0</w:t>
-            </w:r>
-          </w:p>
-        </w:tc>
-      </w:tr>
-      <w:tr>
-        <w:tc>
-          <w:tcPr>
-            <w:tcW w:type="dxa" w:w="3614"/>
-            <w:vAlign w:val="center"/>
-          </w:tcPr>
-          <w:p>
-            <w:pPr>
-              <w:jc w:val="center"/>
-            </w:pPr>
-            <w:r>
-              <w:rPr>
-                <w:rFonts w:ascii="DejaVu Sans" w:hAnsi="DejaVu Sans"/>
-                <w:sz w:val="12"/>
-              </w:rPr>
-              <w:t>YOLO bbox</w:t>
-            </w:r>
-          </w:p>
-        </w:tc>
-        <w:tc>
-          <w:tcPr>
-            <w:tcW w:type="dxa" w:w="3614"/>
-            <w:vAlign w:val="center"/>
-          </w:tcPr>
-          <w:p>
-            <w:pPr>
-              <w:jc w:val="center"/>
-            </w:pPr>
-            <w:r>
-              <w:rPr>
-                <w:rFonts w:ascii="DejaVu Sans" w:hAnsi="DejaVu Sans"/>
-                <w:sz w:val="12"/>
-              </w:rPr>
-              <w:t>SAM1 pseudo</w:t>
-            </w:r>
-          </w:p>
-        </w:tc>
-        <w:tc>
-          <w:tcPr>
-            <w:tcW w:type="dxa" w:w="3614"/>
-            <w:vAlign w:val="center"/>
-          </w:tcPr>
-          <w:p>
-            <w:pPr>
-              <w:jc w:val="center"/>
-            </w:pPr>
-            <w:r>
-              <w:rPr>
-                <w:rFonts w:ascii="DejaVu Sans" w:hAnsi="DejaVu Sans"/>
-                <w:sz w:val="12"/>
-              </w:rPr>
-              <w:t>SAM1 &gt; SAM2 &gt; SAM3</w:t>
-            </w:r>
-          </w:p>
-        </w:tc>
-        <w:tc>
-          <w:tcPr>
-            <w:tcW w:type="dxa" w:w="3614"/>
-            <w:vAlign w:val="center"/>
-          </w:tcPr>
-          <w:p>
-            <w:pPr>
-              <w:jc w:val="center"/>
-            </w:pPr>
-            <w:r>
-              <w:rPr>
-                <w:rFonts w:ascii="DejaVu Sans" w:hAnsi="DejaVu Sans"/>
-                <w:sz w:val="12"/>
-              </w:rPr>
-              <w:t>3</w:t>
-            </w:r>
-          </w:p>
-        </w:tc>
-      </w:tr>
-      <w:tr>
-        <w:tc>
-          <w:tcPr>
-            <w:tcW w:type="dxa" w:w="3614"/>
-            <w:vAlign w:val="center"/>
-          </w:tcPr>
-          <w:p>
-            <w:pPr>
-              <w:jc w:val="center"/>
-            </w:pPr>
-            <w:r>
-              <w:rPr>
-                <w:rFonts w:ascii="DejaVu Sans" w:hAnsi="DejaVu Sans"/>
-                <w:sz w:val="12"/>
-              </w:rPr>
-              <w:t>YOLO bbox</w:t>
-            </w:r>
-          </w:p>
-        </w:tc>
-        <w:tc>
-          <w:tcPr>
-            <w:tcW w:type="dxa" w:w="3614"/>
-            <w:vAlign w:val="center"/>
-          </w:tcPr>
-          <w:p>
-            <w:pPr>
-              <w:jc w:val="center"/>
-            </w:pPr>
-            <w:r>
-              <w:rPr>
-                <w:rFonts w:ascii="DejaVu Sans" w:hAnsi="DejaVu Sans"/>
-                <w:sz w:val="12"/>
-              </w:rPr>
-              <w:t>SAM2 pseudo</w:t>
-            </w:r>
-          </w:p>
-        </w:tc>
-        <w:tc>
-          <w:tcPr>
-            <w:tcW w:type="dxa" w:w="3614"/>
-            <w:vAlign w:val="center"/>
-          </w:tcPr>
-          <w:p>
-            <w:pPr>
-              <w:jc w:val="center"/>
-            </w:pPr>
-            <w:r>
-              <w:rPr>
-                <w:rFonts w:ascii="DejaVu Sans" w:hAnsi="DejaVu Sans"/>
-                <w:sz w:val="12"/>
-              </w:rPr>
-              <w:t>SAM2 &gt; SAM1 &gt; SAM3</w:t>
-            </w:r>
-          </w:p>
-        </w:tc>
-        <w:tc>
-          <w:tcPr>
-            <w:tcW w:type="dxa" w:w="3614"/>
-            <w:vAlign w:val="center"/>
-          </w:tcPr>
-          <w:p>
-            <w:pPr>
-              <w:jc w:val="center"/>
-            </w:pPr>
-            <w:r>
-              <w:rPr>
-                <w:rFonts w:ascii="DejaVu Sans" w:hAnsi="DejaVu Sans"/>
-                <w:sz w:val="12"/>
-              </w:rPr>
-              <w:t>2</w:t>
-            </w:r>
-          </w:p>
-        </w:tc>
-      </w:tr>
-      <w:tr>
-        <w:tc>
-          <w:tcPr>
-            <w:tcW w:type="dxa" w:w="3614"/>
-            <w:vAlign w:val="center"/>
-          </w:tcPr>
-          <w:p>
-            <w:pPr>
-              <w:jc w:val="center"/>
-            </w:pPr>
-            <w:r>
-              <w:rPr>
-                <w:rFonts w:ascii="DejaVu Sans" w:hAnsi="DejaVu Sans"/>
-                <w:sz w:val="12"/>
-              </w:rPr>
-              <w:t>YOLO bbox</w:t>
-            </w:r>
-          </w:p>
-        </w:tc>
-        <w:tc>
-          <w:tcPr>
-            <w:tcW w:type="dxa" w:w="3614"/>
-            <w:vAlign w:val="center"/>
-          </w:tcPr>
-          <w:p>
-            <w:pPr>
-              <w:jc w:val="center"/>
-            </w:pPr>
-            <w:r>
-              <w:rPr>
-                <w:rFonts w:ascii="DejaVu Sans" w:hAnsi="DejaVu Sans"/>
-                <w:sz w:val="12"/>
-              </w:rPr>
-              <w:t>SAM3 pseudo</w:t>
-            </w:r>
-          </w:p>
-        </w:tc>
-        <w:tc>
-          <w:tcPr>
-            <w:tcW w:type="dxa" w:w="3614"/>
-            <w:vAlign w:val="center"/>
-          </w:tcPr>
-          <w:p>
-            <w:pPr>
-              <w:jc w:val="center"/>
-            </w:pPr>
-            <w:r>
-              <w:rPr>
-                <w:rFonts w:ascii="DejaVu Sans" w:hAnsi="DejaVu Sans"/>
-                <w:sz w:val="12"/>
-              </w:rPr>
-              <w:t>SAM3 &gt; SAM1 &gt; SAM2</w:t>
-            </w:r>
-          </w:p>
-        </w:tc>
-        <w:tc>
-          <w:tcPr>
-            <w:tcW w:type="dxa" w:w="3614"/>
-            <w:vAlign w:val="center"/>
-          </w:tcPr>
-          <w:p>
-            <w:pPr>
-              <w:jc w:val="center"/>
-            </w:pPr>
-            <w:r>
-              <w:rPr>
-                <w:rFonts w:ascii="DejaVu Sans" w:hAnsi="DejaVu Sans"/>
-                <w:sz w:val="12"/>
-              </w:rPr>
-              <w:t>0</w:t>
+              <w:t>+0.224</w:t>
             </w:r>
           </w:p>
         </w:tc>
@@ -8438,7 +6226,557 @@
         <w:pStyle w:val="Heading2"/>
       </w:pPr>
       <w:r>
-        <w:t>Boş Referans Denetimi</w:t>
+        <w:t>Referans Maskeler Birbirine Ne Kadar Benziyor?</w:t>
+      </w:r>
+    </w:p>
+    <w:p>
+      <w:pPr>
+        <w:spacing w:after="80"/>
+      </w:pPr>
+      <w:r>
+        <w:rPr>
+          <w:rFonts w:ascii="DejaVu Sans" w:hAnsi="DejaVu Sans"/>
+          <w:sz w:val="16"/>
+        </w:rPr>
+        <w:t>Bu tablo model başarısını değil, iki referans maske kümesinin birbirine benzerliğini gösterir.</w:t>
+      </w:r>
+    </w:p>
+    <w:tbl>
+      <w:tblPr>
+        <w:tblStyle w:val="TableGrid"/>
+        <w:tblW w:type="auto" w:w="0"/>
+        <w:jc w:val="center"/>
+        <w:tblLook w:firstColumn="1" w:firstRow="1" w:lastColumn="0" w:lastRow="0" w:noHBand="0" w:noVBand="1" w:val="04A0"/>
+      </w:tblPr>
+      <w:tblGrid>
+        <w:gridCol w:w="3614"/>
+        <w:gridCol w:w="3614"/>
+        <w:gridCol w:w="3614"/>
+        <w:gridCol w:w="3614"/>
+      </w:tblGrid>
+      <w:tr>
+        <w:tc>
+          <w:tcPr>
+            <w:tcW w:type="dxa" w:w="3614"/>
+            <w:shd w:fill="1F4E79"/>
+          </w:tcPr>
+          <w:p>
+            <w:r>
+              <w:rPr>
+                <w:b/>
+                <w:color w:val="FFFFFF"/>
+                <w:sz w:val="13"/>
+              </w:rPr>
+              <w:t>Referans A</w:t>
+            </w:r>
+          </w:p>
+        </w:tc>
+        <w:tc>
+          <w:tcPr>
+            <w:tcW w:type="dxa" w:w="3614"/>
+            <w:shd w:fill="1F4E79"/>
+          </w:tcPr>
+          <w:p>
+            <w:r>
+              <w:rPr>
+                <w:b/>
+                <w:color w:val="FFFFFF"/>
+                <w:sz w:val="13"/>
+              </w:rPr>
+              <w:t>Referans B</w:t>
+            </w:r>
+          </w:p>
+        </w:tc>
+        <w:tc>
+          <w:tcPr>
+            <w:tcW w:type="dxa" w:w="3614"/>
+            <w:shd w:fill="1F4E79"/>
+          </w:tcPr>
+          <w:p>
+            <w:r>
+              <w:rPr>
+                <w:b/>
+                <w:color w:val="FFFFFF"/>
+                <w:sz w:val="13"/>
+              </w:rPr>
+              <w:t>Maskeler Arası Ortalama IoU</w:t>
+            </w:r>
+          </w:p>
+        </w:tc>
+        <w:tc>
+          <w:tcPr>
+            <w:tcW w:type="dxa" w:w="3614"/>
+            <w:shd w:fill="1F4E79"/>
+          </w:tcPr>
+          <w:p>
+            <w:r>
+              <w:rPr>
+                <w:b/>
+                <w:color w:val="FFFFFF"/>
+                <w:sz w:val="13"/>
+              </w:rPr>
+              <w:t>Nesne Sayısı</w:t>
+            </w:r>
+          </w:p>
+        </w:tc>
+      </w:tr>
+      <w:tr>
+        <w:tc>
+          <w:tcPr>
+            <w:tcW w:type="dxa" w:w="3614"/>
+            <w:vAlign w:val="center"/>
+          </w:tcPr>
+          <w:p>
+            <w:pPr>
+              <w:jc w:val="center"/>
+            </w:pPr>
+            <w:r>
+              <w:rPr>
+                <w:rFonts w:ascii="DejaVu Sans" w:hAnsi="DejaVu Sans"/>
+                <w:sz w:val="12"/>
+              </w:rPr>
+              <w:t>İnsan</w:t>
+            </w:r>
+          </w:p>
+        </w:tc>
+        <w:tc>
+          <w:tcPr>
+            <w:tcW w:type="dxa" w:w="3614"/>
+            <w:vAlign w:val="center"/>
+          </w:tcPr>
+          <w:p>
+            <w:pPr>
+              <w:jc w:val="center"/>
+            </w:pPr>
+            <w:r>
+              <w:rPr>
+                <w:rFonts w:ascii="DejaVu Sans" w:hAnsi="DejaVu Sans"/>
+                <w:sz w:val="12"/>
+              </w:rPr>
+              <w:t>SAM1 pseudo</w:t>
+            </w:r>
+          </w:p>
+        </w:tc>
+        <w:tc>
+          <w:tcPr>
+            <w:tcW w:type="dxa" w:w="3614"/>
+            <w:vAlign w:val="center"/>
+            <w:shd w:fill="CFDD81"/>
+          </w:tcPr>
+          <w:p>
+            <w:pPr>
+              <w:jc w:val="center"/>
+            </w:pPr>
+            <w:r>
+              <w:rPr>
+                <w:rFonts w:ascii="DejaVu Sans" w:hAnsi="DejaVu Sans"/>
+                <w:sz w:val="12"/>
+              </w:rPr>
+              <w:t>0.653</w:t>
+            </w:r>
+          </w:p>
+        </w:tc>
+        <w:tc>
+          <w:tcPr>
+            <w:tcW w:type="dxa" w:w="3614"/>
+            <w:vAlign w:val="center"/>
+          </w:tcPr>
+          <w:p>
+            <w:pPr>
+              <w:jc w:val="center"/>
+            </w:pPr>
+            <w:r>
+              <w:rPr>
+                <w:rFonts w:ascii="DejaVu Sans" w:hAnsi="DejaVu Sans"/>
+                <w:sz w:val="12"/>
+              </w:rPr>
+              <w:t>5447</w:t>
+            </w:r>
+          </w:p>
+        </w:tc>
+      </w:tr>
+      <w:tr>
+        <w:tc>
+          <w:tcPr>
+            <w:tcW w:type="dxa" w:w="3614"/>
+            <w:vAlign w:val="center"/>
+          </w:tcPr>
+          <w:p>
+            <w:pPr>
+              <w:jc w:val="center"/>
+            </w:pPr>
+            <w:r>
+              <w:rPr>
+                <w:rFonts w:ascii="DejaVu Sans" w:hAnsi="DejaVu Sans"/>
+                <w:sz w:val="12"/>
+              </w:rPr>
+              <w:t>İnsan</w:t>
+            </w:r>
+          </w:p>
+        </w:tc>
+        <w:tc>
+          <w:tcPr>
+            <w:tcW w:type="dxa" w:w="3614"/>
+            <w:vAlign w:val="center"/>
+          </w:tcPr>
+          <w:p>
+            <w:pPr>
+              <w:jc w:val="center"/>
+            </w:pPr>
+            <w:r>
+              <w:rPr>
+                <w:rFonts w:ascii="DejaVu Sans" w:hAnsi="DejaVu Sans"/>
+                <w:sz w:val="12"/>
+              </w:rPr>
+              <w:t>SAM2 pseudo</w:t>
+            </w:r>
+          </w:p>
+        </w:tc>
+        <w:tc>
+          <w:tcPr>
+            <w:tcW w:type="dxa" w:w="3614"/>
+            <w:vAlign w:val="center"/>
+            <w:shd w:fill="D7DF82"/>
+          </w:tcPr>
+          <w:p>
+            <w:pPr>
+              <w:jc w:val="center"/>
+            </w:pPr>
+            <w:r>
+              <w:rPr>
+                <w:rFonts w:ascii="DejaVu Sans" w:hAnsi="DejaVu Sans"/>
+                <w:sz w:val="12"/>
+              </w:rPr>
+              <w:t>0.629</w:t>
+            </w:r>
+          </w:p>
+        </w:tc>
+        <w:tc>
+          <w:tcPr>
+            <w:tcW w:type="dxa" w:w="3614"/>
+            <w:vAlign w:val="center"/>
+          </w:tcPr>
+          <w:p>
+            <w:pPr>
+              <w:jc w:val="center"/>
+            </w:pPr>
+            <w:r>
+              <w:rPr>
+                <w:rFonts w:ascii="DejaVu Sans" w:hAnsi="DejaVu Sans"/>
+                <w:sz w:val="12"/>
+              </w:rPr>
+              <w:t>5447</w:t>
+            </w:r>
+          </w:p>
+        </w:tc>
+      </w:tr>
+      <w:tr>
+        <w:tc>
+          <w:tcPr>
+            <w:tcW w:type="dxa" w:w="3614"/>
+            <w:vAlign w:val="center"/>
+          </w:tcPr>
+          <w:p>
+            <w:pPr>
+              <w:jc w:val="center"/>
+            </w:pPr>
+            <w:r>
+              <w:rPr>
+                <w:rFonts w:ascii="DejaVu Sans" w:hAnsi="DejaVu Sans"/>
+                <w:sz w:val="12"/>
+              </w:rPr>
+              <w:t>İnsan</w:t>
+            </w:r>
+          </w:p>
+        </w:tc>
+        <w:tc>
+          <w:tcPr>
+            <w:tcW w:type="dxa" w:w="3614"/>
+            <w:vAlign w:val="center"/>
+          </w:tcPr>
+          <w:p>
+            <w:pPr>
+              <w:jc w:val="center"/>
+            </w:pPr>
+            <w:r>
+              <w:rPr>
+                <w:rFonts w:ascii="DejaVu Sans" w:hAnsi="DejaVu Sans"/>
+                <w:sz w:val="12"/>
+              </w:rPr>
+              <w:t>SAM3 pseudo</w:t>
+            </w:r>
+          </w:p>
+        </w:tc>
+        <w:tc>
+          <w:tcPr>
+            <w:tcW w:type="dxa" w:w="3614"/>
+            <w:vAlign w:val="center"/>
+            <w:shd w:fill="C1D980"/>
+          </w:tcPr>
+          <w:p>
+            <w:pPr>
+              <w:jc w:val="center"/>
+            </w:pPr>
+            <w:r>
+              <w:rPr>
+                <w:rFonts w:ascii="DejaVu Sans" w:hAnsi="DejaVu Sans"/>
+                <w:sz w:val="12"/>
+              </w:rPr>
+              <w:t>0.700</w:t>
+            </w:r>
+          </w:p>
+        </w:tc>
+        <w:tc>
+          <w:tcPr>
+            <w:tcW w:type="dxa" w:w="3614"/>
+            <w:vAlign w:val="center"/>
+          </w:tcPr>
+          <w:p>
+            <w:pPr>
+              <w:jc w:val="center"/>
+            </w:pPr>
+            <w:r>
+              <w:rPr>
+                <w:rFonts w:ascii="DejaVu Sans" w:hAnsi="DejaVu Sans"/>
+                <w:sz w:val="12"/>
+              </w:rPr>
+              <w:t>5447</w:t>
+            </w:r>
+          </w:p>
+        </w:tc>
+      </w:tr>
+      <w:tr>
+        <w:tc>
+          <w:tcPr>
+            <w:tcW w:type="dxa" w:w="3614"/>
+            <w:vAlign w:val="center"/>
+          </w:tcPr>
+          <w:p>
+            <w:pPr>
+              <w:jc w:val="center"/>
+            </w:pPr>
+            <w:r>
+              <w:rPr>
+                <w:rFonts w:ascii="DejaVu Sans" w:hAnsi="DejaVu Sans"/>
+                <w:sz w:val="12"/>
+              </w:rPr>
+              <w:t>SAM1 pseudo</w:t>
+            </w:r>
+          </w:p>
+        </w:tc>
+        <w:tc>
+          <w:tcPr>
+            <w:tcW w:type="dxa" w:w="3614"/>
+            <w:vAlign w:val="center"/>
+          </w:tcPr>
+          <w:p>
+            <w:pPr>
+              <w:jc w:val="center"/>
+            </w:pPr>
+            <w:r>
+              <w:rPr>
+                <w:rFonts w:ascii="DejaVu Sans" w:hAnsi="DejaVu Sans"/>
+                <w:sz w:val="12"/>
+              </w:rPr>
+              <w:t>SAM2 pseudo</w:t>
+            </w:r>
+          </w:p>
+        </w:tc>
+        <w:tc>
+          <w:tcPr>
+            <w:tcW w:type="dxa" w:w="3614"/>
+            <w:vAlign w:val="center"/>
+            <w:shd w:fill="99CE7E"/>
+          </w:tcPr>
+          <w:p>
+            <w:pPr>
+              <w:jc w:val="center"/>
+            </w:pPr>
+            <w:r>
+              <w:rPr>
+                <w:rFonts w:ascii="DejaVu Sans" w:hAnsi="DejaVu Sans"/>
+                <w:sz w:val="12"/>
+              </w:rPr>
+              <w:t>0.827</w:t>
+            </w:r>
+          </w:p>
+        </w:tc>
+        <w:tc>
+          <w:tcPr>
+            <w:tcW w:type="dxa" w:w="3614"/>
+            <w:vAlign w:val="center"/>
+          </w:tcPr>
+          <w:p>
+            <w:pPr>
+              <w:jc w:val="center"/>
+            </w:pPr>
+            <w:r>
+              <w:rPr>
+                <w:rFonts w:ascii="DejaVu Sans" w:hAnsi="DejaVu Sans"/>
+                <w:sz w:val="12"/>
+              </w:rPr>
+              <w:t>5447</w:t>
+            </w:r>
+          </w:p>
+        </w:tc>
+      </w:tr>
+      <w:tr>
+        <w:tc>
+          <w:tcPr>
+            <w:tcW w:type="dxa" w:w="3614"/>
+            <w:vAlign w:val="center"/>
+          </w:tcPr>
+          <w:p>
+            <w:pPr>
+              <w:jc w:val="center"/>
+            </w:pPr>
+            <w:r>
+              <w:rPr>
+                <w:rFonts w:ascii="DejaVu Sans" w:hAnsi="DejaVu Sans"/>
+                <w:sz w:val="12"/>
+              </w:rPr>
+              <w:t>SAM1 pseudo</w:t>
+            </w:r>
+          </w:p>
+        </w:tc>
+        <w:tc>
+          <w:tcPr>
+            <w:tcW w:type="dxa" w:w="3614"/>
+            <w:vAlign w:val="center"/>
+          </w:tcPr>
+          <w:p>
+            <w:pPr>
+              <w:jc w:val="center"/>
+            </w:pPr>
+            <w:r>
+              <w:rPr>
+                <w:rFonts w:ascii="DejaVu Sans" w:hAnsi="DejaVu Sans"/>
+                <w:sz w:val="12"/>
+              </w:rPr>
+              <w:t>SAM3 pseudo</w:t>
+            </w:r>
+          </w:p>
+        </w:tc>
+        <w:tc>
+          <w:tcPr>
+            <w:tcW w:type="dxa" w:w="3614"/>
+            <w:vAlign w:val="center"/>
+            <w:shd w:fill="9BCE7E"/>
+          </w:tcPr>
+          <w:p>
+            <w:pPr>
+              <w:jc w:val="center"/>
+            </w:pPr>
+            <w:r>
+              <w:rPr>
+                <w:rFonts w:ascii="DejaVu Sans" w:hAnsi="DejaVu Sans"/>
+                <w:sz w:val="12"/>
+              </w:rPr>
+              <w:t>0.820</w:t>
+            </w:r>
+          </w:p>
+        </w:tc>
+        <w:tc>
+          <w:tcPr>
+            <w:tcW w:type="dxa" w:w="3614"/>
+            <w:vAlign w:val="center"/>
+          </w:tcPr>
+          <w:p>
+            <w:pPr>
+              <w:jc w:val="center"/>
+            </w:pPr>
+            <w:r>
+              <w:rPr>
+                <w:rFonts w:ascii="DejaVu Sans" w:hAnsi="DejaVu Sans"/>
+                <w:sz w:val="12"/>
+              </w:rPr>
+              <w:t>5447</w:t>
+            </w:r>
+          </w:p>
+        </w:tc>
+      </w:tr>
+      <w:tr>
+        <w:tc>
+          <w:tcPr>
+            <w:tcW w:type="dxa" w:w="3614"/>
+            <w:vAlign w:val="center"/>
+          </w:tcPr>
+          <w:p>
+            <w:pPr>
+              <w:jc w:val="center"/>
+            </w:pPr>
+            <w:r>
+              <w:rPr>
+                <w:rFonts w:ascii="DejaVu Sans" w:hAnsi="DejaVu Sans"/>
+                <w:sz w:val="12"/>
+              </w:rPr>
+              <w:t>SAM2 pseudo</w:t>
+            </w:r>
+          </w:p>
+        </w:tc>
+        <w:tc>
+          <w:tcPr>
+            <w:tcW w:type="dxa" w:w="3614"/>
+            <w:vAlign w:val="center"/>
+          </w:tcPr>
+          <w:p>
+            <w:pPr>
+              <w:jc w:val="center"/>
+            </w:pPr>
+            <w:r>
+              <w:rPr>
+                <w:rFonts w:ascii="DejaVu Sans" w:hAnsi="DejaVu Sans"/>
+                <w:sz w:val="12"/>
+              </w:rPr>
+              <w:t>SAM3 pseudo</w:t>
+            </w:r>
+          </w:p>
+        </w:tc>
+        <w:tc>
+          <w:tcPr>
+            <w:tcW w:type="dxa" w:w="3614"/>
+            <w:vAlign w:val="center"/>
+            <w:shd w:fill="A6D17F"/>
+          </w:tcPr>
+          <w:p>
+            <w:pPr>
+              <w:jc w:val="center"/>
+            </w:pPr>
+            <w:r>
+              <w:rPr>
+                <w:rFonts w:ascii="DejaVu Sans" w:hAnsi="DejaVu Sans"/>
+                <w:sz w:val="12"/>
+              </w:rPr>
+              <w:t>0.784</w:t>
+            </w:r>
+          </w:p>
+        </w:tc>
+        <w:tc>
+          <w:tcPr>
+            <w:tcW w:type="dxa" w:w="3614"/>
+            <w:vAlign w:val="center"/>
+          </w:tcPr>
+          <w:p>
+            <w:pPr>
+              <w:jc w:val="center"/>
+            </w:pPr>
+            <w:r>
+              <w:rPr>
+                <w:rFonts w:ascii="DejaVu Sans" w:hAnsi="DejaVu Sans"/>
+                <w:sz w:val="12"/>
+              </w:rPr>
+              <w:t>5447</w:t>
+            </w:r>
+          </w:p>
+        </w:tc>
+      </w:tr>
+    </w:tbl>
+    <w:p>
+      <w:pPr>
+        <w:pStyle w:val="Heading2"/>
+      </w:pPr>
+      <w:r>
+        <w:t>Referansa Göre Model Sırası</w:t>
       </w:r>
     </w:p>
     <w:tbl>
@@ -8466,7 +6804,7 @@
                 <w:color w:val="FFFFFF"/>
                 <w:sz w:val="13"/>
               </w:rPr>
-              <w:t>Referans</w:t>
+              <w:t>BBox</w:t>
             </w:r>
           </w:p>
         </w:tc>
@@ -8482,7 +6820,7 @@
                 <w:color w:val="FFFFFF"/>
                 <w:sz w:val="13"/>
               </w:rPr>
-              <w:t>Boş Maske</w:t>
+              <w:t>Referans</w:t>
             </w:r>
           </w:p>
         </w:tc>
@@ -8498,7 +6836,7 @@
                 <w:color w:val="FFFFFF"/>
                 <w:sz w:val="13"/>
               </w:rPr>
-              <w:t>Boş Oranı</w:t>
+              <w:t>Sıralama</w:t>
             </w:r>
           </w:p>
         </w:tc>
@@ -8518,7 +6856,7 @@
                 <w:rFonts w:ascii="DejaVu Sans" w:hAnsi="DejaVu Sans"/>
                 <w:sz w:val="12"/>
               </w:rPr>
-              <w:t>İnsan</w:t>
+              <w:t>GT bbox</w:t>
             </w:r>
           </w:p>
         </w:tc>
@@ -8536,7 +6874,7 @@
                 <w:rFonts w:ascii="DejaVu Sans" w:hAnsi="DejaVu Sans"/>
                 <w:sz w:val="12"/>
               </w:rPr>
-              <w:t>0</w:t>
+              <w:t>İnsan</w:t>
             </w:r>
           </w:p>
         </w:tc>
@@ -8554,7 +6892,7 @@
                 <w:rFonts w:ascii="DejaVu Sans" w:hAnsi="DejaVu Sans"/>
                 <w:sz w:val="12"/>
               </w:rPr>
-              <w:t>0.0000</w:t>
+              <w:t>SAM3 &gt; SAM1 &gt; SAM2</w:t>
             </w:r>
           </w:p>
         </w:tc>
@@ -8574,7 +6912,7 @@
                 <w:rFonts w:ascii="DejaVu Sans" w:hAnsi="DejaVu Sans"/>
                 <w:sz w:val="12"/>
               </w:rPr>
-              <w:t>SAM1 pseudo</w:t>
+              <w:t>GT bbox</w:t>
             </w:r>
           </w:p>
         </w:tc>
@@ -8592,7 +6930,7 @@
                 <w:rFonts w:ascii="DejaVu Sans" w:hAnsi="DejaVu Sans"/>
                 <w:sz w:val="12"/>
               </w:rPr>
-              <w:t>0</w:t>
+              <w:t>SAM1 pseudo</w:t>
             </w:r>
           </w:p>
         </w:tc>
@@ -8610,7 +6948,7 @@
                 <w:rFonts w:ascii="DejaVu Sans" w:hAnsi="DejaVu Sans"/>
                 <w:sz w:val="12"/>
               </w:rPr>
-              <w:t>0.0000</w:t>
+              <w:t>SAM1 &gt; SAM2 &gt; SAM3</w:t>
             </w:r>
           </w:p>
         </w:tc>
@@ -8630,7 +6968,7 @@
                 <w:rFonts w:ascii="DejaVu Sans" w:hAnsi="DejaVu Sans"/>
                 <w:sz w:val="12"/>
               </w:rPr>
-              <w:t>SAM2 pseudo</w:t>
+              <w:t>GT bbox</w:t>
             </w:r>
           </w:p>
         </w:tc>
@@ -8648,7 +6986,7 @@
                 <w:rFonts w:ascii="DejaVu Sans" w:hAnsi="DejaVu Sans"/>
                 <w:sz w:val="12"/>
               </w:rPr>
-              <w:t>0</w:t>
+              <w:t>SAM2 pseudo</w:t>
             </w:r>
           </w:p>
         </w:tc>
@@ -8666,7 +7004,7 @@
                 <w:rFonts w:ascii="DejaVu Sans" w:hAnsi="DejaVu Sans"/>
                 <w:sz w:val="12"/>
               </w:rPr>
-              <w:t>0.0000</w:t>
+              <w:t>SAM2 &gt; SAM1 &gt; SAM3</w:t>
             </w:r>
           </w:p>
         </w:tc>
@@ -8686,7 +7024,7 @@
                 <w:rFonts w:ascii="DejaVu Sans" w:hAnsi="DejaVu Sans"/>
                 <w:sz w:val="12"/>
               </w:rPr>
-              <w:t>SAM3 pseudo</w:t>
+              <w:t>GT bbox</w:t>
             </w:r>
           </w:p>
         </w:tc>
@@ -8704,7 +7042,7 @@
                 <w:rFonts w:ascii="DejaVu Sans" w:hAnsi="DejaVu Sans"/>
                 <w:sz w:val="12"/>
               </w:rPr>
-              <w:t>0</w:t>
+              <w:t>SAM3 pseudo</w:t>
             </w:r>
           </w:p>
         </w:tc>
@@ -8722,7 +7060,526 @@
                 <w:rFonts w:ascii="DejaVu Sans" w:hAnsi="DejaVu Sans"/>
                 <w:sz w:val="12"/>
               </w:rPr>
-              <w:t>0.0000</w:t>
+              <w:t>SAM3 &gt; SAM1 &gt; SAM2</w:t>
+            </w:r>
+          </w:p>
+        </w:tc>
+      </w:tr>
+      <w:tr>
+        <w:tc>
+          <w:tcPr>
+            <w:tcW w:type="dxa" w:w="4819"/>
+            <w:vAlign w:val="center"/>
+          </w:tcPr>
+          <w:p>
+            <w:pPr>
+              <w:jc w:val="center"/>
+            </w:pPr>
+            <w:r>
+              <w:rPr>
+                <w:rFonts w:ascii="DejaVu Sans" w:hAnsi="DejaVu Sans"/>
+                <w:sz w:val="12"/>
+              </w:rPr>
+              <w:t>YOLO bbox</w:t>
+            </w:r>
+          </w:p>
+        </w:tc>
+        <w:tc>
+          <w:tcPr>
+            <w:tcW w:type="dxa" w:w="4819"/>
+            <w:vAlign w:val="center"/>
+          </w:tcPr>
+          <w:p>
+            <w:pPr>
+              <w:jc w:val="center"/>
+            </w:pPr>
+            <w:r>
+              <w:rPr>
+                <w:rFonts w:ascii="DejaVu Sans" w:hAnsi="DejaVu Sans"/>
+                <w:sz w:val="12"/>
+              </w:rPr>
+              <w:t>İnsan</w:t>
+            </w:r>
+          </w:p>
+        </w:tc>
+        <w:tc>
+          <w:tcPr>
+            <w:tcW w:type="dxa" w:w="4819"/>
+            <w:vAlign w:val="center"/>
+          </w:tcPr>
+          <w:p>
+            <w:pPr>
+              <w:jc w:val="center"/>
+            </w:pPr>
+            <w:r>
+              <w:rPr>
+                <w:rFonts w:ascii="DejaVu Sans" w:hAnsi="DejaVu Sans"/>
+                <w:sz w:val="12"/>
+              </w:rPr>
+              <w:t>SAM3 &gt; SAM1 &gt; SAM2</w:t>
+            </w:r>
+          </w:p>
+        </w:tc>
+      </w:tr>
+      <w:tr>
+        <w:tc>
+          <w:tcPr>
+            <w:tcW w:type="dxa" w:w="4819"/>
+            <w:vAlign w:val="center"/>
+          </w:tcPr>
+          <w:p>
+            <w:pPr>
+              <w:jc w:val="center"/>
+            </w:pPr>
+            <w:r>
+              <w:rPr>
+                <w:rFonts w:ascii="DejaVu Sans" w:hAnsi="DejaVu Sans"/>
+                <w:sz w:val="12"/>
+              </w:rPr>
+              <w:t>YOLO bbox</w:t>
+            </w:r>
+          </w:p>
+        </w:tc>
+        <w:tc>
+          <w:tcPr>
+            <w:tcW w:type="dxa" w:w="4819"/>
+            <w:vAlign w:val="center"/>
+          </w:tcPr>
+          <w:p>
+            <w:pPr>
+              <w:jc w:val="center"/>
+            </w:pPr>
+            <w:r>
+              <w:rPr>
+                <w:rFonts w:ascii="DejaVu Sans" w:hAnsi="DejaVu Sans"/>
+                <w:sz w:val="12"/>
+              </w:rPr>
+              <w:t>SAM1 pseudo</w:t>
+            </w:r>
+          </w:p>
+        </w:tc>
+        <w:tc>
+          <w:tcPr>
+            <w:tcW w:type="dxa" w:w="4819"/>
+            <w:vAlign w:val="center"/>
+          </w:tcPr>
+          <w:p>
+            <w:pPr>
+              <w:jc w:val="center"/>
+            </w:pPr>
+            <w:r>
+              <w:rPr>
+                <w:rFonts w:ascii="DejaVu Sans" w:hAnsi="DejaVu Sans"/>
+                <w:sz w:val="12"/>
+              </w:rPr>
+              <w:t>SAM1 &gt; SAM2 &gt; SAM3</w:t>
+            </w:r>
+          </w:p>
+        </w:tc>
+      </w:tr>
+      <w:tr>
+        <w:tc>
+          <w:tcPr>
+            <w:tcW w:type="dxa" w:w="4819"/>
+            <w:vAlign w:val="center"/>
+          </w:tcPr>
+          <w:p>
+            <w:pPr>
+              <w:jc w:val="center"/>
+            </w:pPr>
+            <w:r>
+              <w:rPr>
+                <w:rFonts w:ascii="DejaVu Sans" w:hAnsi="DejaVu Sans"/>
+                <w:sz w:val="12"/>
+              </w:rPr>
+              <w:t>YOLO bbox</w:t>
+            </w:r>
+          </w:p>
+        </w:tc>
+        <w:tc>
+          <w:tcPr>
+            <w:tcW w:type="dxa" w:w="4819"/>
+            <w:vAlign w:val="center"/>
+          </w:tcPr>
+          <w:p>
+            <w:pPr>
+              <w:jc w:val="center"/>
+            </w:pPr>
+            <w:r>
+              <w:rPr>
+                <w:rFonts w:ascii="DejaVu Sans" w:hAnsi="DejaVu Sans"/>
+                <w:sz w:val="12"/>
+              </w:rPr>
+              <w:t>SAM2 pseudo</w:t>
+            </w:r>
+          </w:p>
+        </w:tc>
+        <w:tc>
+          <w:tcPr>
+            <w:tcW w:type="dxa" w:w="4819"/>
+            <w:vAlign w:val="center"/>
+          </w:tcPr>
+          <w:p>
+            <w:pPr>
+              <w:jc w:val="center"/>
+            </w:pPr>
+            <w:r>
+              <w:rPr>
+                <w:rFonts w:ascii="DejaVu Sans" w:hAnsi="DejaVu Sans"/>
+                <w:sz w:val="12"/>
+              </w:rPr>
+              <w:t>SAM2 &gt; SAM1 &gt; SAM3</w:t>
+            </w:r>
+          </w:p>
+        </w:tc>
+      </w:tr>
+      <w:tr>
+        <w:tc>
+          <w:tcPr>
+            <w:tcW w:type="dxa" w:w="4819"/>
+            <w:vAlign w:val="center"/>
+          </w:tcPr>
+          <w:p>
+            <w:pPr>
+              <w:jc w:val="center"/>
+            </w:pPr>
+            <w:r>
+              <w:rPr>
+                <w:rFonts w:ascii="DejaVu Sans" w:hAnsi="DejaVu Sans"/>
+                <w:sz w:val="12"/>
+              </w:rPr>
+              <w:t>YOLO bbox</w:t>
+            </w:r>
+          </w:p>
+        </w:tc>
+        <w:tc>
+          <w:tcPr>
+            <w:tcW w:type="dxa" w:w="4819"/>
+            <w:vAlign w:val="center"/>
+          </w:tcPr>
+          <w:p>
+            <w:pPr>
+              <w:jc w:val="center"/>
+            </w:pPr>
+            <w:r>
+              <w:rPr>
+                <w:rFonts w:ascii="DejaVu Sans" w:hAnsi="DejaVu Sans"/>
+                <w:sz w:val="12"/>
+              </w:rPr>
+              <w:t>SAM3 pseudo</w:t>
+            </w:r>
+          </w:p>
+        </w:tc>
+        <w:tc>
+          <w:tcPr>
+            <w:tcW w:type="dxa" w:w="4819"/>
+            <w:vAlign w:val="center"/>
+          </w:tcPr>
+          <w:p>
+            <w:pPr>
+              <w:jc w:val="center"/>
+            </w:pPr>
+            <w:r>
+              <w:rPr>
+                <w:rFonts w:ascii="DejaVu Sans" w:hAnsi="DejaVu Sans"/>
+                <w:sz w:val="12"/>
+              </w:rPr>
+              <w:t>SAM3 &gt; SAM1 &gt; SAM2</w:t>
+            </w:r>
+          </w:p>
+        </w:tc>
+      </w:tr>
+    </w:tbl>
+    <w:p>
+      <w:pPr>
+        <w:pStyle w:val="Heading2"/>
+      </w:pPr>
+      <w:r>
+        <w:t>Boş Üretilen Referans Maskeler</w:t>
+      </w:r>
+    </w:p>
+    <w:tbl>
+      <w:tblPr>
+        <w:tblStyle w:val="TableGrid"/>
+        <w:tblW w:type="auto" w:w="0"/>
+        <w:jc w:val="center"/>
+        <w:tblLook w:firstColumn="1" w:firstRow="1" w:lastColumn="0" w:lastRow="0" w:noHBand="0" w:noVBand="1" w:val="04A0"/>
+      </w:tblPr>
+      <w:tblGrid>
+        <w:gridCol w:w="4819"/>
+        <w:gridCol w:w="4819"/>
+        <w:gridCol w:w="4819"/>
+      </w:tblGrid>
+      <w:tr>
+        <w:tc>
+          <w:tcPr>
+            <w:tcW w:type="dxa" w:w="4819"/>
+            <w:shd w:fill="1F4E79"/>
+          </w:tcPr>
+          <w:p>
+            <w:r>
+              <w:rPr>
+                <w:b/>
+                <w:color w:val="FFFFFF"/>
+                <w:sz w:val="13"/>
+              </w:rPr>
+              <w:t>Referans</w:t>
+            </w:r>
+          </w:p>
+        </w:tc>
+        <w:tc>
+          <w:tcPr>
+            <w:tcW w:type="dxa" w:w="4819"/>
+            <w:shd w:fill="1F4E79"/>
+          </w:tcPr>
+          <w:p>
+            <w:r>
+              <w:rPr>
+                <w:b/>
+                <w:color w:val="FFFFFF"/>
+                <w:sz w:val="13"/>
+              </w:rPr>
+              <w:t>Boş Maske</w:t>
+            </w:r>
+          </w:p>
+        </w:tc>
+        <w:tc>
+          <w:tcPr>
+            <w:tcW w:type="dxa" w:w="4819"/>
+            <w:shd w:fill="1F4E79"/>
+          </w:tcPr>
+          <w:p>
+            <w:r>
+              <w:rPr>
+                <w:b/>
+                <w:color w:val="FFFFFF"/>
+                <w:sz w:val="13"/>
+              </w:rPr>
+              <w:t>Boş Oranı</w:t>
+            </w:r>
+          </w:p>
+        </w:tc>
+      </w:tr>
+      <w:tr>
+        <w:tc>
+          <w:tcPr>
+            <w:tcW w:type="dxa" w:w="4819"/>
+            <w:vAlign w:val="center"/>
+          </w:tcPr>
+          <w:p>
+            <w:pPr>
+              <w:jc w:val="center"/>
+            </w:pPr>
+            <w:r>
+              <w:rPr>
+                <w:rFonts w:ascii="DejaVu Sans" w:hAnsi="DejaVu Sans"/>
+                <w:sz w:val="12"/>
+              </w:rPr>
+              <w:t>İnsan</w:t>
+            </w:r>
+          </w:p>
+        </w:tc>
+        <w:tc>
+          <w:tcPr>
+            <w:tcW w:type="dxa" w:w="4819"/>
+            <w:vAlign w:val="center"/>
+          </w:tcPr>
+          <w:p>
+            <w:pPr>
+              <w:jc w:val="center"/>
+            </w:pPr>
+            <w:r>
+              <w:rPr>
+                <w:rFonts w:ascii="DejaVu Sans" w:hAnsi="DejaVu Sans"/>
+                <w:sz w:val="12"/>
+              </w:rPr>
+              <w:t>0</w:t>
+            </w:r>
+          </w:p>
+        </w:tc>
+        <w:tc>
+          <w:tcPr>
+            <w:tcW w:type="dxa" w:w="4819"/>
+            <w:vAlign w:val="center"/>
+          </w:tcPr>
+          <w:p>
+            <w:pPr>
+              <w:jc w:val="center"/>
+            </w:pPr>
+            <w:r>
+              <w:rPr>
+                <w:rFonts w:ascii="DejaVu Sans" w:hAnsi="DejaVu Sans"/>
+                <w:sz w:val="12"/>
+              </w:rPr>
+              <w:t>0.000</w:t>
+            </w:r>
+          </w:p>
+        </w:tc>
+      </w:tr>
+      <w:tr>
+        <w:tc>
+          <w:tcPr>
+            <w:tcW w:type="dxa" w:w="4819"/>
+            <w:vAlign w:val="center"/>
+          </w:tcPr>
+          <w:p>
+            <w:pPr>
+              <w:jc w:val="center"/>
+            </w:pPr>
+            <w:r>
+              <w:rPr>
+                <w:rFonts w:ascii="DejaVu Sans" w:hAnsi="DejaVu Sans"/>
+                <w:sz w:val="12"/>
+              </w:rPr>
+              <w:t>SAM1 pseudo</w:t>
+            </w:r>
+          </w:p>
+        </w:tc>
+        <w:tc>
+          <w:tcPr>
+            <w:tcW w:type="dxa" w:w="4819"/>
+            <w:vAlign w:val="center"/>
+          </w:tcPr>
+          <w:p>
+            <w:pPr>
+              <w:jc w:val="center"/>
+            </w:pPr>
+            <w:r>
+              <w:rPr>
+                <w:rFonts w:ascii="DejaVu Sans" w:hAnsi="DejaVu Sans"/>
+                <w:sz w:val="12"/>
+              </w:rPr>
+              <w:t>0</w:t>
+            </w:r>
+          </w:p>
+        </w:tc>
+        <w:tc>
+          <w:tcPr>
+            <w:tcW w:type="dxa" w:w="4819"/>
+            <w:vAlign w:val="center"/>
+          </w:tcPr>
+          <w:p>
+            <w:pPr>
+              <w:jc w:val="center"/>
+            </w:pPr>
+            <w:r>
+              <w:rPr>
+                <w:rFonts w:ascii="DejaVu Sans" w:hAnsi="DejaVu Sans"/>
+                <w:sz w:val="12"/>
+              </w:rPr>
+              <w:t>0.000</w:t>
+            </w:r>
+          </w:p>
+        </w:tc>
+      </w:tr>
+      <w:tr>
+        <w:tc>
+          <w:tcPr>
+            <w:tcW w:type="dxa" w:w="4819"/>
+            <w:vAlign w:val="center"/>
+          </w:tcPr>
+          <w:p>
+            <w:pPr>
+              <w:jc w:val="center"/>
+            </w:pPr>
+            <w:r>
+              <w:rPr>
+                <w:rFonts w:ascii="DejaVu Sans" w:hAnsi="DejaVu Sans"/>
+                <w:sz w:val="12"/>
+              </w:rPr>
+              <w:t>SAM2 pseudo</w:t>
+            </w:r>
+          </w:p>
+        </w:tc>
+        <w:tc>
+          <w:tcPr>
+            <w:tcW w:type="dxa" w:w="4819"/>
+            <w:vAlign w:val="center"/>
+          </w:tcPr>
+          <w:p>
+            <w:pPr>
+              <w:jc w:val="center"/>
+            </w:pPr>
+            <w:r>
+              <w:rPr>
+                <w:rFonts w:ascii="DejaVu Sans" w:hAnsi="DejaVu Sans"/>
+                <w:sz w:val="12"/>
+              </w:rPr>
+              <w:t>0</w:t>
+            </w:r>
+          </w:p>
+        </w:tc>
+        <w:tc>
+          <w:tcPr>
+            <w:tcW w:type="dxa" w:w="4819"/>
+            <w:vAlign w:val="center"/>
+          </w:tcPr>
+          <w:p>
+            <w:pPr>
+              <w:jc w:val="center"/>
+            </w:pPr>
+            <w:r>
+              <w:rPr>
+                <w:rFonts w:ascii="DejaVu Sans" w:hAnsi="DejaVu Sans"/>
+                <w:sz w:val="12"/>
+              </w:rPr>
+              <w:t>0.000</w:t>
+            </w:r>
+          </w:p>
+        </w:tc>
+      </w:tr>
+      <w:tr>
+        <w:tc>
+          <w:tcPr>
+            <w:tcW w:type="dxa" w:w="4819"/>
+            <w:vAlign w:val="center"/>
+          </w:tcPr>
+          <w:p>
+            <w:pPr>
+              <w:jc w:val="center"/>
+            </w:pPr>
+            <w:r>
+              <w:rPr>
+                <w:rFonts w:ascii="DejaVu Sans" w:hAnsi="DejaVu Sans"/>
+                <w:sz w:val="12"/>
+              </w:rPr>
+              <w:t>SAM3 pseudo</w:t>
+            </w:r>
+          </w:p>
+        </w:tc>
+        <w:tc>
+          <w:tcPr>
+            <w:tcW w:type="dxa" w:w="4819"/>
+            <w:vAlign w:val="center"/>
+          </w:tcPr>
+          <w:p>
+            <w:pPr>
+              <w:jc w:val="center"/>
+            </w:pPr>
+            <w:r>
+              <w:rPr>
+                <w:rFonts w:ascii="DejaVu Sans" w:hAnsi="DejaVu Sans"/>
+                <w:sz w:val="12"/>
+              </w:rPr>
+              <w:t>0</w:t>
+            </w:r>
+          </w:p>
+        </w:tc>
+        <w:tc>
+          <w:tcPr>
+            <w:tcW w:type="dxa" w:w="4819"/>
+            <w:vAlign w:val="center"/>
+          </w:tcPr>
+          <w:p>
+            <w:pPr>
+              <w:jc w:val="center"/>
+            </w:pPr>
+            <w:r>
+              <w:rPr>
+                <w:rFonts w:ascii="DejaVu Sans" w:hAnsi="DejaVu Sans"/>
+                <w:sz w:val="12"/>
+              </w:rPr>
+              <w:t>0.000</w:t>
             </w:r>
           </w:p>
         </w:tc>
